--- a/Fase 1/Evidencias Individuales/Hidalgo_Manuel_1.3_APT122_AutoevaluaciónFase1.docx
+++ b/Fase 1/Evidencias Individuales/Hidalgo_Manuel_1.3_APT122_AutoevaluaciónFase1.docx
@@ -1,7 +1,16 @@
 
 <file path=word/document.xml><?xml version="1.0" encoding="utf-8"?>
-<w:document xmlns:wpc="http://schemas.microsoft.com/office/word/2010/wordprocessingCanvas" xmlns:cx="http://schemas.microsoft.com/office/drawing/2014/chartex" xmlns:cx1="http://schemas.microsoft.com/office/drawing/2015/9/8/chartex" xmlns:cx2="http://schemas.microsoft.com/office/drawing/2015/10/21/chartex" xmlns:cx3="http://schemas.microsoft.com/office/drawing/2016/5/9/chartex" xmlns:cx4="http://schemas.microsoft.com/office/drawing/2016/5/10/chartex" xmlns:cx5="http://schemas.microsoft.com/office/drawing/2016/5/11/chartex" xmlns:cx6="http://schemas.microsoft.com/office/drawing/2016/5/12/chartex" xmlns:cx7="http://schemas.microsoft.com/office/drawing/2016/5/13/chartex" xmlns:cx8="http://schemas.microsoft.com/office/drawing/2016/5/14/chartex" xmlns:mc="http://schemas.openxmlformats.org/markup-compatibility/2006" xmlns:aink="http://schemas.microsoft.com/office/drawing/2016/ink" xmlns:am3d="http://schemas.microsoft.com/office/drawing/2017/model3d" xmlns:o="urn:schemas-microsoft-com:office:office" xmlns:oel="http://schemas.microsoft.com/office/2019/extlst" xmlns:r="http://schemas.openxmlformats.org/officeDocument/2006/relationships" xmlns:m="http://schemas.openxmlformats.org/officeDocument/2006/math" xmlns:v="urn:schemas-microsoft-com:vml" xmlns:wp14="http://schemas.microsoft.com/office/word/2010/wordprocessingDrawing" xmlns:wp="http://schemas.openxmlformats.org/drawingml/2006/wordprocessingDrawing" xmlns:w10="urn:schemas-microsoft-com:office:word" xmlns:w="http://schemas.openxmlformats.org/wordprocessingml/2006/main" xmlns:w14="http://schemas.microsoft.com/office/word/2010/wordml" xmlns:w15="http://schemas.microsoft.com/office/word/2012/wordml" xmlns:w16cex="http://schemas.microsoft.com/office/word/2018/wordml/cex" xmlns:w16cid="http://schemas.microsoft.com/office/word/2016/wordml/cid" xmlns:w16="http://schemas.microsoft.com/office/word/2018/wordml" xmlns:w16sdtdh="http://schemas.microsoft.com/office/word/2020/wordml/sdtdatahash" xmlns:w16se="http://schemas.microsoft.com/office/word/2015/wordml/symex" xmlns:wpg="http://schemas.microsoft.com/office/word/2010/wordprocessingGroup" xmlns:wpi="http://schemas.microsoft.com/office/word/2010/wordprocessingInk" xmlns:wne="http://schemas.microsoft.com/office/word/2006/wordml" xmlns:wps="http://schemas.microsoft.com/office/word/2010/wordprocessingShape" mc:Ignorable="w14 w15 w16se w16cid w16 w16cex w16sdtdh wp14">
+<w:document xmlns:wpc="http://schemas.microsoft.com/office/word/2010/wordprocessingCanvas" xmlns:cx="http://schemas.microsoft.com/office/drawing/2014/chartex" xmlns:cx1="http://schemas.microsoft.com/office/drawing/2015/9/8/chartex" xmlns:cx2="http://schemas.microsoft.com/office/drawing/2015/10/21/chartex" xmlns:cx3="http://schemas.microsoft.com/office/drawing/2016/5/9/chartex" xmlns:cx4="http://schemas.microsoft.com/office/drawing/2016/5/10/chartex" xmlns:cx5="http://schemas.microsoft.com/office/drawing/2016/5/11/chartex" xmlns:cx6="http://schemas.microsoft.com/office/drawing/2016/5/12/chartex" xmlns:cx7="http://schemas.microsoft.com/office/drawing/2016/5/13/chartex" xmlns:cx8="http://schemas.microsoft.com/office/drawing/2016/5/14/chartex" xmlns:mc="http://schemas.openxmlformats.org/markup-compatibility/2006" xmlns:aink="http://schemas.microsoft.com/office/drawing/2016/ink" xmlns:am3d="http://schemas.microsoft.com/office/drawing/2017/model3d" xmlns:o="urn:schemas-microsoft-com:office:office" xmlns:oel="http://schemas.microsoft.com/office/2019/extlst" xmlns:r="http://schemas.openxmlformats.org/officeDocument/2006/relationships" xmlns:m="http://schemas.openxmlformats.org/officeDocument/2006/math" xmlns:v="urn:schemas-microsoft-com:vml" xmlns:wp14="http://schemas.microsoft.com/office/word/2010/wordprocessingDrawing" xmlns:wp="http://schemas.openxmlformats.org/drawingml/2006/wordprocessingDrawing" xmlns:w10="urn:schemas-microsoft-com:office:word" xmlns:w="http://schemas.openxmlformats.org/wordprocessingml/2006/main" xmlns:w14="http://schemas.microsoft.com/office/word/2010/wordml" xmlns:w15="http://schemas.microsoft.com/office/word/2012/wordml" xmlns:w16cex="http://schemas.microsoft.com/office/word/2018/wordml/cex" xmlns:w16cid="http://schemas.microsoft.com/office/word/2016/wordml/cid" xmlns:w16="http://schemas.microsoft.com/office/word/2018/wordml" xmlns:w16du="http://schemas.microsoft.com/office/word/2023/wordml/word16du" xmlns:w16sdtdh="http://schemas.microsoft.com/office/word/2020/wordml/sdtdatahash" xmlns:w16sdtfl="http://schemas.microsoft.com/office/word/2024/wordml/sdtformatlock" xmlns:w16se="http://schemas.microsoft.com/office/word/2015/wordml/symex" xmlns:wpg="http://schemas.microsoft.com/office/word/2010/wordprocessingGroup" xmlns:wpi="http://schemas.microsoft.com/office/word/2010/wordprocessingInk" xmlns:wne="http://schemas.microsoft.com/office/word/2006/wordml" xmlns:wps="http://schemas.microsoft.com/office/word/2010/wordprocessingShape" mc:Ignorable="w14 w15 w16se w16cid w16 w16cex w16sdtdh w16sdtfl w16du wp14">
   <w:body>
+    <w:p>
+      <w:pPr>
+        <w:pStyle w:val="Sinespaciado"/>
+        <w:spacing w:before="1540" w:after="240"/>
+        <w:rPr>
+          <w:color w:val="5B9BD5" w:themeColor="accent1"/>
+        </w:rPr>
+      </w:pPr>
+    </w:p>
     <w:p>
       <w:pPr>
         <w:rPr>
@@ -294,7 +303,6 @@
         <w:tc>
           <w:tcPr>
             <w:tcW w:w="706" w:type="pct"/>
-            <w:shd w:val="clear" w:color="auto" w:fill="auto"/>
             <w:vAlign w:val="center"/>
           </w:tcPr>
           <w:p>
@@ -327,7 +335,6 @@
         <w:tc>
           <w:tcPr>
             <w:tcW w:w="2401" w:type="pct"/>
-            <w:shd w:val="clear" w:color="auto" w:fill="auto"/>
             <w:vAlign w:val="center"/>
           </w:tcPr>
           <w:p>
@@ -1085,6 +1092,7 @@
                 <w:color w:val="3B3838" w:themeColor="background2" w:themeShade="40"/>
                 <w:lang w:eastAsia="ja-JP"/>
               </w:rPr>
+              <w:lastRenderedPageBreak/>
               <w:t>Diseña una propuesta de proyecto que considera los intereses profesionales y la integración de competencias del perfil de egreso.</w:t>
             </w:r>
           </w:p>
@@ -1112,6 +1120,7 @@
                 <w:bCs/>
                 <w:color w:val="3B3838" w:themeColor="background2" w:themeShade="40"/>
               </w:rPr>
+              <w:lastRenderedPageBreak/>
               <w:t>IL 1.1</w:t>
             </w:r>
           </w:p>
@@ -1133,6 +1142,7 @@
                 <w:rFonts w:asciiTheme="minorHAnsi" w:eastAsiaTheme="minorEastAsia" w:hAnsiTheme="minorHAnsi" w:cstheme="minorBidi"/>
                 <w:color w:val="3B3838" w:themeColor="background2" w:themeShade="40"/>
               </w:rPr>
+              <w:lastRenderedPageBreak/>
               <w:t>Fundamenta el Proyecto APT considerando intereses profesionales, competencias del perfil de egreso, factibilidad y relevancia.</w:t>
             </w:r>
           </w:p>
@@ -1160,6 +1170,7 @@
                 <w:rFonts w:asciiTheme="minorHAnsi" w:eastAsiaTheme="minorEastAsia" w:hAnsiTheme="minorHAnsi" w:cstheme="minorBidi"/>
                 <w:color w:val="3B3838" w:themeColor="background2" w:themeShade="40"/>
               </w:rPr>
+              <w:lastRenderedPageBreak/>
               <w:t>1. Describe brevemente en qué consiste el Proyecto APT, justificando su relevancia para el campo laboral de su carrera.</w:t>
             </w:r>
           </w:p>
@@ -2747,6 +2758,7 @@
                 <w:bCs/>
                 <w:color w:val="FFFFFF" w:themeColor="background1"/>
               </w:rPr>
+              <w:lastRenderedPageBreak/>
               <w:t>Total</w:t>
             </w:r>
           </w:p>
@@ -9024,15 +9036,7 @@
                 <w:color w:val="000000" w:themeColor="text1"/>
                 <w:lang w:eastAsia="es-CL"/>
               </w:rPr>
-              <w:t xml:space="preserve">12.  </w:t>
-            </w:r>
-            <w:r>
-              <w:rPr>
-                <w:rFonts w:asciiTheme="minorHAnsi" w:eastAsiaTheme="minorEastAsia" w:hAnsiTheme="minorHAnsi" w:cstheme="minorBidi"/>
-                <w:color w:val="000000" w:themeColor="text1"/>
-                <w:lang w:eastAsia="es-CL"/>
-              </w:rPr>
-              <w:t xml:space="preserve">Redacta el </w:t>
+              <w:t xml:space="preserve">12.  Redacta el </w:t>
             </w:r>
             <w:proofErr w:type="spellStart"/>
             <w:proofErr w:type="gramStart"/>
@@ -9321,12 +9325,2747 @@
         </w:rPr>
       </w:pPr>
     </w:p>
+    <w:p>
+      <w:pPr>
+        <w:rPr>
+          <w:rFonts w:asciiTheme="minorHAnsi" w:eastAsiaTheme="minorEastAsia" w:hAnsiTheme="minorHAnsi" w:cstheme="minorBidi"/>
+          <w:color w:val="000000"/>
+          <w:sz w:val="22"/>
+          <w:szCs w:val="22"/>
+          <w:u w:val="single"/>
+        </w:rPr>
+      </w:pPr>
+    </w:p>
+    <w:p>
+      <w:pPr>
+        <w:rPr>
+          <w:rFonts w:asciiTheme="minorHAnsi" w:eastAsiaTheme="minorEastAsia" w:hAnsiTheme="minorHAnsi" w:cstheme="minorBidi"/>
+          <w:color w:val="000000"/>
+          <w:sz w:val="22"/>
+          <w:szCs w:val="22"/>
+          <w:u w:val="single"/>
+        </w:rPr>
+      </w:pPr>
+    </w:p>
+    <w:p>
+      <w:pPr>
+        <w:rPr>
+          <w:rFonts w:asciiTheme="minorHAnsi" w:eastAsiaTheme="minorEastAsia" w:hAnsiTheme="minorHAnsi" w:cstheme="minorBidi"/>
+          <w:color w:val="000000"/>
+          <w:sz w:val="22"/>
+          <w:szCs w:val="22"/>
+          <w:u w:val="single"/>
+        </w:rPr>
+      </w:pPr>
+    </w:p>
+    <w:p>
+      <w:pPr>
+        <w:rPr>
+          <w:rFonts w:asciiTheme="minorHAnsi" w:eastAsiaTheme="minorEastAsia" w:hAnsiTheme="minorHAnsi" w:cstheme="minorBidi"/>
+          <w:color w:val="000000"/>
+          <w:sz w:val="22"/>
+          <w:szCs w:val="22"/>
+          <w:u w:val="single"/>
+        </w:rPr>
+      </w:pPr>
+    </w:p>
+    <w:p>
+      <w:pPr>
+        <w:rPr>
+          <w:rFonts w:asciiTheme="minorHAnsi" w:eastAsiaTheme="minorEastAsia" w:hAnsiTheme="minorHAnsi" w:cstheme="minorBidi"/>
+          <w:color w:val="000000"/>
+          <w:sz w:val="22"/>
+          <w:szCs w:val="22"/>
+          <w:u w:val="single"/>
+        </w:rPr>
+      </w:pPr>
+    </w:p>
+    <w:p>
+      <w:pPr>
+        <w:rPr>
+          <w:rFonts w:asciiTheme="minorHAnsi" w:eastAsiaTheme="minorEastAsia" w:hAnsiTheme="minorHAnsi" w:cstheme="minorBidi"/>
+          <w:color w:val="000000"/>
+          <w:sz w:val="22"/>
+          <w:szCs w:val="22"/>
+          <w:u w:val="single"/>
+        </w:rPr>
+      </w:pPr>
+    </w:p>
+    <w:p>
+      <w:pPr>
+        <w:rPr>
+          <w:rFonts w:asciiTheme="minorHAnsi" w:eastAsiaTheme="minorEastAsia" w:hAnsiTheme="minorHAnsi" w:cstheme="minorBidi"/>
+          <w:color w:val="000000"/>
+          <w:sz w:val="22"/>
+          <w:szCs w:val="22"/>
+          <w:u w:val="single"/>
+        </w:rPr>
+      </w:pPr>
+    </w:p>
+    <w:p>
+      <w:pPr>
+        <w:rPr>
+          <w:rFonts w:asciiTheme="minorHAnsi" w:eastAsiaTheme="minorEastAsia" w:hAnsiTheme="minorHAnsi" w:cstheme="minorBidi"/>
+          <w:color w:val="000000"/>
+          <w:sz w:val="22"/>
+          <w:szCs w:val="22"/>
+          <w:u w:val="single"/>
+        </w:rPr>
+      </w:pPr>
+    </w:p>
+    <w:p>
+      <w:pPr>
+        <w:rPr>
+          <w:rFonts w:asciiTheme="minorHAnsi" w:eastAsiaTheme="minorEastAsia" w:hAnsiTheme="minorHAnsi" w:cstheme="minorBidi"/>
+          <w:color w:val="000000"/>
+          <w:sz w:val="22"/>
+          <w:szCs w:val="22"/>
+          <w:u w:val="single"/>
+        </w:rPr>
+      </w:pPr>
+    </w:p>
+    <w:p>
+      <w:pPr>
+        <w:rPr>
+          <w:rFonts w:asciiTheme="minorHAnsi" w:eastAsiaTheme="minorEastAsia" w:hAnsiTheme="minorHAnsi" w:cstheme="minorBidi"/>
+          <w:color w:val="000000"/>
+          <w:sz w:val="22"/>
+          <w:szCs w:val="22"/>
+          <w:u w:val="single"/>
+        </w:rPr>
+      </w:pPr>
+    </w:p>
+    <w:p>
+      <w:pPr>
+        <w:rPr>
+          <w:rFonts w:asciiTheme="minorHAnsi" w:eastAsiaTheme="minorEastAsia" w:hAnsiTheme="minorHAnsi" w:cstheme="minorBidi"/>
+          <w:color w:val="000000"/>
+          <w:sz w:val="22"/>
+          <w:szCs w:val="22"/>
+          <w:u w:val="single"/>
+        </w:rPr>
+      </w:pPr>
+    </w:p>
+    <w:p>
+      <w:pPr>
+        <w:rPr>
+          <w:rFonts w:asciiTheme="minorHAnsi" w:eastAsiaTheme="minorEastAsia" w:hAnsiTheme="minorHAnsi" w:cstheme="minorBidi"/>
+          <w:color w:val="000000"/>
+          <w:sz w:val="22"/>
+          <w:szCs w:val="22"/>
+          <w:u w:val="single"/>
+        </w:rPr>
+      </w:pPr>
+    </w:p>
+    <w:p>
+      <w:pPr>
+        <w:rPr>
+          <w:rFonts w:asciiTheme="minorHAnsi" w:eastAsiaTheme="minorEastAsia" w:hAnsiTheme="minorHAnsi" w:cstheme="minorBidi"/>
+          <w:color w:val="000000"/>
+          <w:sz w:val="22"/>
+          <w:szCs w:val="22"/>
+          <w:u w:val="single"/>
+        </w:rPr>
+      </w:pPr>
+    </w:p>
+    <w:p>
+      <w:pPr>
+        <w:rPr>
+          <w:rFonts w:asciiTheme="minorHAnsi" w:eastAsiaTheme="minorEastAsia" w:hAnsiTheme="minorHAnsi" w:cstheme="minorBidi"/>
+          <w:color w:val="000000"/>
+          <w:sz w:val="22"/>
+          <w:szCs w:val="22"/>
+          <w:u w:val="single"/>
+        </w:rPr>
+      </w:pPr>
+    </w:p>
+    <w:p>
+      <w:pPr>
+        <w:rPr>
+          <w:rFonts w:asciiTheme="minorHAnsi" w:eastAsiaTheme="minorEastAsia" w:hAnsiTheme="minorHAnsi" w:cstheme="minorBidi"/>
+          <w:color w:val="000000"/>
+          <w:sz w:val="22"/>
+          <w:szCs w:val="22"/>
+          <w:u w:val="single"/>
+        </w:rPr>
+      </w:pPr>
+    </w:p>
+    <w:p>
+      <w:pPr>
+        <w:rPr>
+          <w:rFonts w:asciiTheme="minorHAnsi" w:eastAsiaTheme="minorEastAsia" w:hAnsiTheme="minorHAnsi" w:cstheme="minorBidi"/>
+          <w:color w:val="000000"/>
+          <w:sz w:val="22"/>
+          <w:szCs w:val="22"/>
+          <w:u w:val="single"/>
+        </w:rPr>
+      </w:pPr>
+    </w:p>
+    <w:p>
+      <w:pPr>
+        <w:rPr>
+          <w:rFonts w:asciiTheme="minorHAnsi" w:eastAsiaTheme="minorEastAsia" w:hAnsiTheme="minorHAnsi" w:cstheme="minorBidi"/>
+          <w:color w:val="000000"/>
+          <w:sz w:val="22"/>
+          <w:szCs w:val="22"/>
+          <w:u w:val="single"/>
+        </w:rPr>
+      </w:pPr>
+    </w:p>
+    <w:p>
+      <w:pPr>
+        <w:rPr>
+          <w:rFonts w:asciiTheme="minorHAnsi" w:eastAsiaTheme="minorEastAsia" w:hAnsiTheme="minorHAnsi" w:cstheme="minorBidi"/>
+          <w:color w:val="000000"/>
+          <w:sz w:val="22"/>
+          <w:szCs w:val="22"/>
+          <w:u w:val="single"/>
+        </w:rPr>
+      </w:pPr>
+    </w:p>
+    <w:p>
+      <w:pPr>
+        <w:rPr>
+          <w:rFonts w:asciiTheme="minorHAnsi" w:eastAsiaTheme="minorEastAsia" w:hAnsiTheme="minorHAnsi" w:cstheme="minorBidi"/>
+          <w:color w:val="000000"/>
+          <w:sz w:val="22"/>
+          <w:szCs w:val="22"/>
+          <w:u w:val="single"/>
+        </w:rPr>
+      </w:pPr>
+    </w:p>
+    <w:p>
+      <w:pPr>
+        <w:rPr>
+          <w:rFonts w:asciiTheme="minorHAnsi" w:eastAsiaTheme="minorEastAsia" w:hAnsiTheme="minorHAnsi" w:cstheme="minorBidi"/>
+          <w:color w:val="000000"/>
+          <w:sz w:val="22"/>
+          <w:szCs w:val="22"/>
+          <w:u w:val="single"/>
+        </w:rPr>
+      </w:pPr>
+    </w:p>
+    <w:p>
+      <w:pPr>
+        <w:rPr>
+          <w:rFonts w:asciiTheme="minorHAnsi" w:eastAsiaTheme="minorEastAsia" w:hAnsiTheme="minorHAnsi" w:cstheme="minorBidi"/>
+          <w:color w:val="000000"/>
+          <w:sz w:val="22"/>
+          <w:szCs w:val="22"/>
+          <w:u w:val="single"/>
+        </w:rPr>
+      </w:pPr>
+    </w:p>
+    <w:p>
+      <w:pPr>
+        <w:rPr>
+          <w:rFonts w:asciiTheme="minorHAnsi" w:eastAsiaTheme="minorEastAsia" w:hAnsiTheme="minorHAnsi" w:cstheme="minorBidi"/>
+          <w:color w:val="000000"/>
+          <w:sz w:val="22"/>
+          <w:szCs w:val="22"/>
+          <w:u w:val="single"/>
+        </w:rPr>
+      </w:pPr>
+    </w:p>
+    <w:p>
+      <w:pPr>
+        <w:rPr>
+          <w:rFonts w:asciiTheme="minorHAnsi" w:eastAsiaTheme="minorEastAsia" w:hAnsiTheme="minorHAnsi" w:cstheme="minorBidi"/>
+          <w:color w:val="000000"/>
+          <w:sz w:val="22"/>
+          <w:szCs w:val="22"/>
+          <w:u w:val="single"/>
+        </w:rPr>
+      </w:pPr>
+    </w:p>
+    <w:p>
+      <w:pPr>
+        <w:rPr>
+          <w:rFonts w:asciiTheme="minorHAnsi" w:eastAsiaTheme="minorEastAsia" w:hAnsiTheme="minorHAnsi" w:cstheme="minorBidi"/>
+          <w:color w:val="000000"/>
+          <w:sz w:val="22"/>
+          <w:szCs w:val="22"/>
+          <w:u w:val="single"/>
+        </w:rPr>
+      </w:pPr>
+    </w:p>
+    <w:p>
+      <w:pPr>
+        <w:rPr>
+          <w:rFonts w:asciiTheme="minorHAnsi" w:eastAsiaTheme="minorEastAsia" w:hAnsiTheme="minorHAnsi" w:cstheme="minorBidi"/>
+          <w:color w:val="000000"/>
+          <w:sz w:val="22"/>
+          <w:szCs w:val="22"/>
+          <w:u w:val="single"/>
+        </w:rPr>
+      </w:pPr>
+    </w:p>
+    <w:p>
+      <w:pPr>
+        <w:rPr>
+          <w:rFonts w:asciiTheme="minorHAnsi" w:eastAsiaTheme="minorEastAsia" w:hAnsiTheme="minorHAnsi" w:cstheme="minorBidi"/>
+          <w:b/>
+          <w:bCs/>
+          <w:color w:val="000000"/>
+          <w:sz w:val="22"/>
+          <w:szCs w:val="22"/>
+          <w:lang w:val="es-CL"/>
+        </w:rPr>
+      </w:pPr>
+    </w:p>
+    <w:p>
+      <w:pPr>
+        <w:rPr>
+          <w:rFonts w:asciiTheme="minorHAnsi" w:eastAsiaTheme="minorEastAsia" w:hAnsiTheme="minorHAnsi" w:cstheme="minorBidi"/>
+          <w:b/>
+          <w:bCs/>
+          <w:color w:val="000000"/>
+          <w:sz w:val="22"/>
+          <w:szCs w:val="22"/>
+          <w:lang w:val="es-CL"/>
+        </w:rPr>
+      </w:pPr>
+    </w:p>
+    <w:p>
+      <w:pPr>
+        <w:rPr>
+          <w:rFonts w:asciiTheme="minorHAnsi" w:eastAsiaTheme="minorEastAsia" w:hAnsiTheme="minorHAnsi" w:cstheme="minorBidi"/>
+          <w:b/>
+          <w:bCs/>
+          <w:color w:val="000000"/>
+          <w:sz w:val="22"/>
+          <w:szCs w:val="22"/>
+          <w:lang w:val="es-CL"/>
+        </w:rPr>
+      </w:pPr>
+    </w:p>
+    <w:sdt>
+      <w:sdtPr>
+        <w:rPr>
+          <w:color w:val="5B9BD5" w:themeColor="accent1"/>
+        </w:rPr>
+        <w:id w:val="1893616434"/>
+        <w:docPartObj>
+          <w:docPartGallery w:val="Cover Pages"/>
+          <w:docPartUnique/>
+        </w:docPartObj>
+      </w:sdtPr>
+      <w:sdtEndPr>
+        <w:rPr>
+          <w:b/>
+          <w:bCs/>
+          <w:color w:val="000000"/>
+          <w:lang w:eastAsia="es-ES"/>
+        </w:rPr>
+      </w:sdtEndPr>
+      <w:sdtContent>
+        <w:p>
+          <w:pPr>
+            <w:pStyle w:val="Sinespaciado"/>
+            <w:spacing w:before="1540" w:after="240"/>
+            <w:jc w:val="center"/>
+            <w:rPr>
+              <w:color w:val="5B9BD5" w:themeColor="accent1"/>
+            </w:rPr>
+          </w:pPr>
+          <w:r>
+            <w:rPr>
+              <w:noProof/>
+              <w:color w:val="5B9BD5" w:themeColor="accent1"/>
+            </w:rPr>
+            <w:drawing>
+              <wp:inline distT="0" distB="0" distL="0" distR="0" wp14:anchorId="1136E4FA" wp14:editId="01FAF9CE">
+                <wp:extent cx="1417320" cy="750898"/>
+                <wp:effectExtent l="0" t="0" r="0" b="0"/>
+                <wp:docPr id="1133864099" name="Imagen 144"/>
+                <wp:cNvGraphicFramePr>
+                  <a:graphicFrameLocks xmlns:a="http://schemas.openxmlformats.org/drawingml/2006/main" noChangeAspect="1"/>
+                </wp:cNvGraphicFramePr>
+                <a:graphic xmlns:a="http://schemas.openxmlformats.org/drawingml/2006/main">
+                  <a:graphicData uri="http://schemas.openxmlformats.org/drawingml/2006/picture">
+                    <pic:pic xmlns:pic="http://schemas.openxmlformats.org/drawingml/2006/picture">
+                      <pic:nvPicPr>
+                        <pic:cNvPr id="3" name="t55.png"/>
+                        <pic:cNvPicPr/>
+                      </pic:nvPicPr>
+                      <pic:blipFill>
+                        <a:blip r:embed="rId12" cstate="print">
+                          <a:duotone>
+                            <a:schemeClr val="accent1">
+                              <a:shade val="45000"/>
+                              <a:satMod val="135000"/>
+                            </a:schemeClr>
+                            <a:prstClr val="white"/>
+                          </a:duotone>
+                          <a:extLst>
+                            <a:ext uri="{28A0092B-C50C-407E-A947-70E740481C1C}">
+                              <a14:useLocalDpi xmlns:a14="http://schemas.microsoft.com/office/drawing/2010/main" val="0"/>
+                            </a:ext>
+                          </a:extLst>
+                        </a:blip>
+                        <a:stretch>
+                          <a:fillRect/>
+                        </a:stretch>
+                      </pic:blipFill>
+                      <pic:spPr>
+                        <a:xfrm>
+                          <a:off x="0" y="0"/>
+                          <a:ext cx="1417320" cy="750898"/>
+                        </a:xfrm>
+                        <a:prstGeom prst="rect">
+                          <a:avLst/>
+                        </a:prstGeom>
+                        <a:noFill/>
+                        <a:ln>
+                          <a:noFill/>
+                        </a:ln>
+                      </pic:spPr>
+                    </pic:pic>
+                  </a:graphicData>
+                </a:graphic>
+              </wp:inline>
+            </w:drawing>
+          </w:r>
+        </w:p>
+        <w:sdt>
+          <w:sdtPr>
+            <w:rPr>
+              <w:rFonts w:asciiTheme="majorHAnsi" w:eastAsiaTheme="majorEastAsia" w:hAnsiTheme="majorHAnsi" w:cstheme="majorBidi"/>
+              <w:caps/>
+              <w:color w:val="5B9BD5" w:themeColor="accent1"/>
+              <w:sz w:val="72"/>
+              <w:szCs w:val="72"/>
+            </w:rPr>
+            <w:alias w:val="Título"/>
+            <w:tag w:val=""/>
+            <w:id w:val="141399673"/>
+            <w:placeholder>
+              <w:docPart w:val="2ED26790D2EB4E3E99B6966EC948CA8C"/>
+            </w:placeholder>
+            <w:dataBinding w:prefixMappings="xmlns:ns0='http://purl.org/dc/elements/1.1/' xmlns:ns1='http://schemas.openxmlformats.org/package/2006/metadata/core-properties' " w:xpath="/ns1:coreProperties[1]/ns0:title[1]" w:storeItemID="{6C3C8BC8-F283-45AE-878A-BAB7291924A1}"/>
+            <w:text/>
+          </w:sdtPr>
+          <w:sdtEndPr>
+            <w:rPr>
+              <w:sz w:val="80"/>
+              <w:szCs w:val="80"/>
+            </w:rPr>
+          </w:sdtEndPr>
+          <w:sdtContent>
+            <w:p>
+              <w:pPr>
+                <w:pStyle w:val="Sinespaciado"/>
+                <w:pBdr>
+                  <w:top w:val="single" w:sz="6" w:space="6" w:color="5B9BD5" w:themeColor="accent1"/>
+                  <w:bottom w:val="single" w:sz="6" w:space="6" w:color="5B9BD5" w:themeColor="accent1"/>
+                </w:pBdr>
+                <w:spacing w:after="240"/>
+                <w:jc w:val="center"/>
+                <w:rPr>
+                  <w:rFonts w:asciiTheme="majorHAnsi" w:eastAsiaTheme="majorEastAsia" w:hAnsiTheme="majorHAnsi" w:cstheme="majorBidi"/>
+                  <w:caps/>
+                  <w:color w:val="5B9BD5" w:themeColor="accent1"/>
+                  <w:sz w:val="80"/>
+                  <w:szCs w:val="80"/>
+                </w:rPr>
+              </w:pPr>
+              <w:r>
+                <w:rPr>
+                  <w:rFonts w:asciiTheme="majorHAnsi" w:eastAsiaTheme="majorEastAsia" w:hAnsiTheme="majorHAnsi" w:cstheme="majorBidi"/>
+                  <w:caps/>
+                  <w:color w:val="5B9BD5" w:themeColor="accent1"/>
+                  <w:sz w:val="72"/>
+                  <w:szCs w:val="72"/>
+                </w:rPr>
+                <w:t>SPOTTERFIT</w:t>
+              </w:r>
+            </w:p>
+          </w:sdtContent>
+        </w:sdt>
+        <w:sdt>
+          <w:sdtPr>
+            <w:rPr>
+              <w:color w:val="5B9BD5" w:themeColor="accent1"/>
+              <w:sz w:val="28"/>
+              <w:szCs w:val="28"/>
+            </w:rPr>
+            <w:alias w:val="Subtítulo"/>
+            <w:tag w:val=""/>
+            <w:id w:val="-95795533"/>
+            <w:placeholder>
+              <w:docPart w:val="6AC283CCC8AF4F498913DBBF91D53E65"/>
+            </w:placeholder>
+            <w:dataBinding w:prefixMappings="xmlns:ns0='http://purl.org/dc/elements/1.1/' xmlns:ns1='http://schemas.openxmlformats.org/package/2006/metadata/core-properties' " w:xpath="/ns1:coreProperties[1]/ns0:subject[1]" w:storeItemID="{6C3C8BC8-F283-45AE-878A-BAB7291924A1}"/>
+            <w:text/>
+          </w:sdtPr>
+          <w:sdtContent>
+            <w:p>
+              <w:pPr>
+                <w:pStyle w:val="Sinespaciado"/>
+                <w:jc w:val="center"/>
+                <w:rPr>
+                  <w:color w:val="5B9BD5" w:themeColor="accent1"/>
+                  <w:sz w:val="28"/>
+                  <w:szCs w:val="28"/>
+                </w:rPr>
+              </w:pPr>
+              <w:r>
+                <w:rPr>
+                  <w:color w:val="5B9BD5" w:themeColor="accent1"/>
+                  <w:sz w:val="28"/>
+                  <w:szCs w:val="28"/>
+                </w:rPr>
+                <w:t>IA PARA TU ENTRENAMIENTO</w:t>
+              </w:r>
+            </w:p>
+          </w:sdtContent>
+        </w:sdt>
+        <w:p>
+          <w:pPr>
+            <w:pStyle w:val="Sinespaciado"/>
+            <w:spacing w:before="480"/>
+            <w:jc w:val="center"/>
+            <w:rPr>
+              <w:color w:val="5B9BD5" w:themeColor="accent1"/>
+            </w:rPr>
+          </w:pPr>
+          <w:r>
+            <w:rPr>
+              <w:noProof/>
+              <w:color w:val="5B9BD5" w:themeColor="accent1"/>
+            </w:rPr>
+            <w:drawing>
+              <wp:inline distT="0" distB="0" distL="0" distR="0" wp14:anchorId="5980DDEC" wp14:editId="65841AC8">
+                <wp:extent cx="758952" cy="478932"/>
+                <wp:effectExtent l="0" t="0" r="3175" b="0"/>
+                <wp:docPr id="1310874900" name="Imagen 147"/>
+                <wp:cNvGraphicFramePr>
+                  <a:graphicFrameLocks xmlns:a="http://schemas.openxmlformats.org/drawingml/2006/main" noChangeAspect="1"/>
+                </wp:cNvGraphicFramePr>
+                <a:graphic xmlns:a="http://schemas.openxmlformats.org/drawingml/2006/main">
+                  <a:graphicData uri="http://schemas.openxmlformats.org/drawingml/2006/picture">
+                    <pic:pic xmlns:pic="http://schemas.openxmlformats.org/drawingml/2006/picture">
+                      <pic:nvPicPr>
+                        <pic:cNvPr id="9" name="roco bottom.png"/>
+                        <pic:cNvPicPr/>
+                      </pic:nvPicPr>
+                      <pic:blipFill>
+                        <a:blip r:embed="rId13" cstate="print">
+                          <a:duotone>
+                            <a:schemeClr val="accent1">
+                              <a:shade val="45000"/>
+                              <a:satMod val="135000"/>
+                            </a:schemeClr>
+                            <a:prstClr val="white"/>
+                          </a:duotone>
+                          <a:extLst>
+                            <a:ext uri="{28A0092B-C50C-407E-A947-70E740481C1C}">
+                              <a14:useLocalDpi xmlns:a14="http://schemas.microsoft.com/office/drawing/2010/main" val="0"/>
+                            </a:ext>
+                          </a:extLst>
+                        </a:blip>
+                        <a:stretch>
+                          <a:fillRect/>
+                        </a:stretch>
+                      </pic:blipFill>
+                      <pic:spPr>
+                        <a:xfrm>
+                          <a:off x="0" y="0"/>
+                          <a:ext cx="758952" cy="478932"/>
+                        </a:xfrm>
+                        <a:prstGeom prst="rect">
+                          <a:avLst/>
+                        </a:prstGeom>
+                      </pic:spPr>
+                    </pic:pic>
+                  </a:graphicData>
+                </a:graphic>
+              </wp:inline>
+            </w:drawing>
+          </w:r>
+        </w:p>
+        <w:p>
+          <w:pPr>
+            <w:spacing w:after="160" w:line="259" w:lineRule="auto"/>
+            <w:rPr>
+              <w:rFonts w:asciiTheme="minorHAnsi" w:eastAsiaTheme="minorEastAsia" w:hAnsiTheme="minorHAnsi" w:cstheme="minorBidi"/>
+              <w:b/>
+              <w:bCs/>
+              <w:color w:val="000000"/>
+              <w:sz w:val="22"/>
+              <w:szCs w:val="22"/>
+              <w:lang w:val="es-CL"/>
+            </w:rPr>
+          </w:pPr>
+          <w:r>
+            <w:rPr>
+              <w:rFonts w:asciiTheme="minorHAnsi" w:eastAsiaTheme="minorEastAsia" w:hAnsiTheme="minorHAnsi" w:cstheme="minorBidi"/>
+              <w:b/>
+              <w:bCs/>
+              <w:color w:val="000000"/>
+              <w:sz w:val="22"/>
+              <w:szCs w:val="22"/>
+              <w:lang w:val="es-CL"/>
+            </w:rPr>
+            <w:br w:type="page"/>
+          </w:r>
+        </w:p>
+      </w:sdtContent>
+    </w:sdt>
+    <w:p>
+      <w:pPr>
+        <w:rPr>
+          <w:rFonts w:asciiTheme="minorHAnsi" w:eastAsiaTheme="minorEastAsia" w:hAnsiTheme="minorHAnsi" w:cstheme="minorBidi"/>
+          <w:b/>
+          <w:bCs/>
+          <w:color w:val="000000"/>
+          <w:sz w:val="22"/>
+          <w:szCs w:val="22"/>
+          <w:lang w:val="es-CL"/>
+        </w:rPr>
+      </w:pPr>
+    </w:p>
+    <w:p>
+      <w:pPr>
+        <w:rPr>
+          <w:rFonts w:ascii="Arial" w:eastAsiaTheme="minorEastAsia" w:hAnsi="Arial" w:cs="Arial"/>
+          <w:b/>
+          <w:bCs/>
+          <w:color w:val="000000"/>
+          <w:sz w:val="24"/>
+          <w:szCs w:val="24"/>
+          <w:lang w:val="es-CL"/>
+        </w:rPr>
+      </w:pPr>
+      <w:r>
+        <w:rPr>
+          <w:rFonts w:ascii="Arial" w:eastAsiaTheme="minorEastAsia" w:hAnsi="Arial" w:cs="Arial"/>
+          <w:b/>
+          <w:bCs/>
+          <w:color w:val="000000"/>
+          <w:sz w:val="24"/>
+          <w:szCs w:val="24"/>
+          <w:lang w:val="es-CL"/>
+        </w:rPr>
+        <w:t>1. Descripción del Proyecto APT</w:t>
+      </w:r>
+    </w:p>
+    <w:p>
+      <w:pPr>
+        <w:rPr>
+          <w:rFonts w:ascii="Arial" w:eastAsiaTheme="minorEastAsia" w:hAnsi="Arial" w:cs="Arial"/>
+          <w:color w:val="000000"/>
+          <w:sz w:val="24"/>
+          <w:szCs w:val="24"/>
+          <w:lang w:val="es-CL"/>
+        </w:rPr>
+      </w:pPr>
+      <w:r>
+        <w:rPr>
+          <w:rFonts w:ascii="Arial" w:eastAsiaTheme="minorEastAsia" w:hAnsi="Arial" w:cs="Arial"/>
+          <w:color w:val="000000"/>
+          <w:sz w:val="24"/>
+          <w:szCs w:val="24"/>
+          <w:lang w:val="es-CL"/>
+        </w:rPr>
+        <w:t xml:space="preserve">El proyecto consiste en el desarrollo de </w:t>
+      </w:r>
+      <w:proofErr w:type="spellStart"/>
+      <w:r>
+        <w:rPr>
+          <w:rFonts w:ascii="Arial" w:eastAsiaTheme="minorEastAsia" w:hAnsi="Arial" w:cs="Arial"/>
+          <w:b/>
+          <w:bCs/>
+          <w:color w:val="000000"/>
+          <w:sz w:val="24"/>
+          <w:szCs w:val="24"/>
+          <w:lang w:val="es-CL"/>
+        </w:rPr>
+        <w:t>SpotterFit</w:t>
+      </w:r>
+      <w:proofErr w:type="spellEnd"/>
+      <w:r>
+        <w:rPr>
+          <w:rFonts w:ascii="Arial" w:eastAsiaTheme="minorEastAsia" w:hAnsi="Arial" w:cs="Arial"/>
+          <w:color w:val="000000"/>
+          <w:sz w:val="24"/>
+          <w:szCs w:val="24"/>
+          <w:lang w:val="es-CL"/>
+        </w:rPr>
+        <w:t xml:space="preserve">, una aplicación móvil orientada a la corrección postural de ejercicios físicos en tiempo real. La solución integra un </w:t>
+      </w:r>
+      <w:proofErr w:type="spellStart"/>
+      <w:r>
+        <w:rPr>
+          <w:rFonts w:ascii="Arial" w:eastAsiaTheme="minorEastAsia" w:hAnsi="Arial" w:cs="Arial"/>
+          <w:color w:val="000000"/>
+          <w:sz w:val="24"/>
+          <w:szCs w:val="24"/>
+          <w:lang w:val="es-CL"/>
+        </w:rPr>
+        <w:t>frontend</w:t>
+      </w:r>
+      <w:proofErr w:type="spellEnd"/>
+      <w:r>
+        <w:rPr>
+          <w:rFonts w:ascii="Arial" w:eastAsiaTheme="minorEastAsia" w:hAnsi="Arial" w:cs="Arial"/>
+          <w:color w:val="000000"/>
+          <w:sz w:val="24"/>
+          <w:szCs w:val="24"/>
+          <w:lang w:val="es-CL"/>
+        </w:rPr>
+        <w:t xml:space="preserve"> desarrollado en </w:t>
+      </w:r>
+      <w:proofErr w:type="spellStart"/>
+      <w:r>
+        <w:rPr>
+          <w:rFonts w:ascii="Arial" w:eastAsiaTheme="minorEastAsia" w:hAnsi="Arial" w:cs="Arial"/>
+          <w:b/>
+          <w:bCs/>
+          <w:color w:val="000000"/>
+          <w:sz w:val="24"/>
+          <w:szCs w:val="24"/>
+          <w:lang w:val="es-CL"/>
+        </w:rPr>
+        <w:t>Flutter</w:t>
+      </w:r>
+      <w:proofErr w:type="spellEnd"/>
+      <w:r>
+        <w:rPr>
+          <w:rFonts w:ascii="Arial" w:eastAsiaTheme="minorEastAsia" w:hAnsi="Arial" w:cs="Arial"/>
+          <w:color w:val="000000"/>
+          <w:sz w:val="24"/>
+          <w:szCs w:val="24"/>
+          <w:lang w:val="es-CL"/>
+        </w:rPr>
+        <w:t xml:space="preserve"> con modelos de Inteligencia Artificial utilizando </w:t>
+      </w:r>
+      <w:proofErr w:type="spellStart"/>
+      <w:r>
+        <w:rPr>
+          <w:rFonts w:ascii="Arial" w:eastAsiaTheme="minorEastAsia" w:hAnsi="Arial" w:cs="Arial"/>
+          <w:b/>
+          <w:bCs/>
+          <w:color w:val="000000"/>
+          <w:sz w:val="24"/>
+          <w:szCs w:val="24"/>
+          <w:lang w:val="es-CL"/>
+        </w:rPr>
+        <w:t>MediaPipe</w:t>
+      </w:r>
+      <w:proofErr w:type="spellEnd"/>
+      <w:r>
+        <w:rPr>
+          <w:rFonts w:ascii="Arial" w:eastAsiaTheme="minorEastAsia" w:hAnsi="Arial" w:cs="Arial"/>
+          <w:color w:val="000000"/>
+          <w:sz w:val="24"/>
+          <w:szCs w:val="24"/>
+          <w:lang w:val="es-CL"/>
+        </w:rPr>
+        <w:t xml:space="preserve"> para capturar y analizar el movimiento del usuario mediante la cámara del dispositivo. Adicionalmente, el proyecto contempla un componente de analítica de datos, registrando las sesiones y métricas de error postural en una base de datos para alimentar un </w:t>
+      </w:r>
+      <w:proofErr w:type="spellStart"/>
+      <w:r>
+        <w:rPr>
+          <w:rFonts w:ascii="Arial" w:eastAsiaTheme="minorEastAsia" w:hAnsi="Arial" w:cs="Arial"/>
+          <w:color w:val="000000"/>
+          <w:sz w:val="24"/>
+          <w:szCs w:val="24"/>
+          <w:lang w:val="es-CL"/>
+        </w:rPr>
+        <w:t>dashboard</w:t>
+      </w:r>
+      <w:proofErr w:type="spellEnd"/>
+      <w:r>
+        <w:rPr>
+          <w:rFonts w:ascii="Arial" w:eastAsiaTheme="minorEastAsia" w:hAnsi="Arial" w:cs="Arial"/>
+          <w:color w:val="000000"/>
+          <w:sz w:val="24"/>
+          <w:szCs w:val="24"/>
+          <w:lang w:val="es-CL"/>
+        </w:rPr>
+        <w:t xml:space="preserve"> de seguimiento, permitiendo visualizar el progreso del usuario mediante </w:t>
+      </w:r>
+      <w:proofErr w:type="spellStart"/>
+      <w:r>
+        <w:rPr>
+          <w:rFonts w:ascii="Arial" w:eastAsiaTheme="minorEastAsia" w:hAnsi="Arial" w:cs="Arial"/>
+          <w:color w:val="000000"/>
+          <w:sz w:val="24"/>
+          <w:szCs w:val="24"/>
+          <w:lang w:val="es-CL"/>
+        </w:rPr>
+        <w:t>KPIs</w:t>
+      </w:r>
+      <w:proofErr w:type="spellEnd"/>
+      <w:r>
+        <w:rPr>
+          <w:rFonts w:ascii="Arial" w:eastAsiaTheme="minorEastAsia" w:hAnsi="Arial" w:cs="Arial"/>
+          <w:color w:val="000000"/>
+          <w:sz w:val="24"/>
+          <w:szCs w:val="24"/>
+          <w:lang w:val="es-CL"/>
+        </w:rPr>
+        <w:t>.</w:t>
+      </w:r>
+    </w:p>
+    <w:p>
+      <w:pPr>
+        <w:rPr>
+          <w:rFonts w:ascii="Arial" w:eastAsiaTheme="minorEastAsia" w:hAnsi="Arial" w:cs="Arial"/>
+          <w:color w:val="000000"/>
+          <w:sz w:val="24"/>
+          <w:szCs w:val="24"/>
+          <w:lang w:val="es-CL"/>
+        </w:rPr>
+      </w:pPr>
+    </w:p>
+    <w:p>
+      <w:pPr>
+        <w:rPr>
+          <w:rFonts w:ascii="Arial" w:eastAsiaTheme="minorEastAsia" w:hAnsi="Arial" w:cs="Arial"/>
+          <w:b/>
+          <w:bCs/>
+          <w:color w:val="000000"/>
+          <w:sz w:val="24"/>
+          <w:szCs w:val="24"/>
+          <w:lang w:val="es-CL"/>
+        </w:rPr>
+      </w:pPr>
+      <w:r>
+        <w:rPr>
+          <w:rFonts w:ascii="Arial" w:eastAsiaTheme="minorEastAsia" w:hAnsi="Arial" w:cs="Arial"/>
+          <w:b/>
+          <w:bCs/>
+          <w:color w:val="000000"/>
+          <w:sz w:val="24"/>
+          <w:szCs w:val="24"/>
+          <w:lang w:val="es-CL"/>
+        </w:rPr>
+        <w:t>2. Relación del Proyecto APT con las competencias del perfil de egreso</w:t>
+      </w:r>
+    </w:p>
+    <w:p>
+      <w:pPr>
+        <w:rPr>
+          <w:rFonts w:ascii="Arial" w:eastAsiaTheme="minorEastAsia" w:hAnsi="Arial" w:cs="Arial"/>
+          <w:color w:val="000000"/>
+          <w:sz w:val="24"/>
+          <w:szCs w:val="24"/>
+          <w:lang w:val="es-CL"/>
+        </w:rPr>
+      </w:pPr>
+      <w:r>
+        <w:rPr>
+          <w:rFonts w:ascii="Arial" w:eastAsiaTheme="minorEastAsia" w:hAnsi="Arial" w:cs="Arial"/>
+          <w:color w:val="000000"/>
+          <w:sz w:val="24"/>
+          <w:szCs w:val="24"/>
+          <w:lang w:val="es-CL"/>
+        </w:rPr>
+        <w:t>Según la matriz de indicadores de calidad, el proyecto desarrolla directamente dos grandes competencias del perfil:</w:t>
+      </w:r>
+    </w:p>
+    <w:p>
+      <w:pPr>
+        <w:numPr>
+          <w:ilvl w:val="0"/>
+          <w:numId w:val="30"/>
+        </w:numPr>
+        <w:rPr>
+          <w:rFonts w:ascii="Arial" w:eastAsiaTheme="minorEastAsia" w:hAnsi="Arial" w:cs="Arial"/>
+          <w:color w:val="000000"/>
+          <w:sz w:val="24"/>
+          <w:szCs w:val="24"/>
+          <w:lang w:val="es-CL"/>
+        </w:rPr>
+      </w:pPr>
+      <w:r>
+        <w:rPr>
+          <w:rFonts w:ascii="Arial" w:eastAsiaTheme="minorEastAsia" w:hAnsi="Arial" w:cs="Arial"/>
+          <w:b/>
+          <w:bCs/>
+          <w:color w:val="000000"/>
+          <w:sz w:val="24"/>
+          <w:szCs w:val="24"/>
+          <w:lang w:val="es-CL"/>
+        </w:rPr>
+        <w:t>Desarrollo de Soluciones de Software:</w:t>
+      </w:r>
+      <w:r>
+        <w:rPr>
+          <w:rFonts w:ascii="Arial" w:eastAsiaTheme="minorEastAsia" w:hAnsi="Arial" w:cs="Arial"/>
+          <w:color w:val="000000"/>
+          <w:sz w:val="24"/>
+          <w:szCs w:val="24"/>
+          <w:lang w:val="es-CL"/>
+        </w:rPr>
+        <w:t xml:space="preserve"> El proyecto cumple con los indicadores </w:t>
+      </w:r>
+      <w:r>
+        <w:rPr>
+          <w:rFonts w:ascii="Arial" w:eastAsiaTheme="minorEastAsia" w:hAnsi="Arial" w:cs="Arial"/>
+          <w:i/>
+          <w:iCs/>
+          <w:color w:val="000000"/>
+          <w:sz w:val="24"/>
+          <w:szCs w:val="24"/>
+          <w:lang w:val="es-CL"/>
+        </w:rPr>
+        <w:t>4.1</w:t>
+      </w:r>
+      <w:r>
+        <w:rPr>
+          <w:rFonts w:ascii="Arial" w:eastAsiaTheme="minorEastAsia" w:hAnsi="Arial" w:cs="Arial"/>
+          <w:color w:val="000000"/>
+          <w:sz w:val="24"/>
+          <w:szCs w:val="24"/>
+          <w:lang w:val="es-CL"/>
+        </w:rPr>
+        <w:t xml:space="preserve"> y </w:t>
+      </w:r>
+      <w:r>
+        <w:rPr>
+          <w:rFonts w:ascii="Arial" w:eastAsiaTheme="minorEastAsia" w:hAnsi="Arial" w:cs="Arial"/>
+          <w:i/>
+          <w:iCs/>
+          <w:color w:val="000000"/>
+          <w:sz w:val="24"/>
+          <w:szCs w:val="24"/>
+          <w:lang w:val="es-CL"/>
+        </w:rPr>
+        <w:t>4.2</w:t>
+      </w:r>
+      <w:r>
+        <w:rPr>
+          <w:rFonts w:ascii="Arial" w:eastAsiaTheme="minorEastAsia" w:hAnsi="Arial" w:cs="Arial"/>
+          <w:color w:val="000000"/>
+          <w:sz w:val="24"/>
+          <w:szCs w:val="24"/>
+          <w:lang w:val="es-CL"/>
+        </w:rPr>
+        <w:t xml:space="preserve">, ya que sistematiza un proceso (entrenamiento) e integra distintos componentes tecnológicos avanzados (Framework móvil </w:t>
+      </w:r>
+      <w:proofErr w:type="spellStart"/>
+      <w:r>
+        <w:rPr>
+          <w:rFonts w:ascii="Arial" w:eastAsiaTheme="minorEastAsia" w:hAnsi="Arial" w:cs="Arial"/>
+          <w:color w:val="000000"/>
+          <w:sz w:val="24"/>
+          <w:szCs w:val="24"/>
+          <w:lang w:val="es-CL"/>
+        </w:rPr>
+        <w:t>Flutter</w:t>
+      </w:r>
+      <w:proofErr w:type="spellEnd"/>
+      <w:r>
+        <w:rPr>
+          <w:rFonts w:ascii="Arial" w:eastAsiaTheme="minorEastAsia" w:hAnsi="Arial" w:cs="Arial"/>
+          <w:color w:val="000000"/>
+          <w:sz w:val="24"/>
+          <w:szCs w:val="24"/>
+          <w:lang w:val="es-CL"/>
+        </w:rPr>
+        <w:t xml:space="preserve"> + Modelos de IA </w:t>
+      </w:r>
+      <w:proofErr w:type="spellStart"/>
+      <w:r>
+        <w:rPr>
+          <w:rFonts w:ascii="Arial" w:eastAsiaTheme="minorEastAsia" w:hAnsi="Arial" w:cs="Arial"/>
+          <w:color w:val="000000"/>
+          <w:sz w:val="24"/>
+          <w:szCs w:val="24"/>
+          <w:lang w:val="es-CL"/>
+        </w:rPr>
+        <w:t>MediaPipe</w:t>
+      </w:r>
+      <w:proofErr w:type="spellEnd"/>
+      <w:r>
+        <w:rPr>
+          <w:rFonts w:ascii="Arial" w:eastAsiaTheme="minorEastAsia" w:hAnsi="Arial" w:cs="Arial"/>
+          <w:color w:val="000000"/>
+          <w:sz w:val="24"/>
+          <w:szCs w:val="24"/>
+          <w:lang w:val="es-CL"/>
+        </w:rPr>
+        <w:t>) para lograr el objetivo.</w:t>
+      </w:r>
+    </w:p>
+    <w:p>
+      <w:pPr>
+        <w:numPr>
+          <w:ilvl w:val="0"/>
+          <w:numId w:val="30"/>
+        </w:numPr>
+        <w:rPr>
+          <w:rFonts w:ascii="Arial" w:eastAsiaTheme="minorEastAsia" w:hAnsi="Arial" w:cs="Arial"/>
+          <w:color w:val="000000"/>
+          <w:sz w:val="24"/>
+          <w:szCs w:val="24"/>
+          <w:lang w:val="es-CL"/>
+        </w:rPr>
+      </w:pPr>
+      <w:r>
+        <w:rPr>
+          <w:rFonts w:ascii="Arial" w:eastAsiaTheme="minorEastAsia" w:hAnsi="Arial" w:cs="Arial"/>
+          <w:b/>
+          <w:bCs/>
+          <w:color w:val="000000"/>
+          <w:sz w:val="24"/>
+          <w:szCs w:val="24"/>
+          <w:lang w:val="es-CL"/>
+        </w:rPr>
+        <w:t>Construcción de Modelos de Datos:</w:t>
+      </w:r>
+      <w:r>
+        <w:rPr>
+          <w:rFonts w:ascii="Arial" w:eastAsiaTheme="minorEastAsia" w:hAnsi="Arial" w:cs="Arial"/>
+          <w:color w:val="000000"/>
+          <w:sz w:val="24"/>
+          <w:szCs w:val="24"/>
+          <w:lang w:val="es-CL"/>
+        </w:rPr>
+        <w:t xml:space="preserve"> El proyecto aborda los indicadores </w:t>
+      </w:r>
+      <w:r>
+        <w:rPr>
+          <w:rFonts w:ascii="Arial" w:eastAsiaTheme="minorEastAsia" w:hAnsi="Arial" w:cs="Arial"/>
+          <w:i/>
+          <w:iCs/>
+          <w:color w:val="000000"/>
+          <w:sz w:val="24"/>
+          <w:szCs w:val="24"/>
+          <w:lang w:val="es-CL"/>
+        </w:rPr>
+        <w:t>3.1</w:t>
+      </w:r>
+      <w:r>
+        <w:rPr>
+          <w:rFonts w:ascii="Arial" w:eastAsiaTheme="minorEastAsia" w:hAnsi="Arial" w:cs="Arial"/>
+          <w:color w:val="000000"/>
+          <w:sz w:val="24"/>
+          <w:szCs w:val="24"/>
+          <w:lang w:val="es-CL"/>
+        </w:rPr>
+        <w:t xml:space="preserve"> y </w:t>
+      </w:r>
+      <w:r>
+        <w:rPr>
+          <w:rFonts w:ascii="Arial" w:eastAsiaTheme="minorEastAsia" w:hAnsi="Arial" w:cs="Arial"/>
+          <w:i/>
+          <w:iCs/>
+          <w:color w:val="000000"/>
+          <w:sz w:val="24"/>
+          <w:szCs w:val="24"/>
+          <w:lang w:val="es-CL"/>
+        </w:rPr>
+        <w:t>3.2</w:t>
+      </w:r>
+      <w:r>
+        <w:rPr>
+          <w:rFonts w:ascii="Arial" w:eastAsiaTheme="minorEastAsia" w:hAnsi="Arial" w:cs="Arial"/>
+          <w:color w:val="000000"/>
+          <w:sz w:val="24"/>
+          <w:szCs w:val="24"/>
+          <w:lang w:val="es-CL"/>
+        </w:rPr>
+        <w:t xml:space="preserve">, al requerir el diseño e implementación de una base de datos escalable que soporte el registro de las métricas generadas por la IA para su posterior visualización en </w:t>
+      </w:r>
+      <w:proofErr w:type="spellStart"/>
+      <w:r>
+        <w:rPr>
+          <w:rFonts w:ascii="Arial" w:eastAsiaTheme="minorEastAsia" w:hAnsi="Arial" w:cs="Arial"/>
+          <w:color w:val="000000"/>
+          <w:sz w:val="24"/>
+          <w:szCs w:val="24"/>
+          <w:lang w:val="es-CL"/>
+        </w:rPr>
+        <w:t>dashboards</w:t>
+      </w:r>
+      <w:proofErr w:type="spellEnd"/>
+      <w:r>
+        <w:rPr>
+          <w:rFonts w:ascii="Arial" w:eastAsiaTheme="minorEastAsia" w:hAnsi="Arial" w:cs="Arial"/>
+          <w:color w:val="000000"/>
+          <w:sz w:val="24"/>
+          <w:szCs w:val="24"/>
+          <w:lang w:val="es-CL"/>
+        </w:rPr>
+        <w:t>.</w:t>
+      </w:r>
+    </w:p>
+    <w:p>
+      <w:pPr>
+        <w:ind w:left="720"/>
+        <w:rPr>
+          <w:rFonts w:ascii="Arial" w:eastAsiaTheme="minorEastAsia" w:hAnsi="Arial" w:cs="Arial"/>
+          <w:color w:val="000000"/>
+          <w:sz w:val="24"/>
+          <w:szCs w:val="24"/>
+          <w:lang w:val="es-CL"/>
+        </w:rPr>
+      </w:pPr>
+    </w:p>
+    <w:p>
+      <w:pPr>
+        <w:rPr>
+          <w:rFonts w:ascii="Arial" w:eastAsiaTheme="minorEastAsia" w:hAnsi="Arial" w:cs="Arial"/>
+          <w:b/>
+          <w:bCs/>
+          <w:color w:val="000000"/>
+          <w:sz w:val="24"/>
+          <w:szCs w:val="24"/>
+          <w:lang w:val="es-CL"/>
+        </w:rPr>
+      </w:pPr>
+      <w:r>
+        <w:rPr>
+          <w:rFonts w:ascii="Arial" w:eastAsiaTheme="minorEastAsia" w:hAnsi="Arial" w:cs="Arial"/>
+          <w:b/>
+          <w:bCs/>
+          <w:color w:val="000000"/>
+          <w:sz w:val="24"/>
+          <w:szCs w:val="24"/>
+          <w:lang w:val="es-CL"/>
+        </w:rPr>
+        <w:t>3. Relación del proyecto con tus intereses profesionales</w:t>
+      </w:r>
+    </w:p>
+    <w:p>
+      <w:pPr>
+        <w:rPr>
+          <w:rFonts w:ascii="Arial" w:eastAsiaTheme="minorEastAsia" w:hAnsi="Arial" w:cs="Arial"/>
+          <w:color w:val="000000"/>
+          <w:sz w:val="24"/>
+          <w:szCs w:val="24"/>
+          <w:lang w:val="es-CL"/>
+        </w:rPr>
+      </w:pPr>
+      <w:r>
+        <w:rPr>
+          <w:rFonts w:ascii="Arial" w:eastAsiaTheme="minorEastAsia" w:hAnsi="Arial" w:cs="Arial"/>
+          <w:color w:val="000000"/>
+          <w:sz w:val="24"/>
+          <w:szCs w:val="24"/>
+          <w:lang w:val="es-CL"/>
+        </w:rPr>
+        <w:t xml:space="preserve">El proyecto se alinea perfectamente con mi interés en la </w:t>
+      </w:r>
+      <w:r>
+        <w:rPr>
+          <w:rFonts w:ascii="Arial" w:eastAsiaTheme="minorEastAsia" w:hAnsi="Arial" w:cs="Arial"/>
+          <w:b/>
+          <w:bCs/>
+          <w:color w:val="000000"/>
+          <w:sz w:val="24"/>
+          <w:szCs w:val="24"/>
+          <w:lang w:val="es-CL"/>
+        </w:rPr>
+        <w:t>Inteligencia de Negocios y el Análisis de Datos</w:t>
+      </w:r>
+      <w:r>
+        <w:rPr>
+          <w:rFonts w:ascii="Arial" w:eastAsiaTheme="minorEastAsia" w:hAnsi="Arial" w:cs="Arial"/>
+          <w:color w:val="000000"/>
+          <w:sz w:val="24"/>
+          <w:szCs w:val="24"/>
+          <w:lang w:val="es-CL"/>
+        </w:rPr>
+        <w:t xml:space="preserve">. Al integrar </w:t>
+      </w:r>
+      <w:proofErr w:type="spellStart"/>
+      <w:r>
+        <w:rPr>
+          <w:rFonts w:ascii="Arial" w:eastAsiaTheme="minorEastAsia" w:hAnsi="Arial" w:cs="Arial"/>
+          <w:color w:val="000000"/>
+          <w:sz w:val="24"/>
+          <w:szCs w:val="24"/>
+          <w:lang w:val="es-CL"/>
+        </w:rPr>
+        <w:t>MediaPipe</w:t>
+      </w:r>
+      <w:proofErr w:type="spellEnd"/>
+      <w:r>
+        <w:rPr>
+          <w:rFonts w:ascii="Arial" w:eastAsiaTheme="minorEastAsia" w:hAnsi="Arial" w:cs="Arial"/>
+          <w:color w:val="000000"/>
+          <w:sz w:val="24"/>
+          <w:szCs w:val="24"/>
+          <w:lang w:val="es-CL"/>
+        </w:rPr>
+        <w:t>, no solo construyo una aplicación, sino un sistema generador de datos. Mi interés principal radica en capturar esa información (errores posturales, tiempos de ejercicio, frecuencia) y estructurarla en un modelo de datos sólido que permita visualizar métricas y tendencias, uniendo el desarrollo de software con la toma de decisiones basada en datos.</w:t>
+      </w:r>
+    </w:p>
+    <w:p>
+      <w:pPr>
+        <w:rPr>
+          <w:rFonts w:ascii="Arial" w:eastAsiaTheme="minorEastAsia" w:hAnsi="Arial" w:cs="Arial"/>
+          <w:color w:val="000000"/>
+          <w:sz w:val="24"/>
+          <w:szCs w:val="24"/>
+          <w:lang w:val="es-CL"/>
+        </w:rPr>
+      </w:pPr>
+    </w:p>
+    <w:p>
+      <w:pPr>
+        <w:rPr>
+          <w:rFonts w:ascii="Arial" w:eastAsiaTheme="minorEastAsia" w:hAnsi="Arial" w:cs="Arial"/>
+          <w:b/>
+          <w:bCs/>
+          <w:color w:val="000000"/>
+          <w:sz w:val="24"/>
+          <w:szCs w:val="24"/>
+          <w:lang w:val="es-CL"/>
+        </w:rPr>
+      </w:pPr>
+      <w:r>
+        <w:rPr>
+          <w:rFonts w:ascii="Arial" w:eastAsiaTheme="minorEastAsia" w:hAnsi="Arial" w:cs="Arial"/>
+          <w:b/>
+          <w:bCs/>
+          <w:color w:val="000000"/>
+          <w:sz w:val="24"/>
+          <w:szCs w:val="24"/>
+          <w:lang w:val="es-CL"/>
+        </w:rPr>
+        <w:t>4. Argumento del por qué el proyecto es factible</w:t>
+      </w:r>
+    </w:p>
+    <w:p>
+      <w:pPr>
+        <w:rPr>
+          <w:rFonts w:ascii="Arial" w:eastAsiaTheme="minorEastAsia" w:hAnsi="Arial" w:cs="Arial"/>
+          <w:color w:val="000000"/>
+          <w:sz w:val="24"/>
+          <w:szCs w:val="24"/>
+          <w:lang w:val="es-CL"/>
+        </w:rPr>
+      </w:pPr>
+      <w:r>
+        <w:rPr>
+          <w:rFonts w:ascii="Arial" w:eastAsiaTheme="minorEastAsia" w:hAnsi="Arial" w:cs="Arial"/>
+          <w:color w:val="000000"/>
+          <w:sz w:val="24"/>
+          <w:szCs w:val="24"/>
+          <w:lang w:val="es-CL"/>
+        </w:rPr>
+        <w:t>El proyecto es técnica y temporalmente factible dentro de la asignatura porque utiliza tecnologías de código abierto y alta documentación (</w:t>
+      </w:r>
+      <w:proofErr w:type="spellStart"/>
+      <w:r>
+        <w:rPr>
+          <w:rFonts w:ascii="Arial" w:eastAsiaTheme="minorEastAsia" w:hAnsi="Arial" w:cs="Arial"/>
+          <w:color w:val="000000"/>
+          <w:sz w:val="24"/>
+          <w:szCs w:val="24"/>
+          <w:lang w:val="es-CL"/>
+        </w:rPr>
+        <w:t>Flutter</w:t>
+      </w:r>
+      <w:proofErr w:type="spellEnd"/>
+      <w:r>
+        <w:rPr>
+          <w:rFonts w:ascii="Arial" w:eastAsiaTheme="minorEastAsia" w:hAnsi="Arial" w:cs="Arial"/>
+          <w:color w:val="000000"/>
+          <w:sz w:val="24"/>
+          <w:szCs w:val="24"/>
+          <w:lang w:val="es-CL"/>
+        </w:rPr>
+        <w:t xml:space="preserve"> y </w:t>
+      </w:r>
+      <w:proofErr w:type="spellStart"/>
+      <w:r>
+        <w:rPr>
+          <w:rFonts w:ascii="Arial" w:eastAsiaTheme="minorEastAsia" w:hAnsi="Arial" w:cs="Arial"/>
+          <w:color w:val="000000"/>
+          <w:sz w:val="24"/>
+          <w:szCs w:val="24"/>
+          <w:lang w:val="es-CL"/>
+        </w:rPr>
+        <w:t>MediaPipe</w:t>
+      </w:r>
+      <w:proofErr w:type="spellEnd"/>
+      <w:r>
+        <w:rPr>
+          <w:rFonts w:ascii="Arial" w:eastAsiaTheme="minorEastAsia" w:hAnsi="Arial" w:cs="Arial"/>
+          <w:color w:val="000000"/>
+          <w:sz w:val="24"/>
+          <w:szCs w:val="24"/>
+          <w:lang w:val="es-CL"/>
+        </w:rPr>
+        <w:t xml:space="preserve">), lo que acelera la curva de desarrollo. Además, el equipo utilizará metodologías ágiles y </w:t>
+      </w:r>
+      <w:r>
+        <w:rPr>
+          <w:rFonts w:ascii="Arial" w:eastAsiaTheme="minorEastAsia" w:hAnsi="Arial" w:cs="Arial"/>
+          <w:b/>
+          <w:bCs/>
+          <w:color w:val="000000"/>
+          <w:sz w:val="24"/>
+          <w:szCs w:val="24"/>
+          <w:lang w:val="es-CL"/>
+        </w:rPr>
+        <w:t>GitHub</w:t>
+      </w:r>
+      <w:r>
+        <w:rPr>
+          <w:rFonts w:ascii="Arial" w:eastAsiaTheme="minorEastAsia" w:hAnsi="Arial" w:cs="Arial"/>
+          <w:color w:val="000000"/>
+          <w:sz w:val="24"/>
+          <w:szCs w:val="24"/>
+          <w:lang w:val="es-CL"/>
+        </w:rPr>
+        <w:t xml:space="preserve"> como repositorio central para asegurar una colaboración continua y un control de versiones eficiente, permitiendo cumplir con los plazos establecidos en el semestre.</w:t>
+      </w:r>
+    </w:p>
+    <w:p>
+      <w:pPr>
+        <w:rPr>
+          <w:rFonts w:ascii="Arial" w:eastAsiaTheme="minorEastAsia" w:hAnsi="Arial" w:cs="Arial"/>
+          <w:color w:val="000000"/>
+          <w:sz w:val="24"/>
+          <w:szCs w:val="24"/>
+          <w:lang w:val="es-CL"/>
+        </w:rPr>
+      </w:pPr>
+    </w:p>
+    <w:p>
+      <w:pPr>
+        <w:rPr>
+          <w:rFonts w:ascii="Arial" w:eastAsiaTheme="minorEastAsia" w:hAnsi="Arial" w:cs="Arial"/>
+          <w:color w:val="000000"/>
+          <w:sz w:val="24"/>
+          <w:szCs w:val="24"/>
+          <w:lang w:val="es-CL"/>
+        </w:rPr>
+      </w:pPr>
+    </w:p>
+    <w:p>
+      <w:pPr>
+        <w:rPr>
+          <w:rFonts w:ascii="Arial" w:eastAsiaTheme="minorEastAsia" w:hAnsi="Arial" w:cs="Arial"/>
+          <w:color w:val="000000"/>
+          <w:sz w:val="24"/>
+          <w:szCs w:val="24"/>
+          <w:lang w:val="es-CL"/>
+        </w:rPr>
+      </w:pPr>
+    </w:p>
+    <w:p>
+      <w:pPr>
+        <w:rPr>
+          <w:rFonts w:ascii="Arial" w:eastAsiaTheme="minorEastAsia" w:hAnsi="Arial" w:cs="Arial"/>
+          <w:color w:val="000000"/>
+          <w:sz w:val="24"/>
+          <w:szCs w:val="24"/>
+          <w:lang w:val="es-CL"/>
+        </w:rPr>
+      </w:pPr>
+    </w:p>
+    <w:p>
+      <w:pPr>
+        <w:rPr>
+          <w:rFonts w:ascii="Arial" w:eastAsiaTheme="minorEastAsia" w:hAnsi="Arial" w:cs="Arial"/>
+          <w:color w:val="000000"/>
+          <w:sz w:val="24"/>
+          <w:szCs w:val="24"/>
+          <w:lang w:val="es-CL"/>
+        </w:rPr>
+      </w:pPr>
+    </w:p>
+    <w:p>
+      <w:pPr>
+        <w:rPr>
+          <w:rFonts w:ascii="Arial" w:eastAsiaTheme="minorEastAsia" w:hAnsi="Arial" w:cs="Arial"/>
+          <w:b/>
+          <w:bCs/>
+          <w:color w:val="000000"/>
+          <w:sz w:val="24"/>
+          <w:szCs w:val="24"/>
+          <w:lang w:val="es-CL"/>
+        </w:rPr>
+      </w:pPr>
+      <w:r>
+        <w:rPr>
+          <w:rFonts w:ascii="Arial" w:eastAsiaTheme="minorEastAsia" w:hAnsi="Arial" w:cs="Arial"/>
+          <w:b/>
+          <w:bCs/>
+          <w:color w:val="000000"/>
+          <w:sz w:val="24"/>
+          <w:szCs w:val="24"/>
+          <w:lang w:val="es-CL"/>
+        </w:rPr>
+        <w:lastRenderedPageBreak/>
+        <w:t>5. Objetivos claros y coherentes</w:t>
+      </w:r>
+    </w:p>
+    <w:p>
+      <w:pPr>
+        <w:numPr>
+          <w:ilvl w:val="0"/>
+          <w:numId w:val="31"/>
+        </w:numPr>
+        <w:rPr>
+          <w:rFonts w:ascii="Arial" w:eastAsiaTheme="minorEastAsia" w:hAnsi="Arial" w:cs="Arial"/>
+          <w:color w:val="000000"/>
+          <w:sz w:val="24"/>
+          <w:szCs w:val="24"/>
+          <w:lang w:val="es-CL"/>
+        </w:rPr>
+      </w:pPr>
+      <w:r>
+        <w:rPr>
+          <w:rFonts w:ascii="Arial" w:eastAsiaTheme="minorEastAsia" w:hAnsi="Arial" w:cs="Arial"/>
+          <w:b/>
+          <w:bCs/>
+          <w:color w:val="000000"/>
+          <w:sz w:val="24"/>
+          <w:szCs w:val="24"/>
+          <w:lang w:val="es-CL"/>
+        </w:rPr>
+        <w:t>Objetivo General:</w:t>
+      </w:r>
+      <w:r>
+        <w:rPr>
+          <w:rFonts w:ascii="Arial" w:eastAsiaTheme="minorEastAsia" w:hAnsi="Arial" w:cs="Arial"/>
+          <w:color w:val="000000"/>
+          <w:sz w:val="24"/>
+          <w:szCs w:val="24"/>
+          <w:lang w:val="es-CL"/>
+        </w:rPr>
+        <w:t xml:space="preserve"> Desarrollar una aplicación móvil interactiva que evalúe y corrija la postura de ejercicios en tiempo real mediante Inteligencia Artificial, almacenando los datos generados para su análisis visual.</w:t>
+      </w:r>
+    </w:p>
+    <w:p>
+      <w:pPr>
+        <w:numPr>
+          <w:ilvl w:val="0"/>
+          <w:numId w:val="31"/>
+        </w:numPr>
+        <w:rPr>
+          <w:rFonts w:ascii="Arial" w:eastAsiaTheme="minorEastAsia" w:hAnsi="Arial" w:cs="Arial"/>
+          <w:color w:val="000000"/>
+          <w:sz w:val="24"/>
+          <w:szCs w:val="24"/>
+          <w:lang w:val="es-CL"/>
+        </w:rPr>
+      </w:pPr>
+      <w:r>
+        <w:rPr>
+          <w:rFonts w:ascii="Arial" w:eastAsiaTheme="minorEastAsia" w:hAnsi="Arial" w:cs="Arial"/>
+          <w:b/>
+          <w:bCs/>
+          <w:color w:val="000000"/>
+          <w:sz w:val="24"/>
+          <w:szCs w:val="24"/>
+          <w:lang w:val="es-CL"/>
+        </w:rPr>
+        <w:t>Objetivo Específico 1:</w:t>
+      </w:r>
+      <w:r>
+        <w:rPr>
+          <w:rFonts w:ascii="Arial" w:eastAsiaTheme="minorEastAsia" w:hAnsi="Arial" w:cs="Arial"/>
+          <w:color w:val="000000"/>
+          <w:sz w:val="24"/>
+          <w:szCs w:val="24"/>
+          <w:lang w:val="es-CL"/>
+        </w:rPr>
+        <w:t xml:space="preserve"> Integrar el modelo de visión computacional de </w:t>
+      </w:r>
+      <w:proofErr w:type="spellStart"/>
+      <w:r>
+        <w:rPr>
+          <w:rFonts w:ascii="Arial" w:eastAsiaTheme="minorEastAsia" w:hAnsi="Arial" w:cs="Arial"/>
+          <w:color w:val="000000"/>
+          <w:sz w:val="24"/>
+          <w:szCs w:val="24"/>
+          <w:lang w:val="es-CL"/>
+        </w:rPr>
+        <w:t>MediaPipe</w:t>
+      </w:r>
+      <w:proofErr w:type="spellEnd"/>
+      <w:r>
+        <w:rPr>
+          <w:rFonts w:ascii="Arial" w:eastAsiaTheme="minorEastAsia" w:hAnsi="Arial" w:cs="Arial"/>
+          <w:color w:val="000000"/>
+          <w:sz w:val="24"/>
+          <w:szCs w:val="24"/>
+          <w:lang w:val="es-CL"/>
+        </w:rPr>
+        <w:t xml:space="preserve"> en un entorno </w:t>
+      </w:r>
+      <w:proofErr w:type="spellStart"/>
+      <w:r>
+        <w:rPr>
+          <w:rFonts w:ascii="Arial" w:eastAsiaTheme="minorEastAsia" w:hAnsi="Arial" w:cs="Arial"/>
+          <w:color w:val="000000"/>
+          <w:sz w:val="24"/>
+          <w:szCs w:val="24"/>
+          <w:lang w:val="es-CL"/>
+        </w:rPr>
+        <w:t>Flutter</w:t>
+      </w:r>
+      <w:proofErr w:type="spellEnd"/>
+      <w:r>
+        <w:rPr>
+          <w:rFonts w:ascii="Arial" w:eastAsiaTheme="minorEastAsia" w:hAnsi="Arial" w:cs="Arial"/>
+          <w:color w:val="000000"/>
+          <w:sz w:val="24"/>
+          <w:szCs w:val="24"/>
+          <w:lang w:val="es-CL"/>
+        </w:rPr>
+        <w:t xml:space="preserve"> para la detección de puntos clave del cuerpo.</w:t>
+      </w:r>
+    </w:p>
+    <w:p>
+      <w:pPr>
+        <w:numPr>
+          <w:ilvl w:val="0"/>
+          <w:numId w:val="31"/>
+        </w:numPr>
+        <w:rPr>
+          <w:rFonts w:ascii="Arial" w:eastAsiaTheme="minorEastAsia" w:hAnsi="Arial" w:cs="Arial"/>
+          <w:color w:val="000000"/>
+          <w:sz w:val="24"/>
+          <w:szCs w:val="24"/>
+          <w:lang w:val="es-CL"/>
+        </w:rPr>
+      </w:pPr>
+      <w:r>
+        <w:rPr>
+          <w:rFonts w:ascii="Arial" w:eastAsiaTheme="minorEastAsia" w:hAnsi="Arial" w:cs="Arial"/>
+          <w:b/>
+          <w:bCs/>
+          <w:color w:val="000000"/>
+          <w:sz w:val="24"/>
+          <w:szCs w:val="24"/>
+          <w:lang w:val="es-CL"/>
+        </w:rPr>
+        <w:t>Objetivo Específico 2:</w:t>
+      </w:r>
+      <w:r>
+        <w:rPr>
+          <w:rFonts w:ascii="Arial" w:eastAsiaTheme="minorEastAsia" w:hAnsi="Arial" w:cs="Arial"/>
+          <w:color w:val="000000"/>
+          <w:sz w:val="24"/>
+          <w:szCs w:val="24"/>
+          <w:lang w:val="es-CL"/>
+        </w:rPr>
+        <w:t xml:space="preserve"> Diseñar e implementar un modelo de base de datos relacional para registrar el historial y las métricas de rendimiento del usuario.</w:t>
+      </w:r>
+    </w:p>
+    <w:p>
+      <w:pPr>
+        <w:numPr>
+          <w:ilvl w:val="0"/>
+          <w:numId w:val="31"/>
+        </w:numPr>
+        <w:rPr>
+          <w:rFonts w:ascii="Arial" w:eastAsiaTheme="minorEastAsia" w:hAnsi="Arial" w:cs="Arial"/>
+          <w:color w:val="000000"/>
+          <w:sz w:val="24"/>
+          <w:szCs w:val="24"/>
+          <w:lang w:val="es-CL"/>
+        </w:rPr>
+      </w:pPr>
+      <w:r>
+        <w:rPr>
+          <w:rFonts w:ascii="Arial" w:eastAsiaTheme="minorEastAsia" w:hAnsi="Arial" w:cs="Arial"/>
+          <w:b/>
+          <w:bCs/>
+          <w:color w:val="000000"/>
+          <w:sz w:val="24"/>
+          <w:szCs w:val="24"/>
+          <w:lang w:val="es-CL"/>
+        </w:rPr>
+        <w:t>Objetivo Específico 3:</w:t>
+      </w:r>
+      <w:r>
+        <w:rPr>
+          <w:rFonts w:ascii="Arial" w:eastAsiaTheme="minorEastAsia" w:hAnsi="Arial" w:cs="Arial"/>
+          <w:color w:val="000000"/>
+          <w:sz w:val="24"/>
+          <w:szCs w:val="24"/>
+          <w:lang w:val="es-CL"/>
+        </w:rPr>
+        <w:t xml:space="preserve"> Construir un panel de visualización (</w:t>
+      </w:r>
+      <w:proofErr w:type="spellStart"/>
+      <w:r>
+        <w:rPr>
+          <w:rFonts w:ascii="Arial" w:eastAsiaTheme="minorEastAsia" w:hAnsi="Arial" w:cs="Arial"/>
+          <w:color w:val="000000"/>
+          <w:sz w:val="24"/>
+          <w:szCs w:val="24"/>
+          <w:lang w:val="es-CL"/>
+        </w:rPr>
+        <w:t>dashboard</w:t>
+      </w:r>
+      <w:proofErr w:type="spellEnd"/>
+      <w:r>
+        <w:rPr>
+          <w:rFonts w:ascii="Arial" w:eastAsiaTheme="minorEastAsia" w:hAnsi="Arial" w:cs="Arial"/>
+          <w:color w:val="000000"/>
+          <w:sz w:val="24"/>
+          <w:szCs w:val="24"/>
+          <w:lang w:val="es-CL"/>
+        </w:rPr>
+        <w:t xml:space="preserve">) que exponga los </w:t>
+      </w:r>
+      <w:proofErr w:type="spellStart"/>
+      <w:r>
+        <w:rPr>
+          <w:rFonts w:ascii="Arial" w:eastAsiaTheme="minorEastAsia" w:hAnsi="Arial" w:cs="Arial"/>
+          <w:color w:val="000000"/>
+          <w:sz w:val="24"/>
+          <w:szCs w:val="24"/>
+          <w:lang w:val="es-CL"/>
+        </w:rPr>
+        <w:t>KPIs</w:t>
+      </w:r>
+      <w:proofErr w:type="spellEnd"/>
+      <w:r>
+        <w:rPr>
+          <w:rFonts w:ascii="Arial" w:eastAsiaTheme="minorEastAsia" w:hAnsi="Arial" w:cs="Arial"/>
+          <w:color w:val="000000"/>
+          <w:sz w:val="24"/>
+          <w:szCs w:val="24"/>
+          <w:lang w:val="es-CL"/>
+        </w:rPr>
+        <w:t xml:space="preserve"> del entrenamiento a partir de los datos capturados.</w:t>
+      </w:r>
+    </w:p>
+    <w:p>
+      <w:pPr>
+        <w:rPr>
+          <w:rFonts w:asciiTheme="minorHAnsi" w:eastAsiaTheme="minorEastAsia" w:hAnsiTheme="minorHAnsi" w:cstheme="minorBidi"/>
+          <w:color w:val="000000"/>
+          <w:sz w:val="24"/>
+          <w:szCs w:val="24"/>
+          <w:u w:val="single"/>
+        </w:rPr>
+      </w:pPr>
+    </w:p>
+    <w:p>
+      <w:pPr>
+        <w:rPr>
+          <w:rFonts w:asciiTheme="minorHAnsi" w:eastAsiaTheme="minorEastAsia" w:hAnsiTheme="minorHAnsi" w:cstheme="minorBidi"/>
+          <w:color w:val="000000"/>
+          <w:sz w:val="24"/>
+          <w:szCs w:val="24"/>
+          <w:u w:val="single"/>
+        </w:rPr>
+      </w:pPr>
+    </w:p>
+    <w:p>
+      <w:pPr>
+        <w:rPr>
+          <w:rFonts w:ascii="Arial" w:eastAsiaTheme="minorEastAsia" w:hAnsi="Arial" w:cs="Arial"/>
+          <w:b/>
+          <w:bCs/>
+          <w:color w:val="000000"/>
+          <w:sz w:val="24"/>
+          <w:szCs w:val="24"/>
+          <w:lang w:val="es-CL"/>
+        </w:rPr>
+      </w:pPr>
+      <w:r>
+        <w:rPr>
+          <w:rFonts w:ascii="Arial" w:eastAsiaTheme="minorEastAsia" w:hAnsi="Arial" w:cs="Arial"/>
+          <w:b/>
+          <w:bCs/>
+          <w:color w:val="000000"/>
+          <w:sz w:val="24"/>
+          <w:szCs w:val="24"/>
+          <w:lang w:val="es-CL"/>
+        </w:rPr>
+        <w:t>6. Propuesta metodológica de trabajo</w:t>
+      </w:r>
+    </w:p>
+    <w:p>
+      <w:pPr>
+        <w:rPr>
+          <w:rFonts w:ascii="Arial" w:eastAsiaTheme="minorEastAsia" w:hAnsi="Arial" w:cs="Arial"/>
+          <w:color w:val="000000"/>
+          <w:sz w:val="24"/>
+          <w:szCs w:val="24"/>
+          <w:lang w:val="es-CL"/>
+        </w:rPr>
+      </w:pPr>
+      <w:r>
+        <w:rPr>
+          <w:rFonts w:ascii="Arial" w:eastAsiaTheme="minorEastAsia" w:hAnsi="Arial" w:cs="Arial"/>
+          <w:color w:val="000000"/>
+          <w:sz w:val="24"/>
+          <w:szCs w:val="24"/>
+          <w:lang w:val="es-CL"/>
+        </w:rPr>
+        <w:t xml:space="preserve">Para alcanzar los objetivos, el equipo trabajará bajo un enfoque de </w:t>
+      </w:r>
+      <w:r>
+        <w:rPr>
+          <w:rFonts w:ascii="Arial" w:eastAsiaTheme="minorEastAsia" w:hAnsi="Arial" w:cs="Arial"/>
+          <w:b/>
+          <w:bCs/>
+          <w:color w:val="000000"/>
+          <w:sz w:val="24"/>
+          <w:szCs w:val="24"/>
+          <w:lang w:val="es-CL"/>
+        </w:rPr>
+        <w:t>metodología ágil</w:t>
+      </w:r>
+      <w:r>
+        <w:rPr>
+          <w:rFonts w:ascii="Arial" w:eastAsiaTheme="minorEastAsia" w:hAnsi="Arial" w:cs="Arial"/>
+          <w:color w:val="000000"/>
+          <w:sz w:val="24"/>
+          <w:szCs w:val="24"/>
+          <w:lang w:val="es-CL"/>
+        </w:rPr>
+        <w:t xml:space="preserve"> (basada en Scrum/Kanban), organizando el desarrollo en ciclos cortos (</w:t>
+      </w:r>
+      <w:proofErr w:type="spellStart"/>
+      <w:r>
+        <w:rPr>
+          <w:rFonts w:ascii="Arial" w:eastAsiaTheme="minorEastAsia" w:hAnsi="Arial" w:cs="Arial"/>
+          <w:color w:val="000000"/>
+          <w:sz w:val="24"/>
+          <w:szCs w:val="24"/>
+          <w:lang w:val="es-CL"/>
+        </w:rPr>
+        <w:t>sprints</w:t>
+      </w:r>
+      <w:proofErr w:type="spellEnd"/>
+      <w:r>
+        <w:rPr>
+          <w:rFonts w:ascii="Arial" w:eastAsiaTheme="minorEastAsia" w:hAnsi="Arial" w:cs="Arial"/>
+          <w:color w:val="000000"/>
+          <w:sz w:val="24"/>
+          <w:szCs w:val="24"/>
+          <w:lang w:val="es-CL"/>
+        </w:rPr>
+        <w:t xml:space="preserve">). Esto permitirá iterar rápidamente sobre la precisión de la IA y el diseño de la interfaz. Para el control de versiones, la gestión del código fuente y el trabajo colaborativo, utilizaremos </w:t>
+      </w:r>
+      <w:r>
+        <w:rPr>
+          <w:rFonts w:ascii="Arial" w:eastAsiaTheme="minorEastAsia" w:hAnsi="Arial" w:cs="Arial"/>
+          <w:b/>
+          <w:bCs/>
+          <w:color w:val="000000"/>
+          <w:sz w:val="24"/>
+          <w:szCs w:val="24"/>
+          <w:lang w:val="es-CL"/>
+        </w:rPr>
+        <w:t>GitHub</w:t>
+      </w:r>
+      <w:r>
+        <w:rPr>
+          <w:rFonts w:ascii="Arial" w:eastAsiaTheme="minorEastAsia" w:hAnsi="Arial" w:cs="Arial"/>
+          <w:color w:val="000000"/>
+          <w:sz w:val="24"/>
+          <w:szCs w:val="24"/>
+          <w:lang w:val="es-CL"/>
+        </w:rPr>
+        <w:t xml:space="preserve"> como repositorio central, lo que nos garantizará mantener un respaldo seguro y facilitar la integración del trabajo de cada integrante.</w:t>
+      </w:r>
+    </w:p>
+    <w:p>
+      <w:pPr>
+        <w:rPr>
+          <w:rFonts w:ascii="Arial" w:eastAsiaTheme="minorEastAsia" w:hAnsi="Arial" w:cs="Arial"/>
+          <w:color w:val="000000"/>
+          <w:sz w:val="24"/>
+          <w:szCs w:val="24"/>
+          <w:lang w:val="es-CL"/>
+        </w:rPr>
+      </w:pPr>
+    </w:p>
+    <w:p>
+      <w:pPr>
+        <w:rPr>
+          <w:rFonts w:ascii="Arial" w:eastAsiaTheme="minorEastAsia" w:hAnsi="Arial" w:cs="Arial"/>
+          <w:b/>
+          <w:bCs/>
+          <w:color w:val="000000"/>
+          <w:sz w:val="24"/>
+          <w:szCs w:val="24"/>
+          <w:lang w:val="es-CL"/>
+        </w:rPr>
+      </w:pPr>
+      <w:r>
+        <w:rPr>
+          <w:rFonts w:ascii="Arial" w:eastAsiaTheme="minorEastAsia" w:hAnsi="Arial" w:cs="Arial"/>
+          <w:b/>
+          <w:bCs/>
+          <w:color w:val="000000"/>
+          <w:sz w:val="24"/>
+          <w:szCs w:val="24"/>
+          <w:lang w:val="es-CL"/>
+        </w:rPr>
+        <w:t>7. Plan de trabajo para el proyecto APT</w:t>
+      </w:r>
+    </w:p>
+    <w:p>
+      <w:pPr>
+        <w:rPr>
+          <w:rFonts w:ascii="Arial" w:eastAsiaTheme="minorEastAsia" w:hAnsi="Arial" w:cs="Arial"/>
+          <w:color w:val="000000"/>
+          <w:sz w:val="24"/>
+          <w:szCs w:val="24"/>
+          <w:lang w:val="es-CL"/>
+        </w:rPr>
+      </w:pPr>
+      <w:r>
+        <w:rPr>
+          <w:rFonts w:ascii="Arial" w:eastAsiaTheme="minorEastAsia" w:hAnsi="Arial" w:cs="Arial"/>
+          <w:color w:val="000000"/>
+          <w:sz w:val="24"/>
+          <w:szCs w:val="24"/>
+          <w:lang w:val="es-CL"/>
+        </w:rPr>
+        <w:t xml:space="preserve">El proyecto </w:t>
+      </w:r>
+      <w:proofErr w:type="spellStart"/>
+      <w:r>
+        <w:rPr>
+          <w:rFonts w:ascii="Arial" w:eastAsiaTheme="minorEastAsia" w:hAnsi="Arial" w:cs="Arial"/>
+          <w:color w:val="000000"/>
+          <w:sz w:val="24"/>
+          <w:szCs w:val="24"/>
+          <w:lang w:val="es-CL"/>
+        </w:rPr>
+        <w:t>SpotterFit</w:t>
+      </w:r>
+      <w:proofErr w:type="spellEnd"/>
+      <w:r>
+        <w:rPr>
+          <w:rFonts w:ascii="Arial" w:eastAsiaTheme="minorEastAsia" w:hAnsi="Arial" w:cs="Arial"/>
+          <w:color w:val="000000"/>
+          <w:sz w:val="24"/>
+          <w:szCs w:val="24"/>
+          <w:lang w:val="es-CL"/>
+        </w:rPr>
+        <w:t xml:space="preserve"> se dividirá en las siguientes fases principales:</w:t>
+      </w:r>
+    </w:p>
+    <w:p>
+      <w:pPr>
+        <w:numPr>
+          <w:ilvl w:val="0"/>
+          <w:numId w:val="32"/>
+        </w:numPr>
+        <w:rPr>
+          <w:rFonts w:ascii="Arial" w:eastAsiaTheme="minorEastAsia" w:hAnsi="Arial" w:cs="Arial"/>
+          <w:color w:val="000000"/>
+          <w:sz w:val="24"/>
+          <w:szCs w:val="24"/>
+          <w:lang w:val="es-CL"/>
+        </w:rPr>
+      </w:pPr>
+      <w:r>
+        <w:rPr>
+          <w:rFonts w:ascii="Arial" w:eastAsiaTheme="minorEastAsia" w:hAnsi="Arial" w:cs="Arial"/>
+          <w:b/>
+          <w:bCs/>
+          <w:color w:val="000000"/>
+          <w:sz w:val="24"/>
+          <w:szCs w:val="24"/>
+          <w:lang w:val="es-CL"/>
+        </w:rPr>
+        <w:t>Fase 1 (Diseño y Arquitectura):</w:t>
+      </w:r>
+      <w:r>
+        <w:rPr>
+          <w:rFonts w:ascii="Arial" w:eastAsiaTheme="minorEastAsia" w:hAnsi="Arial" w:cs="Arial"/>
+          <w:color w:val="000000"/>
+          <w:sz w:val="24"/>
+          <w:szCs w:val="24"/>
+          <w:lang w:val="es-CL"/>
+        </w:rPr>
+        <w:t xml:space="preserve"> Levantamiento de requisitos, diseño de pantallas (UI/UX) y modelamiento de la base de datos relacional.</w:t>
+      </w:r>
+    </w:p>
+    <w:p>
+      <w:pPr>
+        <w:numPr>
+          <w:ilvl w:val="0"/>
+          <w:numId w:val="32"/>
+        </w:numPr>
+        <w:rPr>
+          <w:rFonts w:ascii="Arial" w:eastAsiaTheme="minorEastAsia" w:hAnsi="Arial" w:cs="Arial"/>
+          <w:color w:val="000000"/>
+          <w:sz w:val="24"/>
+          <w:szCs w:val="24"/>
+          <w:lang w:val="es-CL"/>
+        </w:rPr>
+      </w:pPr>
+      <w:r>
+        <w:rPr>
+          <w:rFonts w:ascii="Arial" w:eastAsiaTheme="minorEastAsia" w:hAnsi="Arial" w:cs="Arial"/>
+          <w:b/>
+          <w:bCs/>
+          <w:color w:val="000000"/>
+          <w:sz w:val="24"/>
+          <w:szCs w:val="24"/>
+          <w:lang w:val="es-CL"/>
+        </w:rPr>
+        <w:t xml:space="preserve">Fase 2 (Desarrollo </w:t>
+      </w:r>
+      <w:proofErr w:type="spellStart"/>
+      <w:r>
+        <w:rPr>
+          <w:rFonts w:ascii="Arial" w:eastAsiaTheme="minorEastAsia" w:hAnsi="Arial" w:cs="Arial"/>
+          <w:b/>
+          <w:bCs/>
+          <w:color w:val="000000"/>
+          <w:sz w:val="24"/>
+          <w:szCs w:val="24"/>
+          <w:lang w:val="es-CL"/>
+        </w:rPr>
+        <w:t>Frontend</w:t>
+      </w:r>
+      <w:proofErr w:type="spellEnd"/>
+      <w:r>
+        <w:rPr>
+          <w:rFonts w:ascii="Arial" w:eastAsiaTheme="minorEastAsia" w:hAnsi="Arial" w:cs="Arial"/>
+          <w:b/>
+          <w:bCs/>
+          <w:color w:val="000000"/>
+          <w:sz w:val="24"/>
+          <w:szCs w:val="24"/>
+          <w:lang w:val="es-CL"/>
+        </w:rPr>
+        <w:t xml:space="preserve"> e IA):</w:t>
+      </w:r>
+      <w:r>
+        <w:rPr>
+          <w:rFonts w:ascii="Arial" w:eastAsiaTheme="minorEastAsia" w:hAnsi="Arial" w:cs="Arial"/>
+          <w:color w:val="000000"/>
+          <w:sz w:val="24"/>
+          <w:szCs w:val="24"/>
+          <w:lang w:val="es-CL"/>
+        </w:rPr>
+        <w:t xml:space="preserve"> Configuración del entorno en </w:t>
+      </w:r>
+      <w:proofErr w:type="spellStart"/>
+      <w:r>
+        <w:rPr>
+          <w:rFonts w:ascii="Arial" w:eastAsiaTheme="minorEastAsia" w:hAnsi="Arial" w:cs="Arial"/>
+          <w:color w:val="000000"/>
+          <w:sz w:val="24"/>
+          <w:szCs w:val="24"/>
+          <w:lang w:val="es-CL"/>
+        </w:rPr>
+        <w:t>Flutter</w:t>
+      </w:r>
+      <w:proofErr w:type="spellEnd"/>
+      <w:r>
+        <w:rPr>
+          <w:rFonts w:ascii="Arial" w:eastAsiaTheme="minorEastAsia" w:hAnsi="Arial" w:cs="Arial"/>
+          <w:color w:val="000000"/>
+          <w:sz w:val="24"/>
+          <w:szCs w:val="24"/>
+          <w:lang w:val="es-CL"/>
+        </w:rPr>
+        <w:t xml:space="preserve"> e integración de la API de </w:t>
+      </w:r>
+      <w:proofErr w:type="spellStart"/>
+      <w:r>
+        <w:rPr>
+          <w:rFonts w:ascii="Arial" w:eastAsiaTheme="minorEastAsia" w:hAnsi="Arial" w:cs="Arial"/>
+          <w:color w:val="000000"/>
+          <w:sz w:val="24"/>
+          <w:szCs w:val="24"/>
+          <w:lang w:val="es-CL"/>
+        </w:rPr>
+        <w:t>MediaPipe</w:t>
+      </w:r>
+      <w:proofErr w:type="spellEnd"/>
+      <w:r>
+        <w:rPr>
+          <w:rFonts w:ascii="Arial" w:eastAsiaTheme="minorEastAsia" w:hAnsi="Arial" w:cs="Arial"/>
+          <w:color w:val="000000"/>
+          <w:sz w:val="24"/>
+          <w:szCs w:val="24"/>
+          <w:lang w:val="es-CL"/>
+        </w:rPr>
+        <w:t xml:space="preserve"> para la detección de puntos corporales mediante la cámara.</w:t>
+      </w:r>
+    </w:p>
+    <w:p>
+      <w:pPr>
+        <w:numPr>
+          <w:ilvl w:val="0"/>
+          <w:numId w:val="32"/>
+        </w:numPr>
+        <w:rPr>
+          <w:rFonts w:ascii="Arial" w:eastAsiaTheme="minorEastAsia" w:hAnsi="Arial" w:cs="Arial"/>
+          <w:color w:val="000000"/>
+          <w:sz w:val="24"/>
+          <w:szCs w:val="24"/>
+          <w:lang w:val="es-CL"/>
+        </w:rPr>
+      </w:pPr>
+      <w:r>
+        <w:rPr>
+          <w:rFonts w:ascii="Arial" w:eastAsiaTheme="minorEastAsia" w:hAnsi="Arial" w:cs="Arial"/>
+          <w:b/>
+          <w:bCs/>
+          <w:color w:val="000000"/>
+          <w:sz w:val="24"/>
+          <w:szCs w:val="24"/>
+          <w:lang w:val="es-CL"/>
+        </w:rPr>
+        <w:t>Fase 3 (</w:t>
+      </w:r>
+      <w:proofErr w:type="spellStart"/>
+      <w:r>
+        <w:rPr>
+          <w:rFonts w:ascii="Arial" w:eastAsiaTheme="minorEastAsia" w:hAnsi="Arial" w:cs="Arial"/>
+          <w:b/>
+          <w:bCs/>
+          <w:color w:val="000000"/>
+          <w:sz w:val="24"/>
+          <w:szCs w:val="24"/>
+          <w:lang w:val="es-CL"/>
+        </w:rPr>
+        <w:t>Backend</w:t>
+      </w:r>
+      <w:proofErr w:type="spellEnd"/>
+      <w:r>
+        <w:rPr>
+          <w:rFonts w:ascii="Arial" w:eastAsiaTheme="minorEastAsia" w:hAnsi="Arial" w:cs="Arial"/>
+          <w:b/>
+          <w:bCs/>
+          <w:color w:val="000000"/>
+          <w:sz w:val="24"/>
+          <w:szCs w:val="24"/>
+          <w:lang w:val="es-CL"/>
+        </w:rPr>
+        <w:t xml:space="preserve"> y Datos):</w:t>
+      </w:r>
+      <w:r>
+        <w:rPr>
+          <w:rFonts w:ascii="Arial" w:eastAsiaTheme="minorEastAsia" w:hAnsi="Arial" w:cs="Arial"/>
+          <w:color w:val="000000"/>
+          <w:sz w:val="24"/>
+          <w:szCs w:val="24"/>
+          <w:lang w:val="es-CL"/>
+        </w:rPr>
+        <w:t xml:space="preserve"> Conexión de la aplicación con la base de datos para automatizar el registro de las métricas de rendimiento y errores posturales.</w:t>
+      </w:r>
+    </w:p>
+    <w:p>
+      <w:pPr>
+        <w:numPr>
+          <w:ilvl w:val="0"/>
+          <w:numId w:val="32"/>
+        </w:numPr>
+        <w:rPr>
+          <w:rFonts w:ascii="Arial" w:eastAsiaTheme="minorEastAsia" w:hAnsi="Arial" w:cs="Arial"/>
+          <w:color w:val="000000"/>
+          <w:sz w:val="24"/>
+          <w:szCs w:val="24"/>
+          <w:lang w:val="es-CL"/>
+        </w:rPr>
+      </w:pPr>
+      <w:r>
+        <w:rPr>
+          <w:rFonts w:ascii="Arial" w:eastAsiaTheme="minorEastAsia" w:hAnsi="Arial" w:cs="Arial"/>
+          <w:b/>
+          <w:bCs/>
+          <w:color w:val="000000"/>
+          <w:sz w:val="24"/>
+          <w:szCs w:val="24"/>
+          <w:lang w:val="es-CL"/>
+        </w:rPr>
+        <w:t>Fase 4 (Visualización y Pruebas):</w:t>
+      </w:r>
+      <w:r>
+        <w:rPr>
+          <w:rFonts w:ascii="Arial" w:eastAsiaTheme="minorEastAsia" w:hAnsi="Arial" w:cs="Arial"/>
+          <w:color w:val="000000"/>
+          <w:sz w:val="24"/>
+          <w:szCs w:val="24"/>
+          <w:lang w:val="es-CL"/>
+        </w:rPr>
+        <w:t xml:space="preserve"> Construcción del </w:t>
+      </w:r>
+      <w:proofErr w:type="spellStart"/>
+      <w:r>
+        <w:rPr>
+          <w:rFonts w:ascii="Arial" w:eastAsiaTheme="minorEastAsia" w:hAnsi="Arial" w:cs="Arial"/>
+          <w:color w:val="000000"/>
+          <w:sz w:val="24"/>
+          <w:szCs w:val="24"/>
+          <w:lang w:val="es-CL"/>
+        </w:rPr>
+        <w:t>dashboard</w:t>
+      </w:r>
+      <w:proofErr w:type="spellEnd"/>
+      <w:r>
+        <w:rPr>
+          <w:rFonts w:ascii="Arial" w:eastAsiaTheme="minorEastAsia" w:hAnsi="Arial" w:cs="Arial"/>
+          <w:color w:val="000000"/>
+          <w:sz w:val="24"/>
+          <w:szCs w:val="24"/>
+          <w:lang w:val="es-CL"/>
+        </w:rPr>
+        <w:t xml:space="preserve"> de </w:t>
+      </w:r>
+      <w:proofErr w:type="spellStart"/>
+      <w:r>
+        <w:rPr>
+          <w:rFonts w:ascii="Arial" w:eastAsiaTheme="minorEastAsia" w:hAnsi="Arial" w:cs="Arial"/>
+          <w:color w:val="000000"/>
+          <w:sz w:val="24"/>
+          <w:szCs w:val="24"/>
+          <w:lang w:val="es-CL"/>
+        </w:rPr>
+        <w:t>KPIs</w:t>
+      </w:r>
+      <w:proofErr w:type="spellEnd"/>
+      <w:r>
+        <w:rPr>
+          <w:rFonts w:ascii="Arial" w:eastAsiaTheme="minorEastAsia" w:hAnsi="Arial" w:cs="Arial"/>
+          <w:color w:val="000000"/>
+          <w:sz w:val="24"/>
+          <w:szCs w:val="24"/>
+          <w:lang w:val="es-CL"/>
+        </w:rPr>
+        <w:t>, pruebas de validación de los modelos (QA) y corrección de errores antes de la entrega final.</w:t>
+      </w:r>
+    </w:p>
+    <w:p>
+      <w:pPr>
+        <w:ind w:left="720"/>
+        <w:rPr>
+          <w:rFonts w:ascii="Arial" w:eastAsiaTheme="minorEastAsia" w:hAnsi="Arial" w:cs="Arial"/>
+          <w:color w:val="000000"/>
+          <w:sz w:val="24"/>
+          <w:szCs w:val="24"/>
+          <w:lang w:val="es-CL"/>
+        </w:rPr>
+      </w:pPr>
+    </w:p>
+    <w:p>
+      <w:pPr>
+        <w:rPr>
+          <w:rFonts w:ascii="Arial" w:eastAsiaTheme="minorEastAsia" w:hAnsi="Arial" w:cs="Arial"/>
+          <w:b/>
+          <w:bCs/>
+          <w:color w:val="000000"/>
+          <w:sz w:val="24"/>
+          <w:szCs w:val="24"/>
+          <w:lang w:val="es-CL"/>
+        </w:rPr>
+      </w:pPr>
+      <w:r>
+        <w:rPr>
+          <w:rFonts w:ascii="Arial" w:eastAsiaTheme="minorEastAsia" w:hAnsi="Arial" w:cs="Arial"/>
+          <w:b/>
+          <w:bCs/>
+          <w:color w:val="000000"/>
+          <w:sz w:val="24"/>
+          <w:szCs w:val="24"/>
+          <w:lang w:val="es-CL"/>
+        </w:rPr>
+        <w:t>8. Propuesta de evidencias que darán cuenta del logro</w:t>
+      </w:r>
+    </w:p>
+    <w:p>
+      <w:pPr>
+        <w:rPr>
+          <w:rFonts w:ascii="Arial" w:eastAsiaTheme="minorEastAsia" w:hAnsi="Arial" w:cs="Arial"/>
+          <w:color w:val="000000"/>
+          <w:sz w:val="24"/>
+          <w:szCs w:val="24"/>
+          <w:lang w:val="es-CL"/>
+        </w:rPr>
+      </w:pPr>
+      <w:r>
+        <w:rPr>
+          <w:rFonts w:ascii="Arial" w:eastAsiaTheme="minorEastAsia" w:hAnsi="Arial" w:cs="Arial"/>
+          <w:color w:val="000000"/>
+          <w:sz w:val="24"/>
+          <w:szCs w:val="24"/>
+          <w:lang w:val="es-CL"/>
+        </w:rPr>
+        <w:t>Al finalizar la asignatura, se entregarán las siguientes evidencias tangibles:</w:t>
+      </w:r>
+    </w:p>
+    <w:p>
+      <w:pPr>
+        <w:numPr>
+          <w:ilvl w:val="0"/>
+          <w:numId w:val="33"/>
+        </w:numPr>
+        <w:rPr>
+          <w:rFonts w:ascii="Arial" w:eastAsiaTheme="minorEastAsia" w:hAnsi="Arial" w:cs="Arial"/>
+          <w:color w:val="000000"/>
+          <w:sz w:val="24"/>
+          <w:szCs w:val="24"/>
+          <w:lang w:val="es-CL"/>
+        </w:rPr>
+      </w:pPr>
+      <w:r>
+        <w:rPr>
+          <w:rFonts w:ascii="Arial" w:eastAsiaTheme="minorEastAsia" w:hAnsi="Arial" w:cs="Arial"/>
+          <w:color w:val="000000"/>
+          <w:sz w:val="24"/>
+          <w:szCs w:val="24"/>
+          <w:lang w:val="es-CL"/>
+        </w:rPr>
+        <w:t>Repositorio en GitHub con el código fuente completo y documentado.</w:t>
+      </w:r>
+    </w:p>
+    <w:p>
+      <w:pPr>
+        <w:numPr>
+          <w:ilvl w:val="0"/>
+          <w:numId w:val="33"/>
+        </w:numPr>
+        <w:rPr>
+          <w:rFonts w:ascii="Arial" w:eastAsiaTheme="minorEastAsia" w:hAnsi="Arial" w:cs="Arial"/>
+          <w:color w:val="000000"/>
+          <w:sz w:val="24"/>
+          <w:szCs w:val="24"/>
+          <w:lang w:val="es-CL"/>
+        </w:rPr>
+      </w:pPr>
+      <w:r>
+        <w:rPr>
+          <w:rFonts w:ascii="Arial" w:eastAsiaTheme="minorEastAsia" w:hAnsi="Arial" w:cs="Arial"/>
+          <w:color w:val="000000"/>
+          <w:sz w:val="24"/>
+          <w:szCs w:val="24"/>
+          <w:lang w:val="es-CL"/>
+        </w:rPr>
+        <w:t>Script del modelo de base de datos relacional.</w:t>
+      </w:r>
+    </w:p>
+    <w:p>
+      <w:pPr>
+        <w:numPr>
+          <w:ilvl w:val="0"/>
+          <w:numId w:val="33"/>
+        </w:numPr>
+        <w:rPr>
+          <w:rFonts w:ascii="Arial" w:eastAsiaTheme="minorEastAsia" w:hAnsi="Arial" w:cs="Arial"/>
+          <w:color w:val="000000"/>
+          <w:sz w:val="24"/>
+          <w:szCs w:val="24"/>
+          <w:lang w:val="es-CL"/>
+        </w:rPr>
+      </w:pPr>
+      <w:r>
+        <w:rPr>
+          <w:rFonts w:ascii="Arial" w:eastAsiaTheme="minorEastAsia" w:hAnsi="Arial" w:cs="Arial"/>
+          <w:color w:val="000000"/>
+          <w:sz w:val="24"/>
+          <w:szCs w:val="24"/>
+          <w:lang w:val="es-CL"/>
+        </w:rPr>
+        <w:t xml:space="preserve">Prototipo funcional (APK o ejecutable) de la aplicación </w:t>
+      </w:r>
+      <w:proofErr w:type="spellStart"/>
+      <w:r>
+        <w:rPr>
+          <w:rFonts w:ascii="Arial" w:eastAsiaTheme="minorEastAsia" w:hAnsi="Arial" w:cs="Arial"/>
+          <w:color w:val="000000"/>
+          <w:sz w:val="24"/>
+          <w:szCs w:val="24"/>
+          <w:lang w:val="es-CL"/>
+        </w:rPr>
+        <w:t>SpotterFit</w:t>
+      </w:r>
+      <w:proofErr w:type="spellEnd"/>
+      <w:r>
+        <w:rPr>
+          <w:rFonts w:ascii="Arial" w:eastAsiaTheme="minorEastAsia" w:hAnsi="Arial" w:cs="Arial"/>
+          <w:color w:val="000000"/>
+          <w:sz w:val="24"/>
+          <w:szCs w:val="24"/>
+          <w:lang w:val="es-CL"/>
+        </w:rPr>
+        <w:t>.</w:t>
+      </w:r>
+    </w:p>
+    <w:p>
+      <w:pPr>
+        <w:numPr>
+          <w:ilvl w:val="0"/>
+          <w:numId w:val="33"/>
+        </w:numPr>
+        <w:rPr>
+          <w:rFonts w:ascii="Arial" w:eastAsiaTheme="minorEastAsia" w:hAnsi="Arial" w:cs="Arial"/>
+          <w:color w:val="000000"/>
+          <w:sz w:val="24"/>
+          <w:szCs w:val="24"/>
+          <w:lang w:val="es-CL"/>
+        </w:rPr>
+      </w:pPr>
+      <w:r>
+        <w:rPr>
+          <w:rFonts w:ascii="Arial" w:eastAsiaTheme="minorEastAsia" w:hAnsi="Arial" w:cs="Arial"/>
+          <w:color w:val="000000"/>
+          <w:sz w:val="24"/>
+          <w:szCs w:val="24"/>
+          <w:lang w:val="es-CL"/>
+        </w:rPr>
+        <w:lastRenderedPageBreak/>
+        <w:t xml:space="preserve">Documento de arquitectura que detalle el flujo de datos desde la captura en </w:t>
+      </w:r>
+      <w:proofErr w:type="spellStart"/>
+      <w:r>
+        <w:rPr>
+          <w:rFonts w:ascii="Arial" w:eastAsiaTheme="minorEastAsia" w:hAnsi="Arial" w:cs="Arial"/>
+          <w:color w:val="000000"/>
+          <w:sz w:val="24"/>
+          <w:szCs w:val="24"/>
+          <w:lang w:val="es-CL"/>
+        </w:rPr>
+        <w:t>MediaPipe</w:t>
+      </w:r>
+      <w:proofErr w:type="spellEnd"/>
+      <w:r>
+        <w:rPr>
+          <w:rFonts w:ascii="Arial" w:eastAsiaTheme="minorEastAsia" w:hAnsi="Arial" w:cs="Arial"/>
+          <w:color w:val="000000"/>
+          <w:sz w:val="24"/>
+          <w:szCs w:val="24"/>
+          <w:lang w:val="es-CL"/>
+        </w:rPr>
+        <w:t xml:space="preserve"> hasta su visualización en el </w:t>
+      </w:r>
+      <w:proofErr w:type="spellStart"/>
+      <w:r>
+        <w:rPr>
+          <w:rFonts w:ascii="Arial" w:eastAsiaTheme="minorEastAsia" w:hAnsi="Arial" w:cs="Arial"/>
+          <w:color w:val="000000"/>
+          <w:sz w:val="24"/>
+          <w:szCs w:val="24"/>
+          <w:lang w:val="es-CL"/>
+        </w:rPr>
+        <w:t>dashboard</w:t>
+      </w:r>
+      <w:proofErr w:type="spellEnd"/>
+      <w:r>
+        <w:rPr>
+          <w:rFonts w:ascii="Arial" w:eastAsiaTheme="minorEastAsia" w:hAnsi="Arial" w:cs="Arial"/>
+          <w:color w:val="000000"/>
+          <w:sz w:val="24"/>
+          <w:szCs w:val="24"/>
+          <w:lang w:val="es-CL"/>
+        </w:rPr>
+        <w:t>.</w:t>
+      </w:r>
+    </w:p>
+    <w:p>
+      <w:pPr>
+        <w:rPr>
+          <w:rFonts w:ascii="Arial" w:eastAsiaTheme="minorEastAsia" w:hAnsi="Arial" w:cs="Arial"/>
+          <w:color w:val="000000"/>
+          <w:sz w:val="24"/>
+          <w:szCs w:val="24"/>
+          <w:lang w:val="es-CL"/>
+        </w:rPr>
+      </w:pPr>
+    </w:p>
+    <w:p>
+      <w:pPr>
+        <w:rPr>
+          <w:rFonts w:ascii="Arial" w:eastAsiaTheme="minorEastAsia" w:hAnsi="Arial" w:cs="Arial"/>
+          <w:b/>
+          <w:bCs/>
+          <w:color w:val="000000"/>
+          <w:sz w:val="24"/>
+          <w:szCs w:val="24"/>
+          <w:lang w:val="es-CL"/>
+        </w:rPr>
+      </w:pPr>
+      <w:proofErr w:type="spellStart"/>
+      <w:r>
+        <w:rPr>
+          <w:rFonts w:ascii="Arial" w:eastAsiaTheme="minorEastAsia" w:hAnsi="Arial" w:cs="Arial"/>
+          <w:b/>
+          <w:bCs/>
+          <w:color w:val="000000"/>
+          <w:sz w:val="24"/>
+          <w:szCs w:val="24"/>
+          <w:lang w:val="es-CL"/>
+        </w:rPr>
+        <w:t>Abstract</w:t>
+      </w:r>
+      <w:proofErr w:type="spellEnd"/>
+      <w:r>
+        <w:rPr>
+          <w:rFonts w:ascii="Arial" w:eastAsiaTheme="minorEastAsia" w:hAnsi="Arial" w:cs="Arial"/>
+          <w:b/>
+          <w:bCs/>
+          <w:color w:val="000000"/>
+          <w:sz w:val="24"/>
+          <w:szCs w:val="24"/>
+          <w:lang w:val="es-CL"/>
+        </w:rPr>
+        <w:t xml:space="preserve"> (Resumen)</w:t>
+      </w:r>
+    </w:p>
+    <w:p>
+      <w:pPr>
+        <w:rPr>
+          <w:rFonts w:ascii="Arial" w:eastAsiaTheme="minorEastAsia" w:hAnsi="Arial" w:cs="Arial"/>
+          <w:color w:val="000000"/>
+          <w:sz w:val="24"/>
+          <w:szCs w:val="24"/>
+          <w:lang w:val="es-CL"/>
+        </w:rPr>
+      </w:pPr>
+      <w:proofErr w:type="spellStart"/>
+      <w:r>
+        <w:rPr>
+          <w:rFonts w:ascii="Arial" w:eastAsiaTheme="minorEastAsia" w:hAnsi="Arial" w:cs="Arial"/>
+          <w:color w:val="000000"/>
+          <w:sz w:val="24"/>
+          <w:szCs w:val="24"/>
+          <w:lang w:val="es-CL"/>
+        </w:rPr>
+        <w:t>SpotterFit</w:t>
+      </w:r>
+      <w:proofErr w:type="spellEnd"/>
+      <w:r>
+        <w:rPr>
+          <w:rFonts w:ascii="Arial" w:eastAsiaTheme="minorEastAsia" w:hAnsi="Arial" w:cs="Arial"/>
+          <w:color w:val="000000"/>
+          <w:sz w:val="24"/>
+          <w:szCs w:val="24"/>
+          <w:lang w:val="es-CL"/>
+        </w:rPr>
+        <w:t xml:space="preserve"> es una aplicación móvil desarrollada en el </w:t>
+      </w:r>
+      <w:proofErr w:type="spellStart"/>
+      <w:r>
+        <w:rPr>
+          <w:rFonts w:ascii="Arial" w:eastAsiaTheme="minorEastAsia" w:hAnsi="Arial" w:cs="Arial"/>
+          <w:color w:val="000000"/>
+          <w:sz w:val="24"/>
+          <w:szCs w:val="24"/>
+          <w:lang w:val="es-CL"/>
+        </w:rPr>
+        <w:t>framework</w:t>
+      </w:r>
+      <w:proofErr w:type="spellEnd"/>
+      <w:r>
+        <w:rPr>
+          <w:rFonts w:ascii="Arial" w:eastAsiaTheme="minorEastAsia" w:hAnsi="Arial" w:cs="Arial"/>
+          <w:color w:val="000000"/>
+          <w:sz w:val="24"/>
+          <w:szCs w:val="24"/>
+          <w:lang w:val="es-CL"/>
+        </w:rPr>
+        <w:t xml:space="preserve"> </w:t>
+      </w:r>
+      <w:proofErr w:type="spellStart"/>
+      <w:r>
+        <w:rPr>
+          <w:rFonts w:ascii="Arial" w:eastAsiaTheme="minorEastAsia" w:hAnsi="Arial" w:cs="Arial"/>
+          <w:color w:val="000000"/>
+          <w:sz w:val="24"/>
+          <w:szCs w:val="24"/>
+          <w:lang w:val="es-CL"/>
+        </w:rPr>
+        <w:t>Flutter</w:t>
+      </w:r>
+      <w:proofErr w:type="spellEnd"/>
+      <w:r>
+        <w:rPr>
+          <w:rFonts w:ascii="Arial" w:eastAsiaTheme="minorEastAsia" w:hAnsi="Arial" w:cs="Arial"/>
+          <w:color w:val="000000"/>
+          <w:sz w:val="24"/>
+          <w:szCs w:val="24"/>
+          <w:lang w:val="es-CL"/>
+        </w:rPr>
+        <w:t xml:space="preserve"> que utiliza Inteligencia Artificial, específicamente modelos de visión computacional de </w:t>
+      </w:r>
+      <w:proofErr w:type="spellStart"/>
+      <w:r>
+        <w:rPr>
+          <w:rFonts w:ascii="Arial" w:eastAsiaTheme="minorEastAsia" w:hAnsi="Arial" w:cs="Arial"/>
+          <w:color w:val="000000"/>
+          <w:sz w:val="24"/>
+          <w:szCs w:val="24"/>
+          <w:lang w:val="es-CL"/>
+        </w:rPr>
+        <w:t>MediaPipe</w:t>
+      </w:r>
+      <w:proofErr w:type="spellEnd"/>
+      <w:r>
+        <w:rPr>
+          <w:rFonts w:ascii="Arial" w:eastAsiaTheme="minorEastAsia" w:hAnsi="Arial" w:cs="Arial"/>
+          <w:color w:val="000000"/>
+          <w:sz w:val="24"/>
+          <w:szCs w:val="24"/>
+          <w:lang w:val="es-CL"/>
+        </w:rPr>
+        <w:t xml:space="preserve">, para analizar y corregir la postura física de los usuarios en tiempo real durante sus rutinas de ejercicio. El proyecto trasciende la asistencia visual, integrando un modelo de base de datos diseñado para capturar, almacenar y estructurar las métricas de desempeño y errores posturales generados por la IA. Esta arquitectura de datos permite la posterior visualización del progreso a través de un </w:t>
+      </w:r>
+      <w:proofErr w:type="spellStart"/>
+      <w:r>
+        <w:rPr>
+          <w:rFonts w:ascii="Arial" w:eastAsiaTheme="minorEastAsia" w:hAnsi="Arial" w:cs="Arial"/>
+          <w:color w:val="000000"/>
+          <w:sz w:val="24"/>
+          <w:szCs w:val="24"/>
+          <w:lang w:val="es-CL"/>
+        </w:rPr>
+        <w:t>dashboard</w:t>
+      </w:r>
+      <w:proofErr w:type="spellEnd"/>
+      <w:r>
+        <w:rPr>
+          <w:rFonts w:ascii="Arial" w:eastAsiaTheme="minorEastAsia" w:hAnsi="Arial" w:cs="Arial"/>
+          <w:color w:val="000000"/>
+          <w:sz w:val="24"/>
+          <w:szCs w:val="24"/>
+          <w:lang w:val="es-CL"/>
+        </w:rPr>
+        <w:t xml:space="preserve"> de </w:t>
+      </w:r>
+      <w:proofErr w:type="spellStart"/>
+      <w:r>
+        <w:rPr>
+          <w:rFonts w:ascii="Arial" w:eastAsiaTheme="minorEastAsia" w:hAnsi="Arial" w:cs="Arial"/>
+          <w:color w:val="000000"/>
+          <w:sz w:val="24"/>
+          <w:szCs w:val="24"/>
+          <w:lang w:val="es-CL"/>
+        </w:rPr>
+        <w:t>KPIs</w:t>
+      </w:r>
+      <w:proofErr w:type="spellEnd"/>
+      <w:r>
+        <w:rPr>
+          <w:rFonts w:ascii="Arial" w:eastAsiaTheme="minorEastAsia" w:hAnsi="Arial" w:cs="Arial"/>
+          <w:color w:val="000000"/>
+          <w:sz w:val="24"/>
+          <w:szCs w:val="24"/>
+          <w:lang w:val="es-CL"/>
+        </w:rPr>
+        <w:t>, convirtiendo a la aplicación en una herramienta integral que une el desarrollo de software móvil con el análisis de datos estratégicos de salud y fitness.</w:t>
+      </w:r>
+    </w:p>
+    <w:p>
+      <w:pPr>
+        <w:rPr>
+          <w:rFonts w:ascii="Arial" w:eastAsiaTheme="minorEastAsia" w:hAnsi="Arial" w:cs="Arial"/>
+          <w:color w:val="000000"/>
+          <w:sz w:val="24"/>
+          <w:szCs w:val="24"/>
+          <w:lang w:val="es-CL"/>
+        </w:rPr>
+      </w:pPr>
+    </w:p>
+    <w:p>
+      <w:pPr>
+        <w:rPr>
+          <w:rFonts w:ascii="Arial" w:eastAsiaTheme="minorEastAsia" w:hAnsi="Arial" w:cs="Arial"/>
+          <w:b/>
+          <w:bCs/>
+          <w:color w:val="000000"/>
+          <w:sz w:val="24"/>
+          <w:szCs w:val="24"/>
+          <w:lang w:val="es-CL"/>
+        </w:rPr>
+      </w:pPr>
+      <w:r>
+        <w:rPr>
+          <w:rFonts w:ascii="Arial" w:eastAsiaTheme="minorEastAsia" w:hAnsi="Arial" w:cs="Arial"/>
+          <w:b/>
+          <w:bCs/>
+          <w:color w:val="000000"/>
+          <w:sz w:val="24"/>
+          <w:szCs w:val="24"/>
+          <w:lang w:val="es-CL"/>
+        </w:rPr>
+        <w:t>Conclusiones</w:t>
+      </w:r>
+    </w:p>
+    <w:p>
+      <w:pPr>
+        <w:rPr>
+          <w:rFonts w:ascii="Arial" w:eastAsiaTheme="minorEastAsia" w:hAnsi="Arial" w:cs="Arial"/>
+          <w:color w:val="000000"/>
+          <w:sz w:val="24"/>
+          <w:szCs w:val="24"/>
+          <w:lang w:val="es-CL"/>
+        </w:rPr>
+      </w:pPr>
+      <w:r>
+        <w:rPr>
+          <w:rFonts w:ascii="Arial" w:eastAsiaTheme="minorEastAsia" w:hAnsi="Arial" w:cs="Arial"/>
+          <w:color w:val="000000"/>
+          <w:sz w:val="24"/>
+          <w:szCs w:val="24"/>
+          <w:lang w:val="es-CL"/>
+        </w:rPr>
+        <w:t xml:space="preserve">La etapa de definición de este proyecto me permite concluir que la integración de tecnologías avanzadas como </w:t>
+      </w:r>
+      <w:proofErr w:type="spellStart"/>
+      <w:r>
+        <w:rPr>
+          <w:rFonts w:ascii="Arial" w:eastAsiaTheme="minorEastAsia" w:hAnsi="Arial" w:cs="Arial"/>
+          <w:color w:val="000000"/>
+          <w:sz w:val="24"/>
+          <w:szCs w:val="24"/>
+          <w:lang w:val="es-CL"/>
+        </w:rPr>
+        <w:t>Flutter</w:t>
+      </w:r>
+      <w:proofErr w:type="spellEnd"/>
+      <w:r>
+        <w:rPr>
+          <w:rFonts w:ascii="Arial" w:eastAsiaTheme="minorEastAsia" w:hAnsi="Arial" w:cs="Arial"/>
+          <w:color w:val="000000"/>
+          <w:sz w:val="24"/>
+          <w:szCs w:val="24"/>
+          <w:lang w:val="es-CL"/>
+        </w:rPr>
+        <w:t xml:space="preserve"> y </w:t>
+      </w:r>
+      <w:proofErr w:type="spellStart"/>
+      <w:r>
+        <w:rPr>
+          <w:rFonts w:ascii="Arial" w:eastAsiaTheme="minorEastAsia" w:hAnsi="Arial" w:cs="Arial"/>
+          <w:color w:val="000000"/>
+          <w:sz w:val="24"/>
+          <w:szCs w:val="24"/>
+          <w:lang w:val="es-CL"/>
+        </w:rPr>
+        <w:t>MediaPipe</w:t>
+      </w:r>
+      <w:proofErr w:type="spellEnd"/>
+      <w:r>
+        <w:rPr>
+          <w:rFonts w:ascii="Arial" w:eastAsiaTheme="minorEastAsia" w:hAnsi="Arial" w:cs="Arial"/>
+          <w:color w:val="000000"/>
+          <w:sz w:val="24"/>
+          <w:szCs w:val="24"/>
+          <w:lang w:val="es-CL"/>
+        </w:rPr>
+        <w:t xml:space="preserve"> es totalmente compatible con mi proyección hacia el análisis de datos y </w:t>
+      </w:r>
+      <w:proofErr w:type="gramStart"/>
+      <w:r>
+        <w:rPr>
+          <w:rFonts w:ascii="Arial" w:eastAsiaTheme="minorEastAsia" w:hAnsi="Arial" w:cs="Arial"/>
+          <w:color w:val="000000"/>
+          <w:sz w:val="24"/>
+          <w:szCs w:val="24"/>
+          <w:lang w:val="es-CL"/>
+        </w:rPr>
+        <w:t xml:space="preserve">Business </w:t>
+      </w:r>
+      <w:proofErr w:type="spellStart"/>
+      <w:r>
+        <w:rPr>
+          <w:rFonts w:ascii="Arial" w:eastAsiaTheme="minorEastAsia" w:hAnsi="Arial" w:cs="Arial"/>
+          <w:color w:val="000000"/>
+          <w:sz w:val="24"/>
+          <w:szCs w:val="24"/>
+          <w:lang w:val="es-CL"/>
+        </w:rPr>
+        <w:t>Intelligence</w:t>
+      </w:r>
+      <w:proofErr w:type="spellEnd"/>
+      <w:proofErr w:type="gramEnd"/>
+      <w:r>
+        <w:rPr>
+          <w:rFonts w:ascii="Arial" w:eastAsiaTheme="minorEastAsia" w:hAnsi="Arial" w:cs="Arial"/>
+          <w:color w:val="000000"/>
+          <w:sz w:val="24"/>
+          <w:szCs w:val="24"/>
+          <w:lang w:val="es-CL"/>
+        </w:rPr>
+        <w:t>. Al enfocar los objetivos del proyecto no solo en la interfaz móvil, sino en la captura y estructuración de los datos que genera la Inteligencia Artificial, he logrado alinear este desafío académico con mis intereses profesionales reales. Concluyo que el éxito de una aplicación moderna no solo radica en su funcionalidad interactiva, sino en su capacidad de generar valor a través de la información que recolecta.</w:t>
+      </w:r>
+    </w:p>
+    <w:p>
+      <w:pPr>
+        <w:rPr>
+          <w:rFonts w:ascii="Arial" w:eastAsiaTheme="minorEastAsia" w:hAnsi="Arial" w:cs="Arial"/>
+          <w:color w:val="000000"/>
+          <w:sz w:val="24"/>
+          <w:szCs w:val="24"/>
+          <w:lang w:val="es-CL"/>
+        </w:rPr>
+      </w:pPr>
+    </w:p>
+    <w:p>
+      <w:pPr>
+        <w:rPr>
+          <w:rFonts w:ascii="Arial" w:eastAsiaTheme="minorEastAsia" w:hAnsi="Arial" w:cs="Arial"/>
+          <w:b/>
+          <w:bCs/>
+          <w:color w:val="000000"/>
+          <w:sz w:val="24"/>
+          <w:szCs w:val="24"/>
+          <w:lang w:val="es-CL"/>
+        </w:rPr>
+      </w:pPr>
+      <w:r>
+        <w:rPr>
+          <w:rFonts w:ascii="Arial" w:eastAsiaTheme="minorEastAsia" w:hAnsi="Arial" w:cs="Arial"/>
+          <w:b/>
+          <w:bCs/>
+          <w:color w:val="000000"/>
+          <w:sz w:val="24"/>
+          <w:szCs w:val="24"/>
+          <w:lang w:val="es-CL"/>
+        </w:rPr>
+        <w:t>Reflexión</w:t>
+      </w:r>
+    </w:p>
+    <w:p>
+      <w:pPr>
+        <w:rPr>
+          <w:rFonts w:ascii="Arial" w:eastAsiaTheme="minorEastAsia" w:hAnsi="Arial" w:cs="Arial"/>
+          <w:color w:val="000000"/>
+          <w:sz w:val="24"/>
+          <w:szCs w:val="24"/>
+          <w:lang w:val="es-CL"/>
+        </w:rPr>
+      </w:pPr>
+      <w:r>
+        <w:rPr>
+          <w:rFonts w:ascii="Arial" w:eastAsiaTheme="minorEastAsia" w:hAnsi="Arial" w:cs="Arial"/>
+          <w:color w:val="000000"/>
+          <w:sz w:val="24"/>
+          <w:szCs w:val="24"/>
+          <w:lang w:val="es-CL"/>
+        </w:rPr>
+        <w:t>Esta fase de diseño me ha hecho reflexionar sobre la importancia de visualizar la arquitectura de datos desde el inicio de cualquier proyecto de software. Entender que una aplicación móvil funciona como un "sensor" para alimentar un modelo de datos me da mucha seguridad respecto a mi perfil profesional. Siento que he logrado unificar un proyecto de desarrollo de software complejo con mi pasión por la estructuración de la información, preparándome de manera sólida, analítica y resolutiva para enfrentar los desafíos de mi próxima práctica profesional en el área de TI.</w:t>
+      </w:r>
+    </w:p>
+    <w:p>
+      <w:pPr>
+        <w:rPr>
+          <w:rFonts w:asciiTheme="minorHAnsi" w:eastAsiaTheme="minorEastAsia" w:hAnsiTheme="minorHAnsi" w:cstheme="minorBidi"/>
+          <w:color w:val="000000"/>
+          <w:sz w:val="22"/>
+          <w:szCs w:val="22"/>
+          <w:u w:val="single"/>
+        </w:rPr>
+      </w:pPr>
+    </w:p>
     <w:sectPr>
-      <w:headerReference w:type="default" r:id="rId12"/>
-      <w:footerReference w:type="default" r:id="rId13"/>
+      <w:headerReference w:type="default" r:id="rId14"/>
+      <w:footerReference w:type="default" r:id="rId15"/>
       <w:pgSz w:w="15840" w:h="12240" w:orient="landscape"/>
       <w:pgMar w:top="1276" w:right="1418" w:bottom="1418" w:left="1418" w:header="709" w:footer="709" w:gutter="0"/>
+      <w:pgNumType w:start="0"/>
       <w:cols w:space="708"/>
+      <w:titlePg/>
       <w:docGrid w:linePitch="360"/>
     </w:sectPr>
   </w:body>
@@ -9334,7 +12073,7 @@
 </file>
 
 <file path=word/endnotes.xml><?xml version="1.0" encoding="utf-8"?>
-<w:endnotes xmlns:wpc="http://schemas.microsoft.com/office/word/2010/wordprocessingCanvas" xmlns:cx="http://schemas.microsoft.com/office/drawing/2014/chartex" xmlns:cx1="http://schemas.microsoft.com/office/drawing/2015/9/8/chartex" xmlns:cx2="http://schemas.microsoft.com/office/drawing/2015/10/21/chartex" xmlns:cx3="http://schemas.microsoft.com/office/drawing/2016/5/9/chartex" xmlns:cx4="http://schemas.microsoft.com/office/drawing/2016/5/10/chartex" xmlns:cx5="http://schemas.microsoft.com/office/drawing/2016/5/11/chartex" xmlns:cx6="http://schemas.microsoft.com/office/drawing/2016/5/12/chartex" xmlns:cx7="http://schemas.microsoft.com/office/drawing/2016/5/13/chartex" xmlns:cx8="http://schemas.microsoft.com/office/drawing/2016/5/14/chartex" xmlns:mc="http://schemas.openxmlformats.org/markup-compatibility/2006" xmlns:aink="http://schemas.microsoft.com/office/drawing/2016/ink" xmlns:am3d="http://schemas.microsoft.com/office/drawing/2017/model3d" xmlns:o="urn:schemas-microsoft-com:office:office" xmlns:oel="http://schemas.microsoft.com/office/2019/extlst" xmlns:r="http://schemas.openxmlformats.org/officeDocument/2006/relationships" xmlns:m="http://schemas.openxmlformats.org/officeDocument/2006/math" xmlns:v="urn:schemas-microsoft-com:vml" xmlns:wp14="http://schemas.microsoft.com/office/word/2010/wordprocessingDrawing" xmlns:wp="http://schemas.openxmlformats.org/drawingml/2006/wordprocessingDrawing" xmlns:w10="urn:schemas-microsoft-com:office:word" xmlns:w="http://schemas.openxmlformats.org/wordprocessingml/2006/main" xmlns:w14="http://schemas.microsoft.com/office/word/2010/wordml" xmlns:w15="http://schemas.microsoft.com/office/word/2012/wordml" xmlns:w16cex="http://schemas.microsoft.com/office/word/2018/wordml/cex" xmlns:w16cid="http://schemas.microsoft.com/office/word/2016/wordml/cid" xmlns:w16="http://schemas.microsoft.com/office/word/2018/wordml" xmlns:w16sdtdh="http://schemas.microsoft.com/office/word/2020/wordml/sdtdatahash" xmlns:w16se="http://schemas.microsoft.com/office/word/2015/wordml/symex" xmlns:wpg="http://schemas.microsoft.com/office/word/2010/wordprocessingGroup" xmlns:wpi="http://schemas.microsoft.com/office/word/2010/wordprocessingInk" xmlns:wne="http://schemas.microsoft.com/office/word/2006/wordml" xmlns:wps="http://schemas.microsoft.com/office/word/2010/wordprocessingShape" mc:Ignorable="w14 w15 w16se w16cid w16 w16cex w16sdtdh wp14">
+<w:endnotes xmlns:wpc="http://schemas.microsoft.com/office/word/2010/wordprocessingCanvas" xmlns:cx="http://schemas.microsoft.com/office/drawing/2014/chartex" xmlns:cx1="http://schemas.microsoft.com/office/drawing/2015/9/8/chartex" xmlns:cx2="http://schemas.microsoft.com/office/drawing/2015/10/21/chartex" xmlns:cx3="http://schemas.microsoft.com/office/drawing/2016/5/9/chartex" xmlns:cx4="http://schemas.microsoft.com/office/drawing/2016/5/10/chartex" xmlns:cx5="http://schemas.microsoft.com/office/drawing/2016/5/11/chartex" xmlns:cx6="http://schemas.microsoft.com/office/drawing/2016/5/12/chartex" xmlns:cx7="http://schemas.microsoft.com/office/drawing/2016/5/13/chartex" xmlns:cx8="http://schemas.microsoft.com/office/drawing/2016/5/14/chartex" xmlns:mc="http://schemas.openxmlformats.org/markup-compatibility/2006" xmlns:aink="http://schemas.microsoft.com/office/drawing/2016/ink" xmlns:am3d="http://schemas.microsoft.com/office/drawing/2017/model3d" xmlns:o="urn:schemas-microsoft-com:office:office" xmlns:oel="http://schemas.microsoft.com/office/2019/extlst" xmlns:r="http://schemas.openxmlformats.org/officeDocument/2006/relationships" xmlns:m="http://schemas.openxmlformats.org/officeDocument/2006/math" xmlns:v="urn:schemas-microsoft-com:vml" xmlns:wp14="http://schemas.microsoft.com/office/word/2010/wordprocessingDrawing" xmlns:wp="http://schemas.openxmlformats.org/drawingml/2006/wordprocessingDrawing" xmlns:w10="urn:schemas-microsoft-com:office:word" xmlns:w="http://schemas.openxmlformats.org/wordprocessingml/2006/main" xmlns:w14="http://schemas.microsoft.com/office/word/2010/wordml" xmlns:w15="http://schemas.microsoft.com/office/word/2012/wordml" xmlns:w16cex="http://schemas.microsoft.com/office/word/2018/wordml/cex" xmlns:w16cid="http://schemas.microsoft.com/office/word/2016/wordml/cid" xmlns:w16="http://schemas.microsoft.com/office/word/2018/wordml" xmlns:w16du="http://schemas.microsoft.com/office/word/2023/wordml/word16du" xmlns:w16sdtdh="http://schemas.microsoft.com/office/word/2020/wordml/sdtdatahash" xmlns:w16sdtfl="http://schemas.microsoft.com/office/word/2024/wordml/sdtformatlock" xmlns:w16se="http://schemas.microsoft.com/office/word/2015/wordml/symex" xmlns:wpg="http://schemas.microsoft.com/office/word/2010/wordprocessingGroup" xmlns:wpi="http://schemas.microsoft.com/office/word/2010/wordprocessingInk" xmlns:wne="http://schemas.microsoft.com/office/word/2006/wordml" xmlns:wps="http://schemas.microsoft.com/office/word/2010/wordprocessingShape" mc:Ignorable="w14 w15 w16se w16cid w16 w16cex w16sdtdh w16sdtfl w16du wp14">
   <w:endnote w:type="separator" w:id="-1">
     <w:p>
       <w:r>
@@ -9353,7 +12092,7 @@
 </file>
 
 <file path=word/footer1.xml><?xml version="1.0" encoding="utf-8"?>
-<w:ftr xmlns:wpc="http://schemas.microsoft.com/office/word/2010/wordprocessingCanvas" xmlns:cx="http://schemas.microsoft.com/office/drawing/2014/chartex" xmlns:cx1="http://schemas.microsoft.com/office/drawing/2015/9/8/chartex" xmlns:cx2="http://schemas.microsoft.com/office/drawing/2015/10/21/chartex" xmlns:cx3="http://schemas.microsoft.com/office/drawing/2016/5/9/chartex" xmlns:cx4="http://schemas.microsoft.com/office/drawing/2016/5/10/chartex" xmlns:cx5="http://schemas.microsoft.com/office/drawing/2016/5/11/chartex" xmlns:cx6="http://schemas.microsoft.com/office/drawing/2016/5/12/chartex" xmlns:cx7="http://schemas.microsoft.com/office/drawing/2016/5/13/chartex" xmlns:cx8="http://schemas.microsoft.com/office/drawing/2016/5/14/chartex" xmlns:mc="http://schemas.openxmlformats.org/markup-compatibility/2006" xmlns:aink="http://schemas.microsoft.com/office/drawing/2016/ink" xmlns:am3d="http://schemas.microsoft.com/office/drawing/2017/model3d" xmlns:o="urn:schemas-microsoft-com:office:office" xmlns:oel="http://schemas.microsoft.com/office/2019/extlst" xmlns:r="http://schemas.openxmlformats.org/officeDocument/2006/relationships" xmlns:m="http://schemas.openxmlformats.org/officeDocument/2006/math" xmlns:v="urn:schemas-microsoft-com:vml" xmlns:wp14="http://schemas.microsoft.com/office/word/2010/wordprocessingDrawing" xmlns:wp="http://schemas.openxmlformats.org/drawingml/2006/wordprocessingDrawing" xmlns:w10="urn:schemas-microsoft-com:office:word" xmlns:w="http://schemas.openxmlformats.org/wordprocessingml/2006/main" xmlns:w14="http://schemas.microsoft.com/office/word/2010/wordml" xmlns:w15="http://schemas.microsoft.com/office/word/2012/wordml" xmlns:w16cex="http://schemas.microsoft.com/office/word/2018/wordml/cex" xmlns:w16cid="http://schemas.microsoft.com/office/word/2016/wordml/cid" xmlns:w16="http://schemas.microsoft.com/office/word/2018/wordml" xmlns:w16sdtdh="http://schemas.microsoft.com/office/word/2020/wordml/sdtdatahash" xmlns:w16se="http://schemas.microsoft.com/office/word/2015/wordml/symex" xmlns:wpg="http://schemas.microsoft.com/office/word/2010/wordprocessingGroup" xmlns:wpi="http://schemas.microsoft.com/office/word/2010/wordprocessingInk" xmlns:wne="http://schemas.microsoft.com/office/word/2006/wordml" xmlns:wps="http://schemas.microsoft.com/office/word/2010/wordprocessingShape" mc:Ignorable="w14 w15 w16se w16cid w16 w16cex w16sdtdh wp14">
+<w:ftr xmlns:wpc="http://schemas.microsoft.com/office/word/2010/wordprocessingCanvas" xmlns:cx="http://schemas.microsoft.com/office/drawing/2014/chartex" xmlns:cx1="http://schemas.microsoft.com/office/drawing/2015/9/8/chartex" xmlns:cx2="http://schemas.microsoft.com/office/drawing/2015/10/21/chartex" xmlns:cx3="http://schemas.microsoft.com/office/drawing/2016/5/9/chartex" xmlns:cx4="http://schemas.microsoft.com/office/drawing/2016/5/10/chartex" xmlns:cx5="http://schemas.microsoft.com/office/drawing/2016/5/11/chartex" xmlns:cx6="http://schemas.microsoft.com/office/drawing/2016/5/12/chartex" xmlns:cx7="http://schemas.microsoft.com/office/drawing/2016/5/13/chartex" xmlns:cx8="http://schemas.microsoft.com/office/drawing/2016/5/14/chartex" xmlns:mc="http://schemas.openxmlformats.org/markup-compatibility/2006" xmlns:aink="http://schemas.microsoft.com/office/drawing/2016/ink" xmlns:am3d="http://schemas.microsoft.com/office/drawing/2017/model3d" xmlns:o="urn:schemas-microsoft-com:office:office" xmlns:oel="http://schemas.microsoft.com/office/2019/extlst" xmlns:r="http://schemas.openxmlformats.org/officeDocument/2006/relationships" xmlns:m="http://schemas.openxmlformats.org/officeDocument/2006/math" xmlns:v="urn:schemas-microsoft-com:vml" xmlns:wp14="http://schemas.microsoft.com/office/word/2010/wordprocessingDrawing" xmlns:wp="http://schemas.openxmlformats.org/drawingml/2006/wordprocessingDrawing" xmlns:w10="urn:schemas-microsoft-com:office:word" xmlns:w="http://schemas.openxmlformats.org/wordprocessingml/2006/main" xmlns:w14="http://schemas.microsoft.com/office/word/2010/wordml" xmlns:w15="http://schemas.microsoft.com/office/word/2012/wordml" xmlns:w16cex="http://schemas.microsoft.com/office/word/2018/wordml/cex" xmlns:w16cid="http://schemas.microsoft.com/office/word/2016/wordml/cid" xmlns:w16="http://schemas.microsoft.com/office/word/2018/wordml" xmlns:w16du="http://schemas.microsoft.com/office/word/2023/wordml/word16du" xmlns:w16sdtdh="http://schemas.microsoft.com/office/word/2020/wordml/sdtdatahash" xmlns:w16sdtfl="http://schemas.microsoft.com/office/word/2024/wordml/sdtformatlock" xmlns:w16se="http://schemas.microsoft.com/office/word/2015/wordml/symex" xmlns:wpg="http://schemas.microsoft.com/office/word/2010/wordprocessingGroup" xmlns:wpi="http://schemas.microsoft.com/office/word/2010/wordprocessingInk" xmlns:wne="http://schemas.microsoft.com/office/word/2006/wordml" xmlns:wps="http://schemas.microsoft.com/office/word/2010/wordprocessingShape" mc:Ignorable="w14 w15 w16se w16cid w16 w16cex w16sdtdh w16sdtfl w16du wp14">
   <w:p>
     <w:pPr>
       <w:pStyle w:val="Piedepgina"/>
@@ -9514,7 +12253,7 @@
                                     <w:sz w:val="16"/>
                                     <w:szCs w:val="16"/>
                                   </w:rPr>
-                                  <w:t>Subdirección de Evaluación de Resultados de Aprendizaje - Subdirección de Diseño Instruccional</w:t>
+                                  <w:t xml:space="preserve">Subdirección de </w:t>
                                 </w:r>
                               </w:p>
                             </w:sdtContent>
@@ -9548,15 +12287,15 @@
             </wp:anchor>
           </w:drawing>
         </mc:Choice>
-        <mc:Fallback xmlns:a="http://schemas.openxmlformats.org/drawingml/2006/main">
+        <mc:Fallback>
           <w:pict>
-            <v:group id="Grupo 37" style="position:absolute;left:0;text-align:left;margin-left:416.8pt;margin-top:0;width:468pt;height:25.2pt;z-index:251662336;mso-width-percent:1000;mso-top-percent:200;mso-wrap-distance-left:0;mso-wrap-distance-right:0;mso-position-horizontal:right;mso-position-horizontal-relative:margin;mso-position-vertical-relative:bottom-margin-area;mso-width-percent:1000;mso-top-percent:200;mso-width-relative:margin;mso-height-relative:margin" coordsize="59626,3238" o:spid="_x0000_s1026" w14:anchorId="0F25DB77" o:gfxdata="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">
-              <v:rect id="Rectángulo 38" style="position:absolute;left:190;width:59436;height:188;visibility:visible;mso-wrap-style:square;v-text-anchor:middle" o:spid="_x0000_s1027" fillcolor="black [3213]" stroked="f" strokeweight="1pt" o:gfxdata="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"/>
+            <v:group w14:anchorId="0F25DB77" id="Grupo 37" o:spid="_x0000_s1026" style="position:absolute;left:0;text-align:left;margin-left:416.8pt;margin-top:0;width:468pt;height:25.2pt;z-index:251662336;mso-width-percent:1000;mso-top-percent:200;mso-wrap-distance-left:0;mso-wrap-distance-right:0;mso-position-horizontal:right;mso-position-horizontal-relative:margin;mso-position-vertical-relative:bottom-margin-area;mso-width-percent:1000;mso-top-percent:200;mso-width-relative:margin;mso-height-relative:margin" coordsize="59626,3238" o:gfxdata="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">
+              <v:rect id="Rectángulo 38" o:spid="_x0000_s1027" style="position:absolute;left:190;width:59436;height:188;visibility:visible;mso-wrap-style:square;v-text-anchor:middle" o:gfxdata="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" fillcolor="black [3213]" stroked="f" strokeweight="1pt"/>
               <v:shapetype id="_x0000_t202" coordsize="21600,21600" o:spt="202" path="m,l,21600r21600,l21600,xe">
                 <v:stroke joinstyle="miter"/>
                 <v:path gradientshapeok="t" o:connecttype="rect"/>
               </v:shapetype>
-              <v:shape id="Cuadro de texto 39" style="position:absolute;top:666;width:59436;height:2572;visibility:visible;mso-wrap-style:square;v-text-anchor:bottom" o:spid="_x0000_s1028" filled="f" stroked="f" strokeweight=".5pt" type="#_x0000_t202" o:gfxdata="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">
+              <v:shape id="Cuadro de texto 39" o:spid="_x0000_s1028" type="#_x0000_t202" style="position:absolute;top:666;width:59436;height:2572;visibility:visible;mso-wrap-style:square;v-text-anchor:bottom" o:gfxdata="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" filled="f" stroked="f" strokeweight=".5pt">
                 <v:textbox inset=",,,0">
                   <w:txbxContent>
                     <w:sdt>
@@ -9577,7 +12316,6 @@
                           <w:calendar w:val="gregorian"/>
                         </w:date>
                       </w:sdtPr>
-                      <w:sdtEndPr/>
                       <w:sdtContent>
                         <w:p>
                           <w:pPr>
@@ -9592,7 +12330,7 @@
                               <w:sz w:val="16"/>
                               <w:szCs w:val="16"/>
                             </w:rPr>
-                            <w:t>Subdirección de Evaluación de Resultados de Aprendizaje - Subdirección de Diseño Instruccional</w:t>
+                            <w:t xml:space="preserve">Subdirección de </w:t>
                           </w:r>
                         </w:p>
                       </w:sdtContent>
@@ -9760,9 +12498,9 @@
             </wp:anchor>
           </w:drawing>
         </mc:Choice>
-        <mc:Fallback xmlns:a="http://schemas.openxmlformats.org/drawingml/2006/main">
+        <mc:Fallback>
           <w:pict>
-            <v:rect id="Rectángulo 40" style="position:absolute;left:0;text-align:left;margin-left:0;margin-top:0;width:36pt;height:25.2pt;z-index:251661312;visibility:visible;mso-wrap-style:square;mso-width-percent:0;mso-height-percent:0;mso-top-percent:200;mso-wrap-distance-left:0;mso-wrap-distance-top:0;mso-wrap-distance-right:0;mso-wrap-distance-bottom:0;mso-position-horizontal:left;mso-position-horizontal-relative:right-margin-area;mso-position-vertical-relative:bottom-margin-area;mso-width-percent:0;mso-height-percent:0;mso-top-percent:200;mso-width-relative:margin;mso-height-relative:margin;v-text-anchor:bottom" o:spid="_x0000_s1029" fillcolor="black [3213]" stroked="f" strokeweight="3pt" w14:anchorId="3CF0A8BB" o:gfxdata="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">
+            <v:rect w14:anchorId="3CF0A8BB" id="Rectángulo 40" o:spid="_x0000_s1029" style="position:absolute;left:0;text-align:left;margin-left:0;margin-top:0;width:36pt;height:25.2pt;z-index:251661312;visibility:visible;mso-wrap-style:square;mso-width-percent:0;mso-height-percent:0;mso-top-percent:200;mso-wrap-distance-left:0;mso-wrap-distance-top:0;mso-wrap-distance-right:0;mso-wrap-distance-bottom:0;mso-position-horizontal:left;mso-position-horizontal-relative:right-margin-area;mso-position-vertical-relative:bottom-margin-area;mso-width-percent:0;mso-height-percent:0;mso-top-percent:200;mso-width-relative:margin;mso-height-relative:margin;v-text-anchor:bottom" o:gfxdata="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" fillcolor="black [3213]" stroked="f" strokeweight="3pt">
               <v:textbox>
                 <w:txbxContent>
                   <w:p>
@@ -9835,7 +12573,7 @@
 </file>
 
 <file path=word/footnotes.xml><?xml version="1.0" encoding="utf-8"?>
-<w:footnotes xmlns:wpc="http://schemas.microsoft.com/office/word/2010/wordprocessingCanvas" xmlns:cx="http://schemas.microsoft.com/office/drawing/2014/chartex" xmlns:cx1="http://schemas.microsoft.com/office/drawing/2015/9/8/chartex" xmlns:cx2="http://schemas.microsoft.com/office/drawing/2015/10/21/chartex" xmlns:cx3="http://schemas.microsoft.com/office/drawing/2016/5/9/chartex" xmlns:cx4="http://schemas.microsoft.com/office/drawing/2016/5/10/chartex" xmlns:cx5="http://schemas.microsoft.com/office/drawing/2016/5/11/chartex" xmlns:cx6="http://schemas.microsoft.com/office/drawing/2016/5/12/chartex" xmlns:cx7="http://schemas.microsoft.com/office/drawing/2016/5/13/chartex" xmlns:cx8="http://schemas.microsoft.com/office/drawing/2016/5/14/chartex" xmlns:mc="http://schemas.openxmlformats.org/markup-compatibility/2006" xmlns:aink="http://schemas.microsoft.com/office/drawing/2016/ink" xmlns:am3d="http://schemas.microsoft.com/office/drawing/2017/model3d" xmlns:o="urn:schemas-microsoft-com:office:office" xmlns:oel="http://schemas.microsoft.com/office/2019/extlst" xmlns:r="http://schemas.openxmlformats.org/officeDocument/2006/relationships" xmlns:m="http://schemas.openxmlformats.org/officeDocument/2006/math" xmlns:v="urn:schemas-microsoft-com:vml" xmlns:wp14="http://schemas.microsoft.com/office/word/2010/wordprocessingDrawing" xmlns:wp="http://schemas.openxmlformats.org/drawingml/2006/wordprocessingDrawing" xmlns:w10="urn:schemas-microsoft-com:office:word" xmlns:w="http://schemas.openxmlformats.org/wordprocessingml/2006/main" xmlns:w14="http://schemas.microsoft.com/office/word/2010/wordml" xmlns:w15="http://schemas.microsoft.com/office/word/2012/wordml" xmlns:w16cex="http://schemas.microsoft.com/office/word/2018/wordml/cex" xmlns:w16cid="http://schemas.microsoft.com/office/word/2016/wordml/cid" xmlns:w16="http://schemas.microsoft.com/office/word/2018/wordml" xmlns:w16sdtdh="http://schemas.microsoft.com/office/word/2020/wordml/sdtdatahash" xmlns:w16se="http://schemas.microsoft.com/office/word/2015/wordml/symex" xmlns:wpg="http://schemas.microsoft.com/office/word/2010/wordprocessingGroup" xmlns:wpi="http://schemas.microsoft.com/office/word/2010/wordprocessingInk" xmlns:wne="http://schemas.microsoft.com/office/word/2006/wordml" xmlns:wps="http://schemas.microsoft.com/office/word/2010/wordprocessingShape" mc:Ignorable="w14 w15 w16se w16cid w16 w16cex w16sdtdh wp14">
+<w:footnotes xmlns:wpc="http://schemas.microsoft.com/office/word/2010/wordprocessingCanvas" xmlns:cx="http://schemas.microsoft.com/office/drawing/2014/chartex" xmlns:cx1="http://schemas.microsoft.com/office/drawing/2015/9/8/chartex" xmlns:cx2="http://schemas.microsoft.com/office/drawing/2015/10/21/chartex" xmlns:cx3="http://schemas.microsoft.com/office/drawing/2016/5/9/chartex" xmlns:cx4="http://schemas.microsoft.com/office/drawing/2016/5/10/chartex" xmlns:cx5="http://schemas.microsoft.com/office/drawing/2016/5/11/chartex" xmlns:cx6="http://schemas.microsoft.com/office/drawing/2016/5/12/chartex" xmlns:cx7="http://schemas.microsoft.com/office/drawing/2016/5/13/chartex" xmlns:cx8="http://schemas.microsoft.com/office/drawing/2016/5/14/chartex" xmlns:mc="http://schemas.openxmlformats.org/markup-compatibility/2006" xmlns:aink="http://schemas.microsoft.com/office/drawing/2016/ink" xmlns:am3d="http://schemas.microsoft.com/office/drawing/2017/model3d" xmlns:o="urn:schemas-microsoft-com:office:office" xmlns:oel="http://schemas.microsoft.com/office/2019/extlst" xmlns:r="http://schemas.openxmlformats.org/officeDocument/2006/relationships" xmlns:m="http://schemas.openxmlformats.org/officeDocument/2006/math" xmlns:v="urn:schemas-microsoft-com:vml" xmlns:wp14="http://schemas.microsoft.com/office/word/2010/wordprocessingDrawing" xmlns:wp="http://schemas.openxmlformats.org/drawingml/2006/wordprocessingDrawing" xmlns:w10="urn:schemas-microsoft-com:office:word" xmlns:w="http://schemas.openxmlformats.org/wordprocessingml/2006/main" xmlns:w14="http://schemas.microsoft.com/office/word/2010/wordml" xmlns:w15="http://schemas.microsoft.com/office/word/2012/wordml" xmlns:w16cex="http://schemas.microsoft.com/office/word/2018/wordml/cex" xmlns:w16cid="http://schemas.microsoft.com/office/word/2016/wordml/cid" xmlns:w16="http://schemas.microsoft.com/office/word/2018/wordml" xmlns:w16du="http://schemas.microsoft.com/office/word/2023/wordml/word16du" xmlns:w16sdtdh="http://schemas.microsoft.com/office/word/2020/wordml/sdtdatahash" xmlns:w16sdtfl="http://schemas.microsoft.com/office/word/2024/wordml/sdtformatlock" xmlns:w16se="http://schemas.microsoft.com/office/word/2015/wordml/symex" xmlns:wpg="http://schemas.microsoft.com/office/word/2010/wordprocessingGroup" xmlns:wpi="http://schemas.microsoft.com/office/word/2010/wordprocessingInk" xmlns:wne="http://schemas.microsoft.com/office/word/2006/wordml" xmlns:wps="http://schemas.microsoft.com/office/word/2010/wordprocessingShape" mc:Ignorable="w14 w15 w16se w16cid w16 w16cex w16sdtdh w16sdtfl w16du wp14">
   <w:footnote w:type="separator" w:id="-1">
     <w:p>
       <w:r>
@@ -9854,7 +12592,7 @@
 </file>
 
 <file path=word/header1.xml><?xml version="1.0" encoding="utf-8"?>
-<w:hdr xmlns:wpc="http://schemas.microsoft.com/office/word/2010/wordprocessingCanvas" xmlns:cx="http://schemas.microsoft.com/office/drawing/2014/chartex" xmlns:cx1="http://schemas.microsoft.com/office/drawing/2015/9/8/chartex" xmlns:cx2="http://schemas.microsoft.com/office/drawing/2015/10/21/chartex" xmlns:cx3="http://schemas.microsoft.com/office/drawing/2016/5/9/chartex" xmlns:cx4="http://schemas.microsoft.com/office/drawing/2016/5/10/chartex" xmlns:cx5="http://schemas.microsoft.com/office/drawing/2016/5/11/chartex" xmlns:cx6="http://schemas.microsoft.com/office/drawing/2016/5/12/chartex" xmlns:cx7="http://schemas.microsoft.com/office/drawing/2016/5/13/chartex" xmlns:cx8="http://schemas.microsoft.com/office/drawing/2016/5/14/chartex" xmlns:mc="http://schemas.openxmlformats.org/markup-compatibility/2006" xmlns:aink="http://schemas.microsoft.com/office/drawing/2016/ink" xmlns:am3d="http://schemas.microsoft.com/office/drawing/2017/model3d" xmlns:o="urn:schemas-microsoft-com:office:office" xmlns:oel="http://schemas.microsoft.com/office/2019/extlst" xmlns:r="http://schemas.openxmlformats.org/officeDocument/2006/relationships" xmlns:m="http://schemas.openxmlformats.org/officeDocument/2006/math" xmlns:v="urn:schemas-microsoft-com:vml" xmlns:wp14="http://schemas.microsoft.com/office/word/2010/wordprocessingDrawing" xmlns:wp="http://schemas.openxmlformats.org/drawingml/2006/wordprocessingDrawing" xmlns:w10="urn:schemas-microsoft-com:office:word" xmlns:w="http://schemas.openxmlformats.org/wordprocessingml/2006/main" xmlns:w14="http://schemas.microsoft.com/office/word/2010/wordml" xmlns:w15="http://schemas.microsoft.com/office/word/2012/wordml" xmlns:w16cex="http://schemas.microsoft.com/office/word/2018/wordml/cex" xmlns:w16cid="http://schemas.microsoft.com/office/word/2016/wordml/cid" xmlns:w16="http://schemas.microsoft.com/office/word/2018/wordml" xmlns:w16sdtdh="http://schemas.microsoft.com/office/word/2020/wordml/sdtdatahash" xmlns:w16se="http://schemas.microsoft.com/office/word/2015/wordml/symex" xmlns:wpg="http://schemas.microsoft.com/office/word/2010/wordprocessingGroup" xmlns:wpi="http://schemas.microsoft.com/office/word/2010/wordprocessingInk" xmlns:wne="http://schemas.microsoft.com/office/word/2006/wordml" xmlns:wps="http://schemas.microsoft.com/office/word/2010/wordprocessingShape" mc:Ignorable="w14 w15 w16se w16cid w16 w16cex w16sdtdh wp14">
+<w:hdr xmlns:wpc="http://schemas.microsoft.com/office/word/2010/wordprocessingCanvas" xmlns:cx="http://schemas.microsoft.com/office/drawing/2014/chartex" xmlns:cx1="http://schemas.microsoft.com/office/drawing/2015/9/8/chartex" xmlns:cx2="http://schemas.microsoft.com/office/drawing/2015/10/21/chartex" xmlns:cx3="http://schemas.microsoft.com/office/drawing/2016/5/9/chartex" xmlns:cx4="http://schemas.microsoft.com/office/drawing/2016/5/10/chartex" xmlns:cx5="http://schemas.microsoft.com/office/drawing/2016/5/11/chartex" xmlns:cx6="http://schemas.microsoft.com/office/drawing/2016/5/12/chartex" xmlns:cx7="http://schemas.microsoft.com/office/drawing/2016/5/13/chartex" xmlns:cx8="http://schemas.microsoft.com/office/drawing/2016/5/14/chartex" xmlns:mc="http://schemas.openxmlformats.org/markup-compatibility/2006" xmlns:aink="http://schemas.microsoft.com/office/drawing/2016/ink" xmlns:am3d="http://schemas.microsoft.com/office/drawing/2017/model3d" xmlns:o="urn:schemas-microsoft-com:office:office" xmlns:oel="http://schemas.microsoft.com/office/2019/extlst" xmlns:r="http://schemas.openxmlformats.org/officeDocument/2006/relationships" xmlns:m="http://schemas.openxmlformats.org/officeDocument/2006/math" xmlns:v="urn:schemas-microsoft-com:vml" xmlns:wp14="http://schemas.microsoft.com/office/word/2010/wordprocessingDrawing" xmlns:wp="http://schemas.openxmlformats.org/drawingml/2006/wordprocessingDrawing" xmlns:w10="urn:schemas-microsoft-com:office:word" xmlns:w="http://schemas.openxmlformats.org/wordprocessingml/2006/main" xmlns:w14="http://schemas.microsoft.com/office/word/2010/wordml" xmlns:w15="http://schemas.microsoft.com/office/word/2012/wordml" xmlns:w16cex="http://schemas.microsoft.com/office/word/2018/wordml/cex" xmlns:w16cid="http://schemas.microsoft.com/office/word/2016/wordml/cid" xmlns:w16="http://schemas.microsoft.com/office/word/2018/wordml" xmlns:w16du="http://schemas.microsoft.com/office/word/2023/wordml/word16du" xmlns:w16sdtdh="http://schemas.microsoft.com/office/word/2020/wordml/sdtdatahash" xmlns:w16sdtfl="http://schemas.microsoft.com/office/word/2024/wordml/sdtformatlock" xmlns:w16se="http://schemas.microsoft.com/office/word/2015/wordml/symex" xmlns:wpg="http://schemas.microsoft.com/office/word/2010/wordprocessingGroup" xmlns:wpi="http://schemas.microsoft.com/office/word/2010/wordprocessingInk" xmlns:wne="http://schemas.microsoft.com/office/word/2006/wordml" xmlns:wps="http://schemas.microsoft.com/office/word/2010/wordprocessingShape" mc:Ignorable="w14 w15 w16se w16cid w16 w16cex w16sdtdh w16sdtfl w16du wp14">
   <w:p>
     <w:pPr>
       <w:pStyle w:val="Encabezado"/>
@@ -9952,8 +12690,157 @@
 </file>
 
 <file path=word/numbering.xml><?xml version="1.0" encoding="utf-8"?>
-<w:numbering xmlns:wpc="http://schemas.microsoft.com/office/word/2010/wordprocessingCanvas" xmlns:cx="http://schemas.microsoft.com/office/drawing/2014/chartex" xmlns:cx1="http://schemas.microsoft.com/office/drawing/2015/9/8/chartex" xmlns:cx2="http://schemas.microsoft.com/office/drawing/2015/10/21/chartex" xmlns:cx3="http://schemas.microsoft.com/office/drawing/2016/5/9/chartex" xmlns:cx4="http://schemas.microsoft.com/office/drawing/2016/5/10/chartex" xmlns:cx5="http://schemas.microsoft.com/office/drawing/2016/5/11/chartex" xmlns:cx6="http://schemas.microsoft.com/office/drawing/2016/5/12/chartex" xmlns:cx7="http://schemas.microsoft.com/office/drawing/2016/5/13/chartex" xmlns:cx8="http://schemas.microsoft.com/office/drawing/2016/5/14/chartex" xmlns:mc="http://schemas.openxmlformats.org/markup-compatibility/2006" xmlns:aink="http://schemas.microsoft.com/office/drawing/2016/ink" xmlns:am3d="http://schemas.microsoft.com/office/drawing/2017/model3d" xmlns:o="urn:schemas-microsoft-com:office:office" xmlns:oel="http://schemas.microsoft.com/office/2019/extlst" xmlns:r="http://schemas.openxmlformats.org/officeDocument/2006/relationships" xmlns:m="http://schemas.openxmlformats.org/officeDocument/2006/math" xmlns:v="urn:schemas-microsoft-com:vml" xmlns:wp14="http://schemas.microsoft.com/office/word/2010/wordprocessingDrawing" xmlns:wp="http://schemas.openxmlformats.org/drawingml/2006/wordprocessingDrawing" xmlns:w10="urn:schemas-microsoft-com:office:word" xmlns:w="http://schemas.openxmlformats.org/wordprocessingml/2006/main" xmlns:w14="http://schemas.microsoft.com/office/word/2010/wordml" xmlns:w15="http://schemas.microsoft.com/office/word/2012/wordml" xmlns:w16cex="http://schemas.microsoft.com/office/word/2018/wordml/cex" xmlns:w16cid="http://schemas.microsoft.com/office/word/2016/wordml/cid" xmlns:w16="http://schemas.microsoft.com/office/word/2018/wordml" xmlns:w16sdtdh="http://schemas.microsoft.com/office/word/2020/wordml/sdtdatahash" xmlns:w16se="http://schemas.microsoft.com/office/word/2015/wordml/symex" xmlns:wpg="http://schemas.microsoft.com/office/word/2010/wordprocessingGroup" xmlns:wpi="http://schemas.microsoft.com/office/word/2010/wordprocessingInk" xmlns:wne="http://schemas.microsoft.com/office/word/2006/wordml" xmlns:wps="http://schemas.microsoft.com/office/word/2010/wordprocessingShape" mc:Ignorable="w14 w15 w16se w16cid w16 w16cex w16sdtdh wp14">
+<w:numbering xmlns:wpc="http://schemas.microsoft.com/office/word/2010/wordprocessingCanvas" xmlns:cx="http://schemas.microsoft.com/office/drawing/2014/chartex" xmlns:cx1="http://schemas.microsoft.com/office/drawing/2015/9/8/chartex" xmlns:cx2="http://schemas.microsoft.com/office/drawing/2015/10/21/chartex" xmlns:cx3="http://schemas.microsoft.com/office/drawing/2016/5/9/chartex" xmlns:cx4="http://schemas.microsoft.com/office/drawing/2016/5/10/chartex" xmlns:cx5="http://schemas.microsoft.com/office/drawing/2016/5/11/chartex" xmlns:cx6="http://schemas.microsoft.com/office/drawing/2016/5/12/chartex" xmlns:cx7="http://schemas.microsoft.com/office/drawing/2016/5/13/chartex" xmlns:cx8="http://schemas.microsoft.com/office/drawing/2016/5/14/chartex" xmlns:mc="http://schemas.openxmlformats.org/markup-compatibility/2006" xmlns:aink="http://schemas.microsoft.com/office/drawing/2016/ink" xmlns:am3d="http://schemas.microsoft.com/office/drawing/2017/model3d" xmlns:o="urn:schemas-microsoft-com:office:office" xmlns:oel="http://schemas.microsoft.com/office/2019/extlst" xmlns:r="http://schemas.openxmlformats.org/officeDocument/2006/relationships" xmlns:m="http://schemas.openxmlformats.org/officeDocument/2006/math" xmlns:v="urn:schemas-microsoft-com:vml" xmlns:wp14="http://schemas.microsoft.com/office/word/2010/wordprocessingDrawing" xmlns:wp="http://schemas.openxmlformats.org/drawingml/2006/wordprocessingDrawing" xmlns:w10="urn:schemas-microsoft-com:office:word" xmlns:w="http://schemas.openxmlformats.org/wordprocessingml/2006/main" xmlns:w14="http://schemas.microsoft.com/office/word/2010/wordml" xmlns:w15="http://schemas.microsoft.com/office/word/2012/wordml" xmlns:w16cex="http://schemas.microsoft.com/office/word/2018/wordml/cex" xmlns:w16cid="http://schemas.microsoft.com/office/word/2016/wordml/cid" xmlns:w16="http://schemas.microsoft.com/office/word/2018/wordml" xmlns:w16du="http://schemas.microsoft.com/office/word/2023/wordml/word16du" xmlns:w16sdtdh="http://schemas.microsoft.com/office/word/2020/wordml/sdtdatahash" xmlns:w16sdtfl="http://schemas.microsoft.com/office/word/2024/wordml/sdtformatlock" xmlns:w16se="http://schemas.microsoft.com/office/word/2015/wordml/symex" xmlns:wpg="http://schemas.microsoft.com/office/word/2010/wordprocessingGroup" xmlns:wpi="http://schemas.microsoft.com/office/word/2010/wordprocessingInk" xmlns:wne="http://schemas.microsoft.com/office/word/2006/wordml" xmlns:wps="http://schemas.microsoft.com/office/word/2010/wordprocessingShape" mc:Ignorable="w14 w15 w16se w16cid w16 w16cex w16sdtdh w16sdtfl w16du wp14">
   <w:abstractNum w:abstractNumId="0" w15:restartNumberingAfterBreak="0">
+    <w:nsid w:val="0750440A"/>
+    <w:multiLevelType w:val="multilevel"/>
+    <w:tmpl w:val="085CEAB2"/>
+    <w:lvl w:ilvl="0">
+      <w:start w:val="1"/>
+      <w:numFmt w:val="bullet"/>
+      <w:lvlText w:val=""/>
+      <w:lvlJc w:val="left"/>
+      <w:pPr>
+        <w:tabs>
+          <w:tab w:val="num" w:pos="720"/>
+        </w:tabs>
+        <w:ind w:left="720" w:hanging="360"/>
+      </w:pPr>
+      <w:rPr>
+        <w:rFonts w:ascii="Symbol" w:hAnsi="Symbol" w:hint="default"/>
+        <w:sz w:val="20"/>
+      </w:rPr>
+    </w:lvl>
+    <w:lvl w:ilvl="1" w:tentative="1">
+      <w:start w:val="1"/>
+      <w:numFmt w:val="bullet"/>
+      <w:lvlText w:val="o"/>
+      <w:lvlJc w:val="left"/>
+      <w:pPr>
+        <w:tabs>
+          <w:tab w:val="num" w:pos="1440"/>
+        </w:tabs>
+        <w:ind w:left="1440" w:hanging="360"/>
+      </w:pPr>
+      <w:rPr>
+        <w:rFonts w:ascii="Courier New" w:hAnsi="Courier New" w:hint="default"/>
+        <w:sz w:val="20"/>
+      </w:rPr>
+    </w:lvl>
+    <w:lvl w:ilvl="2" w:tentative="1">
+      <w:start w:val="1"/>
+      <w:numFmt w:val="bullet"/>
+      <w:lvlText w:val=""/>
+      <w:lvlJc w:val="left"/>
+      <w:pPr>
+        <w:tabs>
+          <w:tab w:val="num" w:pos="2160"/>
+        </w:tabs>
+        <w:ind w:left="2160" w:hanging="360"/>
+      </w:pPr>
+      <w:rPr>
+        <w:rFonts w:ascii="Wingdings" w:hAnsi="Wingdings" w:hint="default"/>
+        <w:sz w:val="20"/>
+      </w:rPr>
+    </w:lvl>
+    <w:lvl w:ilvl="3" w:tentative="1">
+      <w:start w:val="1"/>
+      <w:numFmt w:val="bullet"/>
+      <w:lvlText w:val=""/>
+      <w:lvlJc w:val="left"/>
+      <w:pPr>
+        <w:tabs>
+          <w:tab w:val="num" w:pos="2880"/>
+        </w:tabs>
+        <w:ind w:left="2880" w:hanging="360"/>
+      </w:pPr>
+      <w:rPr>
+        <w:rFonts w:ascii="Wingdings" w:hAnsi="Wingdings" w:hint="default"/>
+        <w:sz w:val="20"/>
+      </w:rPr>
+    </w:lvl>
+    <w:lvl w:ilvl="4" w:tentative="1">
+      <w:start w:val="1"/>
+      <w:numFmt w:val="bullet"/>
+      <w:lvlText w:val=""/>
+      <w:lvlJc w:val="left"/>
+      <w:pPr>
+        <w:tabs>
+          <w:tab w:val="num" w:pos="3600"/>
+        </w:tabs>
+        <w:ind w:left="3600" w:hanging="360"/>
+      </w:pPr>
+      <w:rPr>
+        <w:rFonts w:ascii="Wingdings" w:hAnsi="Wingdings" w:hint="default"/>
+        <w:sz w:val="20"/>
+      </w:rPr>
+    </w:lvl>
+    <w:lvl w:ilvl="5" w:tentative="1">
+      <w:start w:val="1"/>
+      <w:numFmt w:val="bullet"/>
+      <w:lvlText w:val=""/>
+      <w:lvlJc w:val="left"/>
+      <w:pPr>
+        <w:tabs>
+          <w:tab w:val="num" w:pos="4320"/>
+        </w:tabs>
+        <w:ind w:left="4320" w:hanging="360"/>
+      </w:pPr>
+      <w:rPr>
+        <w:rFonts w:ascii="Wingdings" w:hAnsi="Wingdings" w:hint="default"/>
+        <w:sz w:val="20"/>
+      </w:rPr>
+    </w:lvl>
+    <w:lvl w:ilvl="6" w:tentative="1">
+      <w:start w:val="1"/>
+      <w:numFmt w:val="bullet"/>
+      <w:lvlText w:val=""/>
+      <w:lvlJc w:val="left"/>
+      <w:pPr>
+        <w:tabs>
+          <w:tab w:val="num" w:pos="5040"/>
+        </w:tabs>
+        <w:ind w:left="5040" w:hanging="360"/>
+      </w:pPr>
+      <w:rPr>
+        <w:rFonts w:ascii="Wingdings" w:hAnsi="Wingdings" w:hint="default"/>
+        <w:sz w:val="20"/>
+      </w:rPr>
+    </w:lvl>
+    <w:lvl w:ilvl="7" w:tentative="1">
+      <w:start w:val="1"/>
+      <w:numFmt w:val="bullet"/>
+      <w:lvlText w:val=""/>
+      <w:lvlJc w:val="left"/>
+      <w:pPr>
+        <w:tabs>
+          <w:tab w:val="num" w:pos="5760"/>
+        </w:tabs>
+        <w:ind w:left="5760" w:hanging="360"/>
+      </w:pPr>
+      <w:rPr>
+        <w:rFonts w:ascii="Wingdings" w:hAnsi="Wingdings" w:hint="default"/>
+        <w:sz w:val="20"/>
+      </w:rPr>
+    </w:lvl>
+    <w:lvl w:ilvl="8" w:tentative="1">
+      <w:start w:val="1"/>
+      <w:numFmt w:val="bullet"/>
+      <w:lvlText w:val=""/>
+      <w:lvlJc w:val="left"/>
+      <w:pPr>
+        <w:tabs>
+          <w:tab w:val="num" w:pos="6480"/>
+        </w:tabs>
+        <w:ind w:left="6480" w:hanging="360"/>
+      </w:pPr>
+      <w:rPr>
+        <w:rFonts w:ascii="Wingdings" w:hAnsi="Wingdings" w:hint="default"/>
+        <w:sz w:val="20"/>
+      </w:rPr>
+    </w:lvl>
+  </w:abstractNum>
+  <w:abstractNum w:abstractNumId="1" w15:restartNumberingAfterBreak="0">
     <w:nsid w:val="08183884"/>
     <w:multiLevelType w:val="hybridMultilevel"/>
     <w:tmpl w:val="BA76E7FE"/>
@@ -10066,7 +12953,7 @@
       </w:rPr>
     </w:lvl>
   </w:abstractNum>
-  <w:abstractNum w:abstractNumId="1" w15:restartNumberingAfterBreak="0">
+  <w:abstractNum w:abstractNumId="2" w15:restartNumberingAfterBreak="0">
     <w:nsid w:val="09F10A27"/>
     <w:multiLevelType w:val="hybridMultilevel"/>
     <w:tmpl w:val="587049A6"/>
@@ -10179,7 +13066,7 @@
       </w:rPr>
     </w:lvl>
   </w:abstractNum>
-  <w:abstractNum w:abstractNumId="2" w15:restartNumberingAfterBreak="0">
+  <w:abstractNum w:abstractNumId="3" w15:restartNumberingAfterBreak="0">
     <w:nsid w:val="0CFD79BA"/>
     <w:multiLevelType w:val="hybridMultilevel"/>
     <w:tmpl w:val="52F8563E"/>
@@ -10295,7 +13182,7 @@
       </w:rPr>
     </w:lvl>
   </w:abstractNum>
-  <w:abstractNum w:abstractNumId="3" w15:restartNumberingAfterBreak="0">
+  <w:abstractNum w:abstractNumId="4" w15:restartNumberingAfterBreak="0">
     <w:nsid w:val="0D15758A"/>
     <w:multiLevelType w:val="multilevel"/>
     <w:tmpl w:val="E97E493A"/>
@@ -10408,7 +13295,7 @@
       </w:rPr>
     </w:lvl>
   </w:abstractNum>
-  <w:abstractNum w:abstractNumId="4" w15:restartNumberingAfterBreak="0">
+  <w:abstractNum w:abstractNumId="5" w15:restartNumberingAfterBreak="0">
     <w:nsid w:val="0F166A78"/>
     <w:multiLevelType w:val="hybridMultilevel"/>
     <w:tmpl w:val="08FC162C"/>
@@ -10521,7 +13408,7 @@
       </w:rPr>
     </w:lvl>
   </w:abstractNum>
-  <w:abstractNum w:abstractNumId="5" w15:restartNumberingAfterBreak="0">
+  <w:abstractNum w:abstractNumId="6" w15:restartNumberingAfterBreak="0">
     <w:nsid w:val="14570D93"/>
     <w:multiLevelType w:val="hybridMultilevel"/>
     <w:tmpl w:val="FE268478"/>
@@ -10634,7 +13521,7 @@
       </w:rPr>
     </w:lvl>
   </w:abstractNum>
-  <w:abstractNum w:abstractNumId="6" w15:restartNumberingAfterBreak="0">
+  <w:abstractNum w:abstractNumId="7" w15:restartNumberingAfterBreak="0">
     <w:nsid w:val="14A1A553"/>
     <w:multiLevelType w:val="multilevel"/>
     <w:tmpl w:val="A0462738"/>
@@ -10747,7 +13634,7 @@
       </w:rPr>
     </w:lvl>
   </w:abstractNum>
-  <w:abstractNum w:abstractNumId="7" w15:restartNumberingAfterBreak="0">
+  <w:abstractNum w:abstractNumId="8" w15:restartNumberingAfterBreak="0">
     <w:nsid w:val="1DD36961"/>
     <w:multiLevelType w:val="hybridMultilevel"/>
     <w:tmpl w:val="FDD8EFBC"/>
@@ -10863,7 +13750,7 @@
       </w:pPr>
     </w:lvl>
   </w:abstractNum>
-  <w:abstractNum w:abstractNumId="8" w15:restartNumberingAfterBreak="0">
+  <w:abstractNum w:abstractNumId="9" w15:restartNumberingAfterBreak="0">
     <w:nsid w:val="272E6982"/>
     <w:multiLevelType w:val="multilevel"/>
     <w:tmpl w:val="5B52CDCE"/>
@@ -10976,7 +13863,7 @@
       </w:rPr>
     </w:lvl>
   </w:abstractNum>
-  <w:abstractNum w:abstractNumId="9" w15:restartNumberingAfterBreak="0">
+  <w:abstractNum w:abstractNumId="10" w15:restartNumberingAfterBreak="0">
     <w:nsid w:val="31054891"/>
     <w:multiLevelType w:val="hybridMultilevel"/>
     <w:tmpl w:val="60B0A830"/>
@@ -11089,7 +13976,7 @@
       </w:pPr>
     </w:lvl>
   </w:abstractNum>
-  <w:abstractNum w:abstractNumId="10" w15:restartNumberingAfterBreak="0">
+  <w:abstractNum w:abstractNumId="11" w15:restartNumberingAfterBreak="0">
     <w:nsid w:val="3219BD2D"/>
     <w:multiLevelType w:val="multilevel"/>
     <w:tmpl w:val="2CA63540"/>
@@ -11202,7 +14089,7 @@
       </w:rPr>
     </w:lvl>
   </w:abstractNum>
-  <w:abstractNum w:abstractNumId="11" w15:restartNumberingAfterBreak="0">
+  <w:abstractNum w:abstractNumId="12" w15:restartNumberingAfterBreak="0">
     <w:nsid w:val="38A0003A"/>
     <w:multiLevelType w:val="hybridMultilevel"/>
     <w:tmpl w:val="B0B49334"/>
@@ -11296,7 +14183,7 @@
       </w:pPr>
     </w:lvl>
   </w:abstractNum>
-  <w:abstractNum w:abstractNumId="12" w15:restartNumberingAfterBreak="0">
+  <w:abstractNum w:abstractNumId="13" w15:restartNumberingAfterBreak="0">
     <w:nsid w:val="393B57E4"/>
     <w:multiLevelType w:val="hybridMultilevel"/>
     <w:tmpl w:val="F912DB60"/>
@@ -11409,7 +14296,7 @@
       </w:rPr>
     </w:lvl>
   </w:abstractNum>
-  <w:abstractNum w:abstractNumId="13" w15:restartNumberingAfterBreak="0">
+  <w:abstractNum w:abstractNumId="14" w15:restartNumberingAfterBreak="0">
     <w:nsid w:val="3C874C17"/>
     <w:multiLevelType w:val="hybridMultilevel"/>
     <w:tmpl w:val="914C8346"/>
@@ -11498,7 +14385,7 @@
       </w:pPr>
     </w:lvl>
   </w:abstractNum>
-  <w:abstractNum w:abstractNumId="14" w15:restartNumberingAfterBreak="0">
+  <w:abstractNum w:abstractNumId="15" w15:restartNumberingAfterBreak="0">
     <w:nsid w:val="3FADCB78"/>
     <w:multiLevelType w:val="multilevel"/>
     <w:tmpl w:val="E10402E8"/>
@@ -11611,7 +14498,120 @@
       </w:rPr>
     </w:lvl>
   </w:abstractNum>
-  <w:abstractNum w:abstractNumId="15" w15:restartNumberingAfterBreak="0">
+  <w:abstractNum w:abstractNumId="16" w15:restartNumberingAfterBreak="0">
+    <w:nsid w:val="44536C30"/>
+    <w:multiLevelType w:val="multilevel"/>
+    <w:tmpl w:val="61465996"/>
+    <w:lvl w:ilvl="0">
+      <w:start w:val="1"/>
+      <w:numFmt w:val="decimal"/>
+      <w:lvlText w:val="%1."/>
+      <w:lvlJc w:val="left"/>
+      <w:pPr>
+        <w:tabs>
+          <w:tab w:val="num" w:pos="720"/>
+        </w:tabs>
+        <w:ind w:left="720" w:hanging="360"/>
+      </w:pPr>
+    </w:lvl>
+    <w:lvl w:ilvl="1" w:tentative="1">
+      <w:start w:val="1"/>
+      <w:numFmt w:val="decimal"/>
+      <w:lvlText w:val="%2."/>
+      <w:lvlJc w:val="left"/>
+      <w:pPr>
+        <w:tabs>
+          <w:tab w:val="num" w:pos="1440"/>
+        </w:tabs>
+        <w:ind w:left="1440" w:hanging="360"/>
+      </w:pPr>
+    </w:lvl>
+    <w:lvl w:ilvl="2" w:tentative="1">
+      <w:start w:val="1"/>
+      <w:numFmt w:val="decimal"/>
+      <w:lvlText w:val="%3."/>
+      <w:lvlJc w:val="left"/>
+      <w:pPr>
+        <w:tabs>
+          <w:tab w:val="num" w:pos="2160"/>
+        </w:tabs>
+        <w:ind w:left="2160" w:hanging="360"/>
+      </w:pPr>
+    </w:lvl>
+    <w:lvl w:ilvl="3" w:tentative="1">
+      <w:start w:val="1"/>
+      <w:numFmt w:val="decimal"/>
+      <w:lvlText w:val="%4."/>
+      <w:lvlJc w:val="left"/>
+      <w:pPr>
+        <w:tabs>
+          <w:tab w:val="num" w:pos="2880"/>
+        </w:tabs>
+        <w:ind w:left="2880" w:hanging="360"/>
+      </w:pPr>
+    </w:lvl>
+    <w:lvl w:ilvl="4" w:tentative="1">
+      <w:start w:val="1"/>
+      <w:numFmt w:val="decimal"/>
+      <w:lvlText w:val="%5."/>
+      <w:lvlJc w:val="left"/>
+      <w:pPr>
+        <w:tabs>
+          <w:tab w:val="num" w:pos="3600"/>
+        </w:tabs>
+        <w:ind w:left="3600" w:hanging="360"/>
+      </w:pPr>
+    </w:lvl>
+    <w:lvl w:ilvl="5" w:tentative="1">
+      <w:start w:val="1"/>
+      <w:numFmt w:val="decimal"/>
+      <w:lvlText w:val="%6."/>
+      <w:lvlJc w:val="left"/>
+      <w:pPr>
+        <w:tabs>
+          <w:tab w:val="num" w:pos="4320"/>
+        </w:tabs>
+        <w:ind w:left="4320" w:hanging="360"/>
+      </w:pPr>
+    </w:lvl>
+    <w:lvl w:ilvl="6" w:tentative="1">
+      <w:start w:val="1"/>
+      <w:numFmt w:val="decimal"/>
+      <w:lvlText w:val="%7."/>
+      <w:lvlJc w:val="left"/>
+      <w:pPr>
+        <w:tabs>
+          <w:tab w:val="num" w:pos="5040"/>
+        </w:tabs>
+        <w:ind w:left="5040" w:hanging="360"/>
+      </w:pPr>
+    </w:lvl>
+    <w:lvl w:ilvl="7" w:tentative="1">
+      <w:start w:val="1"/>
+      <w:numFmt w:val="decimal"/>
+      <w:lvlText w:val="%8."/>
+      <w:lvlJc w:val="left"/>
+      <w:pPr>
+        <w:tabs>
+          <w:tab w:val="num" w:pos="5760"/>
+        </w:tabs>
+        <w:ind w:left="5760" w:hanging="360"/>
+      </w:pPr>
+    </w:lvl>
+    <w:lvl w:ilvl="8" w:tentative="1">
+      <w:start w:val="1"/>
+      <w:numFmt w:val="decimal"/>
+      <w:lvlText w:val="%9."/>
+      <w:lvlJc w:val="left"/>
+      <w:pPr>
+        <w:tabs>
+          <w:tab w:val="num" w:pos="6480"/>
+        </w:tabs>
+        <w:ind w:left="6480" w:hanging="360"/>
+      </w:pPr>
+    </w:lvl>
+  </w:abstractNum>
+  <w:abstractNum w:abstractNumId="17" w15:restartNumberingAfterBreak="0">
     <w:nsid w:val="4478B93D"/>
     <w:multiLevelType w:val="multilevel"/>
     <w:tmpl w:val="2A6CEC64"/>
@@ -11724,7 +14724,7 @@
       </w:rPr>
     </w:lvl>
   </w:abstractNum>
-  <w:abstractNum w:abstractNumId="16" w15:restartNumberingAfterBreak="0">
+  <w:abstractNum w:abstractNumId="18" w15:restartNumberingAfterBreak="0">
     <w:nsid w:val="481D4B96"/>
     <w:multiLevelType w:val="hybridMultilevel"/>
     <w:tmpl w:val="CED09A64"/>
@@ -11837,7 +14837,7 @@
       </w:pPr>
     </w:lvl>
   </w:abstractNum>
-  <w:abstractNum w:abstractNumId="17" w15:restartNumberingAfterBreak="0">
+  <w:abstractNum w:abstractNumId="19" w15:restartNumberingAfterBreak="0">
     <w:nsid w:val="4F604952"/>
     <w:multiLevelType w:val="multilevel"/>
     <w:tmpl w:val="8AFA3F92"/>
@@ -11950,7 +14950,7 @@
       </w:rPr>
     </w:lvl>
   </w:abstractNum>
-  <w:abstractNum w:abstractNumId="18" w15:restartNumberingAfterBreak="0">
+  <w:abstractNum w:abstractNumId="20" w15:restartNumberingAfterBreak="0">
     <w:nsid w:val="50486095"/>
     <w:multiLevelType w:val="multilevel"/>
     <w:tmpl w:val="F454007C"/>
@@ -12063,7 +15063,7 @@
       </w:rPr>
     </w:lvl>
   </w:abstractNum>
-  <w:abstractNum w:abstractNumId="19" w15:restartNumberingAfterBreak="0">
+  <w:abstractNum w:abstractNumId="21" w15:restartNumberingAfterBreak="0">
     <w:nsid w:val="51C66DE9"/>
     <w:multiLevelType w:val="multilevel"/>
     <w:tmpl w:val="B8BA49F0"/>
@@ -12176,7 +15176,7 @@
       </w:rPr>
     </w:lvl>
   </w:abstractNum>
-  <w:abstractNum w:abstractNumId="20" w15:restartNumberingAfterBreak="0">
+  <w:abstractNum w:abstractNumId="22" w15:restartNumberingAfterBreak="0">
     <w:nsid w:val="52B30FD1"/>
     <w:multiLevelType w:val="multilevel"/>
     <w:tmpl w:val="640EFAF4"/>
@@ -12289,7 +15289,156 @@
       </w:rPr>
     </w:lvl>
   </w:abstractNum>
-  <w:abstractNum w:abstractNumId="21" w15:restartNumberingAfterBreak="0">
+  <w:abstractNum w:abstractNumId="23" w15:restartNumberingAfterBreak="0">
+    <w:nsid w:val="5EF228A7"/>
+    <w:multiLevelType w:val="multilevel"/>
+    <w:tmpl w:val="B010D5A0"/>
+    <w:lvl w:ilvl="0">
+      <w:start w:val="1"/>
+      <w:numFmt w:val="bullet"/>
+      <w:lvlText w:val=""/>
+      <w:lvlJc w:val="left"/>
+      <w:pPr>
+        <w:tabs>
+          <w:tab w:val="num" w:pos="720"/>
+        </w:tabs>
+        <w:ind w:left="720" w:hanging="360"/>
+      </w:pPr>
+      <w:rPr>
+        <w:rFonts w:ascii="Symbol" w:hAnsi="Symbol" w:hint="default"/>
+        <w:sz w:val="20"/>
+      </w:rPr>
+    </w:lvl>
+    <w:lvl w:ilvl="1" w:tentative="1">
+      <w:start w:val="1"/>
+      <w:numFmt w:val="bullet"/>
+      <w:lvlText w:val="o"/>
+      <w:lvlJc w:val="left"/>
+      <w:pPr>
+        <w:tabs>
+          <w:tab w:val="num" w:pos="1440"/>
+        </w:tabs>
+        <w:ind w:left="1440" w:hanging="360"/>
+      </w:pPr>
+      <w:rPr>
+        <w:rFonts w:ascii="Courier New" w:hAnsi="Courier New" w:hint="default"/>
+        <w:sz w:val="20"/>
+      </w:rPr>
+    </w:lvl>
+    <w:lvl w:ilvl="2" w:tentative="1">
+      <w:start w:val="1"/>
+      <w:numFmt w:val="bullet"/>
+      <w:lvlText w:val=""/>
+      <w:lvlJc w:val="left"/>
+      <w:pPr>
+        <w:tabs>
+          <w:tab w:val="num" w:pos="2160"/>
+        </w:tabs>
+        <w:ind w:left="2160" w:hanging="360"/>
+      </w:pPr>
+      <w:rPr>
+        <w:rFonts w:ascii="Wingdings" w:hAnsi="Wingdings" w:hint="default"/>
+        <w:sz w:val="20"/>
+      </w:rPr>
+    </w:lvl>
+    <w:lvl w:ilvl="3" w:tentative="1">
+      <w:start w:val="1"/>
+      <w:numFmt w:val="bullet"/>
+      <w:lvlText w:val=""/>
+      <w:lvlJc w:val="left"/>
+      <w:pPr>
+        <w:tabs>
+          <w:tab w:val="num" w:pos="2880"/>
+        </w:tabs>
+        <w:ind w:left="2880" w:hanging="360"/>
+      </w:pPr>
+      <w:rPr>
+        <w:rFonts w:ascii="Wingdings" w:hAnsi="Wingdings" w:hint="default"/>
+        <w:sz w:val="20"/>
+      </w:rPr>
+    </w:lvl>
+    <w:lvl w:ilvl="4" w:tentative="1">
+      <w:start w:val="1"/>
+      <w:numFmt w:val="bullet"/>
+      <w:lvlText w:val=""/>
+      <w:lvlJc w:val="left"/>
+      <w:pPr>
+        <w:tabs>
+          <w:tab w:val="num" w:pos="3600"/>
+        </w:tabs>
+        <w:ind w:left="3600" w:hanging="360"/>
+      </w:pPr>
+      <w:rPr>
+        <w:rFonts w:ascii="Wingdings" w:hAnsi="Wingdings" w:hint="default"/>
+        <w:sz w:val="20"/>
+      </w:rPr>
+    </w:lvl>
+    <w:lvl w:ilvl="5" w:tentative="1">
+      <w:start w:val="1"/>
+      <w:numFmt w:val="bullet"/>
+      <w:lvlText w:val=""/>
+      <w:lvlJc w:val="left"/>
+      <w:pPr>
+        <w:tabs>
+          <w:tab w:val="num" w:pos="4320"/>
+        </w:tabs>
+        <w:ind w:left="4320" w:hanging="360"/>
+      </w:pPr>
+      <w:rPr>
+        <w:rFonts w:ascii="Wingdings" w:hAnsi="Wingdings" w:hint="default"/>
+        <w:sz w:val="20"/>
+      </w:rPr>
+    </w:lvl>
+    <w:lvl w:ilvl="6" w:tentative="1">
+      <w:start w:val="1"/>
+      <w:numFmt w:val="bullet"/>
+      <w:lvlText w:val=""/>
+      <w:lvlJc w:val="left"/>
+      <w:pPr>
+        <w:tabs>
+          <w:tab w:val="num" w:pos="5040"/>
+        </w:tabs>
+        <w:ind w:left="5040" w:hanging="360"/>
+      </w:pPr>
+      <w:rPr>
+        <w:rFonts w:ascii="Wingdings" w:hAnsi="Wingdings" w:hint="default"/>
+        <w:sz w:val="20"/>
+      </w:rPr>
+    </w:lvl>
+    <w:lvl w:ilvl="7" w:tentative="1">
+      <w:start w:val="1"/>
+      <w:numFmt w:val="bullet"/>
+      <w:lvlText w:val=""/>
+      <w:lvlJc w:val="left"/>
+      <w:pPr>
+        <w:tabs>
+          <w:tab w:val="num" w:pos="5760"/>
+        </w:tabs>
+        <w:ind w:left="5760" w:hanging="360"/>
+      </w:pPr>
+      <w:rPr>
+        <w:rFonts w:ascii="Wingdings" w:hAnsi="Wingdings" w:hint="default"/>
+        <w:sz w:val="20"/>
+      </w:rPr>
+    </w:lvl>
+    <w:lvl w:ilvl="8" w:tentative="1">
+      <w:start w:val="1"/>
+      <w:numFmt w:val="bullet"/>
+      <w:lvlText w:val=""/>
+      <w:lvlJc w:val="left"/>
+      <w:pPr>
+        <w:tabs>
+          <w:tab w:val="num" w:pos="6480"/>
+        </w:tabs>
+        <w:ind w:left="6480" w:hanging="360"/>
+      </w:pPr>
+      <w:rPr>
+        <w:rFonts w:ascii="Wingdings" w:hAnsi="Wingdings" w:hint="default"/>
+        <w:sz w:val="20"/>
+      </w:rPr>
+    </w:lvl>
+  </w:abstractNum>
+  <w:abstractNum w:abstractNumId="24" w15:restartNumberingAfterBreak="0">
     <w:nsid w:val="63FB4D3A"/>
     <w:multiLevelType w:val="hybridMultilevel"/>
     <w:tmpl w:val="0F9427FE"/>
@@ -12402,7 +15551,7 @@
       </w:rPr>
     </w:lvl>
   </w:abstractNum>
-  <w:abstractNum w:abstractNumId="22" w15:restartNumberingAfterBreak="0">
+  <w:abstractNum w:abstractNumId="25" w15:restartNumberingAfterBreak="0">
     <w:nsid w:val="67754D9C"/>
     <w:multiLevelType w:val="hybridMultilevel"/>
     <w:tmpl w:val="57FE19BC"/>
@@ -12542,7 +15691,7 @@
       </w:rPr>
     </w:lvl>
   </w:abstractNum>
-  <w:abstractNum w:abstractNumId="23" w15:restartNumberingAfterBreak="0">
+  <w:abstractNum w:abstractNumId="26" w15:restartNumberingAfterBreak="0">
     <w:nsid w:val="691738F0"/>
     <w:multiLevelType w:val="multilevel"/>
     <w:tmpl w:val="B4A0103E"/>
@@ -12655,7 +15804,7 @@
       </w:rPr>
     </w:lvl>
   </w:abstractNum>
-  <w:abstractNum w:abstractNumId="24" w15:restartNumberingAfterBreak="0">
+  <w:abstractNum w:abstractNumId="27" w15:restartNumberingAfterBreak="0">
     <w:nsid w:val="6CBA602B"/>
     <w:multiLevelType w:val="hybridMultilevel"/>
     <w:tmpl w:val="4648CC54"/>
@@ -12768,7 +15917,7 @@
       </w:rPr>
     </w:lvl>
   </w:abstractNum>
-  <w:abstractNum w:abstractNumId="25" w15:restartNumberingAfterBreak="0">
+  <w:abstractNum w:abstractNumId="28" w15:restartNumberingAfterBreak="0">
     <w:nsid w:val="6F4A3FB2"/>
     <w:multiLevelType w:val="multilevel"/>
     <w:tmpl w:val="66B4A72E"/>
@@ -12881,7 +16030,7 @@
       </w:rPr>
     </w:lvl>
   </w:abstractNum>
-  <w:abstractNum w:abstractNumId="26" w15:restartNumberingAfterBreak="0">
+  <w:abstractNum w:abstractNumId="29" w15:restartNumberingAfterBreak="0">
     <w:nsid w:val="739A1C63"/>
     <w:multiLevelType w:val="multilevel"/>
     <w:tmpl w:val="D244FEF4"/>
@@ -12994,7 +16143,7 @@
       </w:rPr>
     </w:lvl>
   </w:abstractNum>
-  <w:abstractNum w:abstractNumId="27" w15:restartNumberingAfterBreak="0">
+  <w:abstractNum w:abstractNumId="30" w15:restartNumberingAfterBreak="0">
     <w:nsid w:val="75028D83"/>
     <w:multiLevelType w:val="multilevel"/>
     <w:tmpl w:val="27904D94"/>
@@ -13107,7 +16256,156 @@
       </w:rPr>
     </w:lvl>
   </w:abstractNum>
-  <w:abstractNum w:abstractNumId="28" w15:restartNumberingAfterBreak="0">
+  <w:abstractNum w:abstractNumId="31" w15:restartNumberingAfterBreak="0">
+    <w:nsid w:val="790F1590"/>
+    <w:multiLevelType w:val="multilevel"/>
+    <w:tmpl w:val="BB86BAEE"/>
+    <w:lvl w:ilvl="0">
+      <w:start w:val="1"/>
+      <w:numFmt w:val="bullet"/>
+      <w:lvlText w:val=""/>
+      <w:lvlJc w:val="left"/>
+      <w:pPr>
+        <w:tabs>
+          <w:tab w:val="num" w:pos="720"/>
+        </w:tabs>
+        <w:ind w:left="720" w:hanging="360"/>
+      </w:pPr>
+      <w:rPr>
+        <w:rFonts w:ascii="Symbol" w:hAnsi="Symbol" w:hint="default"/>
+        <w:sz w:val="20"/>
+      </w:rPr>
+    </w:lvl>
+    <w:lvl w:ilvl="1" w:tentative="1">
+      <w:start w:val="1"/>
+      <w:numFmt w:val="bullet"/>
+      <w:lvlText w:val="o"/>
+      <w:lvlJc w:val="left"/>
+      <w:pPr>
+        <w:tabs>
+          <w:tab w:val="num" w:pos="1440"/>
+        </w:tabs>
+        <w:ind w:left="1440" w:hanging="360"/>
+      </w:pPr>
+      <w:rPr>
+        <w:rFonts w:ascii="Courier New" w:hAnsi="Courier New" w:hint="default"/>
+        <w:sz w:val="20"/>
+      </w:rPr>
+    </w:lvl>
+    <w:lvl w:ilvl="2" w:tentative="1">
+      <w:start w:val="1"/>
+      <w:numFmt w:val="bullet"/>
+      <w:lvlText w:val=""/>
+      <w:lvlJc w:val="left"/>
+      <w:pPr>
+        <w:tabs>
+          <w:tab w:val="num" w:pos="2160"/>
+        </w:tabs>
+        <w:ind w:left="2160" w:hanging="360"/>
+      </w:pPr>
+      <w:rPr>
+        <w:rFonts w:ascii="Wingdings" w:hAnsi="Wingdings" w:hint="default"/>
+        <w:sz w:val="20"/>
+      </w:rPr>
+    </w:lvl>
+    <w:lvl w:ilvl="3" w:tentative="1">
+      <w:start w:val="1"/>
+      <w:numFmt w:val="bullet"/>
+      <w:lvlText w:val=""/>
+      <w:lvlJc w:val="left"/>
+      <w:pPr>
+        <w:tabs>
+          <w:tab w:val="num" w:pos="2880"/>
+        </w:tabs>
+        <w:ind w:left="2880" w:hanging="360"/>
+      </w:pPr>
+      <w:rPr>
+        <w:rFonts w:ascii="Wingdings" w:hAnsi="Wingdings" w:hint="default"/>
+        <w:sz w:val="20"/>
+      </w:rPr>
+    </w:lvl>
+    <w:lvl w:ilvl="4" w:tentative="1">
+      <w:start w:val="1"/>
+      <w:numFmt w:val="bullet"/>
+      <w:lvlText w:val=""/>
+      <w:lvlJc w:val="left"/>
+      <w:pPr>
+        <w:tabs>
+          <w:tab w:val="num" w:pos="3600"/>
+        </w:tabs>
+        <w:ind w:left="3600" w:hanging="360"/>
+      </w:pPr>
+      <w:rPr>
+        <w:rFonts w:ascii="Wingdings" w:hAnsi="Wingdings" w:hint="default"/>
+        <w:sz w:val="20"/>
+      </w:rPr>
+    </w:lvl>
+    <w:lvl w:ilvl="5" w:tentative="1">
+      <w:start w:val="1"/>
+      <w:numFmt w:val="bullet"/>
+      <w:lvlText w:val=""/>
+      <w:lvlJc w:val="left"/>
+      <w:pPr>
+        <w:tabs>
+          <w:tab w:val="num" w:pos="4320"/>
+        </w:tabs>
+        <w:ind w:left="4320" w:hanging="360"/>
+      </w:pPr>
+      <w:rPr>
+        <w:rFonts w:ascii="Wingdings" w:hAnsi="Wingdings" w:hint="default"/>
+        <w:sz w:val="20"/>
+      </w:rPr>
+    </w:lvl>
+    <w:lvl w:ilvl="6" w:tentative="1">
+      <w:start w:val="1"/>
+      <w:numFmt w:val="bullet"/>
+      <w:lvlText w:val=""/>
+      <w:lvlJc w:val="left"/>
+      <w:pPr>
+        <w:tabs>
+          <w:tab w:val="num" w:pos="5040"/>
+        </w:tabs>
+        <w:ind w:left="5040" w:hanging="360"/>
+      </w:pPr>
+      <w:rPr>
+        <w:rFonts w:ascii="Wingdings" w:hAnsi="Wingdings" w:hint="default"/>
+        <w:sz w:val="20"/>
+      </w:rPr>
+    </w:lvl>
+    <w:lvl w:ilvl="7" w:tentative="1">
+      <w:start w:val="1"/>
+      <w:numFmt w:val="bullet"/>
+      <w:lvlText w:val=""/>
+      <w:lvlJc w:val="left"/>
+      <w:pPr>
+        <w:tabs>
+          <w:tab w:val="num" w:pos="5760"/>
+        </w:tabs>
+        <w:ind w:left="5760" w:hanging="360"/>
+      </w:pPr>
+      <w:rPr>
+        <w:rFonts w:ascii="Wingdings" w:hAnsi="Wingdings" w:hint="default"/>
+        <w:sz w:val="20"/>
+      </w:rPr>
+    </w:lvl>
+    <w:lvl w:ilvl="8" w:tentative="1">
+      <w:start w:val="1"/>
+      <w:numFmt w:val="bullet"/>
+      <w:lvlText w:val=""/>
+      <w:lvlJc w:val="left"/>
+      <w:pPr>
+        <w:tabs>
+          <w:tab w:val="num" w:pos="6480"/>
+        </w:tabs>
+        <w:ind w:left="6480" w:hanging="360"/>
+      </w:pPr>
+      <w:rPr>
+        <w:rFonts w:ascii="Wingdings" w:hAnsi="Wingdings" w:hint="default"/>
+        <w:sz w:val="20"/>
+      </w:rPr>
+    </w:lvl>
+  </w:abstractNum>
+  <w:abstractNum w:abstractNumId="32" w15:restartNumberingAfterBreak="0">
     <w:nsid w:val="7B400CC9"/>
     <w:multiLevelType w:val="multilevel"/>
     <w:tmpl w:val="158E319E"/>
@@ -13221,97 +16519,109 @@
     </w:lvl>
   </w:abstractNum>
   <w:num w:numId="1" w16cid:durableId="1492868999">
+    <w:abstractNumId w:val="26"/>
+  </w:num>
+  <w:num w:numId="2" w16cid:durableId="1091854877">
+    <w:abstractNumId w:val="7"/>
+  </w:num>
+  <w:num w:numId="3" w16cid:durableId="1109620181">
+    <w:abstractNumId w:val="4"/>
+  </w:num>
+  <w:num w:numId="4" w16cid:durableId="97256077">
+    <w:abstractNumId w:val="13"/>
+  </w:num>
+  <w:num w:numId="5" w16cid:durableId="899288652">
+    <w:abstractNumId w:val="9"/>
+  </w:num>
+  <w:num w:numId="6" w16cid:durableId="490173261">
+    <w:abstractNumId w:val="32"/>
+  </w:num>
+  <w:num w:numId="7" w16cid:durableId="1631863055">
+    <w:abstractNumId w:val="20"/>
+  </w:num>
+  <w:num w:numId="8" w16cid:durableId="392656827">
+    <w:abstractNumId w:val="15"/>
+  </w:num>
+  <w:num w:numId="9" w16cid:durableId="502596224">
+    <w:abstractNumId w:val="29"/>
+  </w:num>
+  <w:num w:numId="10" w16cid:durableId="1862351589">
+    <w:abstractNumId w:val="28"/>
+  </w:num>
+  <w:num w:numId="11" w16cid:durableId="11878667">
+    <w:abstractNumId w:val="30"/>
+  </w:num>
+  <w:num w:numId="12" w16cid:durableId="1505389780">
+    <w:abstractNumId w:val="19"/>
+  </w:num>
+  <w:num w:numId="13" w16cid:durableId="352458040">
+    <w:abstractNumId w:val="17"/>
+  </w:num>
+  <w:num w:numId="14" w16cid:durableId="103505629">
+    <w:abstractNumId w:val="22"/>
+  </w:num>
+  <w:num w:numId="15" w16cid:durableId="65346153">
+    <w:abstractNumId w:val="11"/>
+  </w:num>
+  <w:num w:numId="16" w16cid:durableId="985402121">
+    <w:abstractNumId w:val="6"/>
+  </w:num>
+  <w:num w:numId="17" w16cid:durableId="785004022">
+    <w:abstractNumId w:val="18"/>
+  </w:num>
+  <w:num w:numId="18" w16cid:durableId="848907507">
+    <w:abstractNumId w:val="10"/>
+  </w:num>
+  <w:num w:numId="19" w16cid:durableId="1443308238">
+    <w:abstractNumId w:val="8"/>
+  </w:num>
+  <w:num w:numId="20" w16cid:durableId="403722179">
+    <w:abstractNumId w:val="14"/>
+  </w:num>
+  <w:num w:numId="21" w16cid:durableId="1873111083">
+    <w:abstractNumId w:val="5"/>
+  </w:num>
+  <w:num w:numId="22" w16cid:durableId="1742747362">
+    <w:abstractNumId w:val="2"/>
+  </w:num>
+  <w:num w:numId="23" w16cid:durableId="371806547">
+    <w:abstractNumId w:val="1"/>
+  </w:num>
+  <w:num w:numId="24" w16cid:durableId="1240944087">
+    <w:abstractNumId w:val="21"/>
+  </w:num>
+  <w:num w:numId="25" w16cid:durableId="1604072944">
+    <w:abstractNumId w:val="25"/>
+  </w:num>
+  <w:num w:numId="26" w16cid:durableId="41490249">
+    <w:abstractNumId w:val="24"/>
+  </w:num>
+  <w:num w:numId="27" w16cid:durableId="868756797">
+    <w:abstractNumId w:val="12"/>
+  </w:num>
+  <w:num w:numId="28" w16cid:durableId="161816726">
+    <w:abstractNumId w:val="3"/>
+  </w:num>
+  <w:num w:numId="29" w16cid:durableId="1199047098">
+    <w:abstractNumId w:val="27"/>
+  </w:num>
+  <w:num w:numId="30" w16cid:durableId="231816529">
     <w:abstractNumId w:val="23"/>
   </w:num>
-  <w:num w:numId="2" w16cid:durableId="1091854877">
-    <w:abstractNumId w:val="6"/>
-  </w:num>
-  <w:num w:numId="3" w16cid:durableId="1109620181">
-    <w:abstractNumId w:val="3"/>
-  </w:num>
-  <w:num w:numId="4" w16cid:durableId="97256077">
-    <w:abstractNumId w:val="12"/>
-  </w:num>
-  <w:num w:numId="5" w16cid:durableId="899288652">
-    <w:abstractNumId w:val="8"/>
-  </w:num>
-  <w:num w:numId="6" w16cid:durableId="490173261">
-    <w:abstractNumId w:val="28"/>
-  </w:num>
-  <w:num w:numId="7" w16cid:durableId="1631863055">
-    <w:abstractNumId w:val="18"/>
-  </w:num>
-  <w:num w:numId="8" w16cid:durableId="392656827">
-    <w:abstractNumId w:val="14"/>
-  </w:num>
-  <w:num w:numId="9" w16cid:durableId="502596224">
-    <w:abstractNumId w:val="26"/>
-  </w:num>
-  <w:num w:numId="10" w16cid:durableId="1862351589">
-    <w:abstractNumId w:val="25"/>
-  </w:num>
-  <w:num w:numId="11" w16cid:durableId="11878667">
-    <w:abstractNumId w:val="27"/>
-  </w:num>
-  <w:num w:numId="12" w16cid:durableId="1505389780">
-    <w:abstractNumId w:val="17"/>
-  </w:num>
-  <w:num w:numId="13" w16cid:durableId="352458040">
-    <w:abstractNumId w:val="15"/>
-  </w:num>
-  <w:num w:numId="14" w16cid:durableId="103505629">
-    <w:abstractNumId w:val="20"/>
-  </w:num>
-  <w:num w:numId="15" w16cid:durableId="65346153">
-    <w:abstractNumId w:val="10"/>
-  </w:num>
-  <w:num w:numId="16" w16cid:durableId="985402121">
-    <w:abstractNumId w:val="5"/>
-  </w:num>
-  <w:num w:numId="17" w16cid:durableId="785004022">
-    <w:abstractNumId w:val="16"/>
-  </w:num>
-  <w:num w:numId="18" w16cid:durableId="848907507">
-    <w:abstractNumId w:val="9"/>
-  </w:num>
-  <w:num w:numId="19" w16cid:durableId="1443308238">
-    <w:abstractNumId w:val="7"/>
-  </w:num>
-  <w:num w:numId="20" w16cid:durableId="403722179">
-    <w:abstractNumId w:val="13"/>
-  </w:num>
-  <w:num w:numId="21" w16cid:durableId="1873111083">
-    <w:abstractNumId w:val="4"/>
-  </w:num>
-  <w:num w:numId="22" w16cid:durableId="1742747362">
-    <w:abstractNumId w:val="1"/>
-  </w:num>
-  <w:num w:numId="23" w16cid:durableId="371806547">
+  <w:num w:numId="31" w16cid:durableId="1001078710">
     <w:abstractNumId w:val="0"/>
   </w:num>
-  <w:num w:numId="24" w16cid:durableId="1240944087">
-    <w:abstractNumId w:val="19"/>
+  <w:num w:numId="32" w16cid:durableId="1954358886">
+    <w:abstractNumId w:val="31"/>
   </w:num>
-  <w:num w:numId="25" w16cid:durableId="1604072944">
-    <w:abstractNumId w:val="22"/>
-  </w:num>
-  <w:num w:numId="26" w16cid:durableId="41490249">
-    <w:abstractNumId w:val="21"/>
-  </w:num>
-  <w:num w:numId="27" w16cid:durableId="868756797">
-    <w:abstractNumId w:val="11"/>
-  </w:num>
-  <w:num w:numId="28" w16cid:durableId="161816726">
-    <w:abstractNumId w:val="2"/>
-  </w:num>
-  <w:num w:numId="29" w16cid:durableId="1199047098">
-    <w:abstractNumId w:val="24"/>
+  <w:num w:numId="33" w16cid:durableId="510295276">
+    <w:abstractNumId w:val="16"/>
   </w:num>
 </w:numbering>
 </file>
 
 <file path=word/styles.xml><?xml version="1.0" encoding="utf-8"?>
-<w:styles xmlns:mc="http://schemas.openxmlformats.org/markup-compatibility/2006" xmlns:r="http://schemas.openxmlformats.org/officeDocument/2006/relationships" xmlns:w="http://schemas.openxmlformats.org/wordprocessingml/2006/main" xmlns:w14="http://schemas.microsoft.com/office/word/2010/wordml" xmlns:w15="http://schemas.microsoft.com/office/word/2012/wordml" xmlns:w16cex="http://schemas.microsoft.com/office/word/2018/wordml/cex" xmlns:w16cid="http://schemas.microsoft.com/office/word/2016/wordml/cid" xmlns:w16="http://schemas.microsoft.com/office/word/2018/wordml" xmlns:w16sdtdh="http://schemas.microsoft.com/office/word/2020/wordml/sdtdatahash" xmlns:w16se="http://schemas.microsoft.com/office/word/2015/wordml/symex" mc:Ignorable="w14 w15 w16se w16cid w16 w16cex w16sdtdh">
+<w:styles xmlns:mc="http://schemas.openxmlformats.org/markup-compatibility/2006" xmlns:r="http://schemas.openxmlformats.org/officeDocument/2006/relationships" xmlns:w="http://schemas.openxmlformats.org/wordprocessingml/2006/main" xmlns:w14="http://schemas.microsoft.com/office/word/2010/wordml" xmlns:w15="http://schemas.microsoft.com/office/word/2012/wordml" xmlns:w16cex="http://schemas.microsoft.com/office/word/2018/wordml/cex" xmlns:w16cid="http://schemas.microsoft.com/office/word/2016/wordml/cid" xmlns:w16="http://schemas.microsoft.com/office/word/2018/wordml" xmlns:w16du="http://schemas.microsoft.com/office/word/2023/wordml/word16du" xmlns:w16sdtdh="http://schemas.microsoft.com/office/word/2020/wordml/sdtdatahash" xmlns:w16sdtfl="http://schemas.microsoft.com/office/word/2024/wordml/sdtformatlock" xmlns:w16se="http://schemas.microsoft.com/office/word/2015/wordml/symex" mc:Ignorable="w14 w15 w16se w16cid w16 w16cex w16sdtdh w16sdtfl w16du">
   <w:docDefaults>
     <w:rPrDefault>
       <w:rPr>
@@ -13433,6 +16743,7 @@
     <w:lsdException w:name="HTML Sample" w:semiHidden="1" w:unhideWhenUsed="1"/>
     <w:lsdException w:name="HTML Typewriter" w:semiHidden="1" w:unhideWhenUsed="1"/>
     <w:lsdException w:name="HTML Variable" w:semiHidden="1" w:unhideWhenUsed="1"/>
+    <w:lsdException w:name="Normal Table" w:semiHidden="1" w:unhideWhenUsed="1"/>
     <w:lsdException w:name="annotation subject" w:semiHidden="1" w:unhideWhenUsed="1"/>
     <w:lsdException w:name="No List" w:semiHidden="1" w:unhideWhenUsed="1"/>
     <w:lsdException w:name="Outline List 1" w:semiHidden="1" w:unhideWhenUsed="1"/>
@@ -13475,8 +16786,11 @@
     <w:lsdException w:name="Table Contemporary" w:semiHidden="1" w:unhideWhenUsed="1"/>
     <w:lsdException w:name="Table Elegant" w:semiHidden="1" w:unhideWhenUsed="1"/>
     <w:lsdException w:name="Table Professional" w:semiHidden="1" w:unhideWhenUsed="1"/>
+    <w:lsdException w:name="Table Subtle 1" w:semiHidden="1" w:unhideWhenUsed="1"/>
     <w:lsdException w:name="Table Subtle 2" w:semiHidden="1" w:unhideWhenUsed="1"/>
     <w:lsdException w:name="Table Web 1" w:semiHidden="1" w:unhideWhenUsed="1"/>
+    <w:lsdException w:name="Table Web 2" w:semiHidden="1" w:unhideWhenUsed="1"/>
+    <w:lsdException w:name="Table Web 3" w:semiHidden="1" w:unhideWhenUsed="1"/>
     <w:lsdException w:name="Balloon Text" w:semiHidden="1" w:unhideWhenUsed="1"/>
     <w:lsdException w:name="Table Grid" w:uiPriority="39"/>
     <w:lsdException w:name="Table Theme" w:semiHidden="1" w:unhideWhenUsed="1"/>
@@ -13717,7 +17031,6 @@
   <w:style w:type="character" w:default="1" w:styleId="Fuentedeprrafopredeter">
     <w:name w:val="Default Paragraph Font"/>
     <w:uiPriority w:val="1"/>
-    <w:semiHidden/>
     <w:unhideWhenUsed/>
   </w:style>
   <w:style w:type="table" w:default="1" w:styleId="Tablanormal">
@@ -14191,7 +17504,7 @@
       <w:lang w:val="es-CL" w:eastAsia="es-CL"/>
     </w:rPr>
   </w:style>
-  <w:style w:type="character" w:styleId="Textoennegrita">
+  <w:style w:type="character" w:styleId="Fuerte">
     <w:name w:val="Strong"/>
     <w:basedOn w:val="Fuentedeprrafopredeter"/>
     <w:uiPriority w:val="22"/>
@@ -14202,7 +17515,674 @@
       <w:bCs/>
     </w:rPr>
   </w:style>
+  <w:style w:type="paragraph" w:styleId="Sinespaciado">
+    <w:name w:val="No Spacing"/>
+    <w:link w:val="SinespaciadoCar"/>
+    <w:uiPriority w:val="1"/>
+    <w:qFormat/>
+    <w:rsid w:val="005D125B"/>
+    <w:pPr>
+      <w:spacing w:after="0" w:line="240" w:lineRule="auto"/>
+    </w:pPr>
+    <w:rPr>
+      <w:rFonts w:eastAsiaTheme="minorEastAsia"/>
+      <w:lang w:eastAsia="es-CL"/>
+    </w:rPr>
+  </w:style>
+  <w:style w:type="character" w:customStyle="1" w:styleId="SinespaciadoCar">
+    <w:name w:val="Sin espaciado Car"/>
+    <w:basedOn w:val="Fuentedeprrafopredeter"/>
+    <w:link w:val="Sinespaciado"/>
+    <w:uiPriority w:val="1"/>
+    <w:rsid w:val="005D125B"/>
+    <w:rPr>
+      <w:rFonts w:eastAsiaTheme="minorEastAsia"/>
+      <w:lang w:eastAsia="es-CL"/>
+    </w:rPr>
+  </w:style>
 </w:styles>
+</file>
+
+<file path=word/glossary/document.xml><?xml version="1.0" encoding="utf-8"?>
+<w:glossaryDocument xmlns:wpc="http://schemas.microsoft.com/office/word/2010/wordprocessingCanvas" xmlns:cx="http://schemas.microsoft.com/office/drawing/2014/chartex" xmlns:cx1="http://schemas.microsoft.com/office/drawing/2015/9/8/chartex" xmlns:cx2="http://schemas.microsoft.com/office/drawing/2015/10/21/chartex" xmlns:cx3="http://schemas.microsoft.com/office/drawing/2016/5/9/chartex" xmlns:cx4="http://schemas.microsoft.com/office/drawing/2016/5/10/chartex" xmlns:cx5="http://schemas.microsoft.com/office/drawing/2016/5/11/chartex" xmlns:cx6="http://schemas.microsoft.com/office/drawing/2016/5/12/chartex" xmlns:cx7="http://schemas.microsoft.com/office/drawing/2016/5/13/chartex" xmlns:cx8="http://schemas.microsoft.com/office/drawing/2016/5/14/chartex" xmlns:mc="http://schemas.openxmlformats.org/markup-compatibility/2006" xmlns:aink="http://schemas.microsoft.com/office/drawing/2016/ink" xmlns:am3d="http://schemas.microsoft.com/office/drawing/2017/model3d" xmlns:o="urn:schemas-microsoft-com:office:office" xmlns:oel="http://schemas.microsoft.com/office/2019/extlst" xmlns:r="http://schemas.openxmlformats.org/officeDocument/2006/relationships" xmlns:m="http://schemas.openxmlformats.org/officeDocument/2006/math" xmlns:v="urn:schemas-microsoft-com:vml" xmlns:wp14="http://schemas.microsoft.com/office/word/2010/wordprocessingDrawing" xmlns:wp="http://schemas.openxmlformats.org/drawingml/2006/wordprocessingDrawing" xmlns:w10="urn:schemas-microsoft-com:office:word" xmlns:w="http://schemas.openxmlformats.org/wordprocessingml/2006/main" xmlns:w14="http://schemas.microsoft.com/office/word/2010/wordml" xmlns:w15="http://schemas.microsoft.com/office/word/2012/wordml" xmlns:w16cex="http://schemas.microsoft.com/office/word/2018/wordml/cex" xmlns:w16cid="http://schemas.microsoft.com/office/word/2016/wordml/cid" xmlns:w16="http://schemas.microsoft.com/office/word/2018/wordml" xmlns:w16du="http://schemas.microsoft.com/office/word/2023/wordml/word16du" xmlns:w16sdtdh="http://schemas.microsoft.com/office/word/2020/wordml/sdtdatahash" xmlns:w16sdtfl="http://schemas.microsoft.com/office/word/2024/wordml/sdtformatlock" xmlns:w16se="http://schemas.microsoft.com/office/word/2015/wordml/symex" xmlns:wpg="http://schemas.microsoft.com/office/word/2010/wordprocessingGroup" xmlns:wpi="http://schemas.microsoft.com/office/word/2010/wordprocessingInk" xmlns:wne="http://schemas.microsoft.com/office/word/2006/wordml" xmlns:wps="http://schemas.microsoft.com/office/word/2010/wordprocessingShape" mc:Ignorable="w14 w15 w16se w16cid w16 w16cex w16sdtdh w16sdtfl w16du wp14">
+  <w:docParts>
+    <w:docPart>
+      <w:docPartPr>
+        <w:name w:val="2ED26790D2EB4E3E99B6966EC948CA8C"/>
+        <w:category>
+          <w:name w:val="General"/>
+          <w:gallery w:val="placeholder"/>
+        </w:category>
+        <w:types>
+          <w:type w:val="bbPlcHdr"/>
+        </w:types>
+        <w:behaviors>
+          <w:behavior w:val="content"/>
+        </w:behaviors>
+        <w:guid w:val="{4DB22EA0-FDFC-424F-85E4-855B04E40035}"/>
+      </w:docPartPr>
+      <w:docPartBody>
+        <w:p>
+          <w:pPr>
+            <w:pStyle w:val="2ED26790D2EB4E3E99B6966EC948CA8C"/>
+          </w:pPr>
+          <w:r>
+            <w:rPr>
+              <w:rFonts w:asciiTheme="majorHAnsi" w:eastAsiaTheme="majorEastAsia" w:hAnsiTheme="majorHAnsi" w:cstheme="majorBidi"/>
+              <w:caps/>
+              <w:color w:val="156082" w:themeColor="accent1"/>
+              <w:sz w:val="80"/>
+              <w:szCs w:val="80"/>
+              <w:lang w:val="es-ES"/>
+            </w:rPr>
+            <w:t>[Título del documento]</w:t>
+          </w:r>
+        </w:p>
+      </w:docPartBody>
+    </w:docPart>
+    <w:docPart>
+      <w:docPartPr>
+        <w:name w:val="6AC283CCC8AF4F498913DBBF91D53E65"/>
+        <w:category>
+          <w:name w:val="General"/>
+          <w:gallery w:val="placeholder"/>
+        </w:category>
+        <w:types>
+          <w:type w:val="bbPlcHdr"/>
+        </w:types>
+        <w:behaviors>
+          <w:behavior w:val="content"/>
+        </w:behaviors>
+        <w:guid w:val="{ED31FEB2-1CF7-42EB-B815-50357052E6A4}"/>
+      </w:docPartPr>
+      <w:docPartBody>
+        <w:p>
+          <w:pPr>
+            <w:pStyle w:val="6AC283CCC8AF4F498913DBBF91D53E65"/>
+          </w:pPr>
+          <w:r>
+            <w:rPr>
+              <w:color w:val="156082" w:themeColor="accent1"/>
+              <w:sz w:val="28"/>
+              <w:szCs w:val="28"/>
+              <w:lang w:val="es-ES"/>
+            </w:rPr>
+            <w:t>[Subtítulo del documento]</w:t>
+          </w:r>
+        </w:p>
+      </w:docPartBody>
+    </w:docPart>
+  </w:docParts>
+</w:glossaryDocument>
+</file>
+
+<file path=word/glossary/fontTable.xml><?xml version="1.0" encoding="utf-8"?>
+<w:fonts xmlns:mc="http://schemas.openxmlformats.org/markup-compatibility/2006" xmlns:r="http://schemas.openxmlformats.org/officeDocument/2006/relationships" xmlns:w="http://schemas.openxmlformats.org/wordprocessingml/2006/main" xmlns:w14="http://schemas.microsoft.com/office/word/2010/wordml" xmlns:w15="http://schemas.microsoft.com/office/word/2012/wordml" xmlns:w16cex="http://schemas.microsoft.com/office/word/2018/wordml/cex" xmlns:w16cid="http://schemas.microsoft.com/office/word/2016/wordml/cid" xmlns:w16="http://schemas.microsoft.com/office/word/2018/wordml" xmlns:w16du="http://schemas.microsoft.com/office/word/2023/wordml/word16du" xmlns:w16sdtdh="http://schemas.microsoft.com/office/word/2020/wordml/sdtdatahash" xmlns:w16sdtfl="http://schemas.microsoft.com/office/word/2024/wordml/sdtformatlock" xmlns:w16se="http://schemas.microsoft.com/office/word/2015/wordml/symex" mc:Ignorable="w14 w15 w16se w16cid w16 w16cex w16sdtdh w16sdtfl w16du">
+  <w:font w:name="Symbol">
+    <w:panose1 w:val="05050102010706020507"/>
+    <w:charset w:val="02"/>
+    <w:family w:val="roman"/>
+    <w:pitch w:val="variable"/>
+    <w:sig w:usb0="00000000" w:usb1="10000000" w:usb2="00000000" w:usb3="00000000" w:csb0="80000000" w:csb1="00000000"/>
+  </w:font>
+  <w:font w:name="Times New Roman">
+    <w:panose1 w:val="02020603050405020304"/>
+    <w:charset w:val="00"/>
+    <w:family w:val="roman"/>
+    <w:pitch w:val="variable"/>
+    <w:sig w:usb0="E0002EFF" w:usb1="C000785B" w:usb2="00000009" w:usb3="00000000" w:csb0="000001FF" w:csb1="00000000"/>
+  </w:font>
+  <w:font w:name="Courier New">
+    <w:panose1 w:val="02070309020205020404"/>
+    <w:charset w:val="00"/>
+    <w:family w:val="modern"/>
+    <w:pitch w:val="fixed"/>
+    <w:sig w:usb0="E0002EFF" w:usb1="C0007843" w:usb2="00000009" w:usb3="00000000" w:csb0="000001FF" w:csb1="00000000"/>
+  </w:font>
+  <w:font w:name="Wingdings">
+    <w:panose1 w:val="05000000000000000000"/>
+    <w:charset w:val="02"/>
+    <w:family w:val="auto"/>
+    <w:pitch w:val="variable"/>
+    <w:sig w:usb0="00000000" w:usb1="10000000" w:usb2="00000000" w:usb3="00000000" w:csb0="80000000" w:csb1="00000000"/>
+  </w:font>
+  <w:font w:name="Arial">
+    <w:panose1 w:val="020B0604020202020204"/>
+    <w:charset w:val="00"/>
+    <w:family w:val="swiss"/>
+    <w:pitch w:val="variable"/>
+    <w:sig w:usb0="E0002EFF" w:usb1="C000785B" w:usb2="00000009" w:usb3="00000000" w:csb0="000001FF" w:csb1="00000000"/>
+  </w:font>
+  <w:font w:name="Calibri">
+    <w:panose1 w:val="020F0502020204030204"/>
+    <w:charset w:val="00"/>
+    <w:family w:val="swiss"/>
+    <w:pitch w:val="variable"/>
+    <w:sig w:usb0="E4002EFF" w:usb1="C200247B" w:usb2="00000009" w:usb3="00000000" w:csb0="000001FF" w:csb1="00000000"/>
+  </w:font>
+  <w:font w:name="Tahoma">
+    <w:panose1 w:val="020B0604030504040204"/>
+    <w:charset w:val="00"/>
+    <w:family w:val="swiss"/>
+    <w:pitch w:val="variable"/>
+    <w:sig w:usb0="E1002EFF" w:usb1="C000605B" w:usb2="00000029" w:usb3="00000000" w:csb0="000101FF" w:csb1="00000000"/>
+  </w:font>
+  <w:font w:name="Calibri Light">
+    <w:panose1 w:val="020F0302020204030204"/>
+    <w:charset w:val="00"/>
+    <w:family w:val="swiss"/>
+    <w:pitch w:val="variable"/>
+    <w:sig w:usb0="E4002EFF" w:usb1="C200247B" w:usb2="00000009" w:usb3="00000000" w:csb0="000001FF" w:csb1="00000000"/>
+  </w:font>
+  <w:font w:name="Aptos">
+    <w:charset w:val="00"/>
+    <w:family w:val="swiss"/>
+    <w:pitch w:val="variable"/>
+    <w:sig w:usb0="20000287" w:usb1="00000003" w:usb2="00000000" w:usb3="00000000" w:csb0="0000019F" w:csb1="00000000"/>
+  </w:font>
+  <w:font w:name="Aptos Display">
+    <w:charset w:val="00"/>
+    <w:family w:val="swiss"/>
+    <w:pitch w:val="variable"/>
+    <w:sig w:usb0="20000287" w:usb1="00000003" w:usb2="00000000" w:usb3="00000000" w:csb0="0000019F" w:csb1="00000000"/>
+  </w:font>
+</w:fonts>
+</file>
+
+<file path=word/glossary/settings.xml><?xml version="1.0" encoding="utf-8"?>
+<w:settings xmlns:mc="http://schemas.openxmlformats.org/markup-compatibility/2006" xmlns:o="urn:schemas-microsoft-com:office:office" xmlns:r="http://schemas.openxmlformats.org/officeDocument/2006/relationships" xmlns:m="http://schemas.openxmlformats.org/officeDocument/2006/math" xmlns:v="urn:schemas-microsoft-com:vml" xmlns:w10="urn:schemas-microsoft-com:office:word" xmlns:w="http://schemas.openxmlformats.org/wordprocessingml/2006/main" xmlns:w14="http://schemas.microsoft.com/office/word/2010/wordml" xmlns:w15="http://schemas.microsoft.com/office/word/2012/wordml" xmlns:w16cex="http://schemas.microsoft.com/office/word/2018/wordml/cex" xmlns:w16cid="http://schemas.microsoft.com/office/word/2016/wordml/cid" xmlns:w16="http://schemas.microsoft.com/office/word/2018/wordml" xmlns:w16du="http://schemas.microsoft.com/office/word/2023/wordml/word16du" xmlns:w16sdtdh="http://schemas.microsoft.com/office/word/2020/wordml/sdtdatahash" xmlns:w16sdtfl="http://schemas.microsoft.com/office/word/2024/wordml/sdtformatlock" xmlns:w16se="http://schemas.microsoft.com/office/word/2015/wordml/symex" xmlns:sl="http://schemas.openxmlformats.org/schemaLibrary/2006/main" mc:Ignorable="w14 w15 w16se w16cid w16 w16cex w16sdtdh w16sdtfl w16du">
+  <w:view w:val="normal"/>
+  <w:defaultTabStop w:val="708"/>
+  <w:hyphenationZone w:val="425"/>
+  <w:characterSpacingControl w:val="doNotCompress"/>
+  <w:compat>
+    <w:useFELayout/>
+    <w:compatSetting w:name="compatibilityMode" w:uri="http://schemas.microsoft.com/office/word" w:val="15"/>
+    <w:compatSetting w:name="overrideTableStyleFontSizeAndJustification" w:uri="http://schemas.microsoft.com/office/word" w:val="1"/>
+    <w:compatSetting w:name="enableOpenTypeFeatures" w:uri="http://schemas.microsoft.com/office/word" w:val="1"/>
+    <w:compatSetting w:name="doNotFlipMirrorIndents" w:uri="http://schemas.microsoft.com/office/word" w:val="1"/>
+    <w:compatSetting w:name="differentiateMultirowTableHeaders" w:uri="http://schemas.microsoft.com/office/word" w:val="1"/>
+    <w:compatSetting w:name="useWord2013TrackBottomHyphenation" w:uri="http://schemas.microsoft.com/office/word" w:val="0"/>
+  </w:compat>
+  <w:rsids>
+    <w:rsidRoot w:val="0046233D"/>
+    <w:rsid w:val="00220649"/>
+    <w:rsid w:val="0046233D"/>
+    <w:rsid w:val="009018A3"/>
+  </w:rsids>
+  <m:mathPr>
+    <m:mathFont m:val="Cambria Math"/>
+    <m:brkBin m:val="before"/>
+    <m:brkBinSub m:val="--"/>
+    <m:smallFrac m:val="0"/>
+    <m:dispDef/>
+    <m:lMargin m:val="0"/>
+    <m:rMargin m:val="0"/>
+    <m:defJc m:val="centerGroup"/>
+    <m:wrapIndent m:val="1440"/>
+    <m:intLim m:val="subSup"/>
+    <m:naryLim m:val="undOvr"/>
+  </m:mathPr>
+  <w:themeFontLang w:val="es-CL"/>
+  <w:clrSchemeMapping w:bg1="light1" w:t1="dark1" w:bg2="light2" w:t2="dark2" w:accent1="accent1" w:accent2="accent2" w:accent3="accent3" w:accent4="accent4" w:accent5="accent5" w:accent6="accent6" w:hyperlink="hyperlink" w:followedHyperlink="followedHyperlink"/>
+  <w:decimalSymbol w:val=","/>
+  <w:listSeparator w:val=";"/>
+  <w15:chartTrackingRefBased/>
+</w:settings>
+</file>
+
+<file path=word/glossary/styles.xml><?xml version="1.0" encoding="utf-8"?>
+<w:styles xmlns:mc="http://schemas.openxmlformats.org/markup-compatibility/2006" xmlns:r="http://schemas.openxmlformats.org/officeDocument/2006/relationships" xmlns:w="http://schemas.openxmlformats.org/wordprocessingml/2006/main" xmlns:w14="http://schemas.microsoft.com/office/word/2010/wordml" xmlns:w15="http://schemas.microsoft.com/office/word/2012/wordml" xmlns:w16cex="http://schemas.microsoft.com/office/word/2018/wordml/cex" xmlns:w16cid="http://schemas.microsoft.com/office/word/2016/wordml/cid" xmlns:w16="http://schemas.microsoft.com/office/word/2018/wordml" xmlns:w16du="http://schemas.microsoft.com/office/word/2023/wordml/word16du" xmlns:w16sdtdh="http://schemas.microsoft.com/office/word/2020/wordml/sdtdatahash" xmlns:w16sdtfl="http://schemas.microsoft.com/office/word/2024/wordml/sdtformatlock" xmlns:w16se="http://schemas.microsoft.com/office/word/2015/wordml/symex" mc:Ignorable="w14 w15 w16se w16cid w16 w16cex w16sdtdh w16sdtfl w16du">
+  <w:docDefaults>
+    <w:rPrDefault>
+      <w:rPr>
+        <w:rFonts w:asciiTheme="minorHAnsi" w:eastAsiaTheme="minorEastAsia" w:hAnsiTheme="minorHAnsi" w:cstheme="minorBidi"/>
+        <w:kern w:val="2"/>
+        <w:sz w:val="24"/>
+        <w:szCs w:val="24"/>
+        <w:lang w:val="es-CL" w:eastAsia="es-CL" w:bidi="ar-SA"/>
+        <w14:ligatures w14:val="standardContextual"/>
+      </w:rPr>
+    </w:rPrDefault>
+    <w:pPrDefault>
+      <w:pPr>
+        <w:spacing w:after="160" w:line="278" w:lineRule="auto"/>
+      </w:pPr>
+    </w:pPrDefault>
+  </w:docDefaults>
+  <w:latentStyles w:defLockedState="0" w:defUIPriority="99" w:defSemiHidden="0" w:defUnhideWhenUsed="0" w:defQFormat="0" w:count="376">
+    <w:lsdException w:name="Normal" w:uiPriority="0" w:qFormat="1"/>
+    <w:lsdException w:name="heading 1" w:uiPriority="9" w:qFormat="1"/>
+    <w:lsdException w:name="heading 2" w:semiHidden="1" w:uiPriority="9" w:unhideWhenUsed="1" w:qFormat="1"/>
+    <w:lsdException w:name="heading 3" w:semiHidden="1" w:uiPriority="9" w:unhideWhenUsed="1" w:qFormat="1"/>
+    <w:lsdException w:name="heading 4" w:semiHidden="1" w:uiPriority="9" w:unhideWhenUsed="1" w:qFormat="1"/>
+    <w:lsdException w:name="heading 5" w:semiHidden="1" w:uiPriority="9" w:unhideWhenUsed="1" w:qFormat="1"/>
+    <w:lsdException w:name="heading 6" w:semiHidden="1" w:uiPriority="9" w:unhideWhenUsed="1" w:qFormat="1"/>
+    <w:lsdException w:name="heading 7" w:semiHidden="1" w:uiPriority="9" w:unhideWhenUsed="1" w:qFormat="1"/>
+    <w:lsdException w:name="heading 8" w:semiHidden="1" w:uiPriority="9" w:unhideWhenUsed="1" w:qFormat="1"/>
+    <w:lsdException w:name="heading 9" w:semiHidden="1" w:uiPriority="9" w:unhideWhenUsed="1" w:qFormat="1"/>
+    <w:lsdException w:name="index 1" w:semiHidden="1" w:unhideWhenUsed="1"/>
+    <w:lsdException w:name="index 2" w:semiHidden="1" w:unhideWhenUsed="1"/>
+    <w:lsdException w:name="index 3" w:semiHidden="1" w:unhideWhenUsed="1"/>
+    <w:lsdException w:name="index 4" w:semiHidden="1" w:unhideWhenUsed="1"/>
+    <w:lsdException w:name="index 5" w:semiHidden="1" w:unhideWhenUsed="1"/>
+    <w:lsdException w:name="index 6" w:semiHidden="1" w:unhideWhenUsed="1"/>
+    <w:lsdException w:name="index 7" w:semiHidden="1" w:unhideWhenUsed="1"/>
+    <w:lsdException w:name="index 8" w:semiHidden="1" w:unhideWhenUsed="1"/>
+    <w:lsdException w:name="index 9" w:semiHidden="1" w:unhideWhenUsed="1"/>
+    <w:lsdException w:name="toc 1" w:semiHidden="1" w:uiPriority="39" w:unhideWhenUsed="1"/>
+    <w:lsdException w:name="toc 2" w:semiHidden="1" w:uiPriority="39" w:unhideWhenUsed="1"/>
+    <w:lsdException w:name="toc 3" w:semiHidden="1" w:uiPriority="39" w:unhideWhenUsed="1"/>
+    <w:lsdException w:name="toc 4" w:semiHidden="1" w:uiPriority="39" w:unhideWhenUsed="1"/>
+    <w:lsdException w:name="toc 5" w:semiHidden="1" w:uiPriority="39" w:unhideWhenUsed="1"/>
+    <w:lsdException w:name="toc 6" w:semiHidden="1" w:uiPriority="39" w:unhideWhenUsed="1"/>
+    <w:lsdException w:name="toc 7" w:semiHidden="1" w:uiPriority="39" w:unhideWhenUsed="1"/>
+    <w:lsdException w:name="toc 8" w:semiHidden="1" w:uiPriority="39" w:unhideWhenUsed="1"/>
+    <w:lsdException w:name="toc 9" w:semiHidden="1" w:uiPriority="39" w:unhideWhenUsed="1"/>
+    <w:lsdException w:name="Normal Indent" w:semiHidden="1" w:unhideWhenUsed="1"/>
+    <w:lsdException w:name="footnote text" w:semiHidden="1" w:unhideWhenUsed="1"/>
+    <w:lsdException w:name="annotation text" w:semiHidden="1" w:unhideWhenUsed="1"/>
+    <w:lsdException w:name="header" w:semiHidden="1" w:unhideWhenUsed="1"/>
+    <w:lsdException w:name="footer" w:semiHidden="1" w:unhideWhenUsed="1"/>
+    <w:lsdException w:name="index heading" w:semiHidden="1" w:unhideWhenUsed="1"/>
+    <w:lsdException w:name="caption" w:semiHidden="1" w:uiPriority="35" w:unhideWhenUsed="1" w:qFormat="1"/>
+    <w:lsdException w:name="table of figures" w:semiHidden="1" w:unhideWhenUsed="1"/>
+    <w:lsdException w:name="envelope address" w:semiHidden="1" w:unhideWhenUsed="1"/>
+    <w:lsdException w:name="envelope return" w:semiHidden="1" w:unhideWhenUsed="1"/>
+    <w:lsdException w:name="footnote reference" w:semiHidden="1" w:unhideWhenUsed="1"/>
+    <w:lsdException w:name="annotation reference" w:semiHidden="1" w:unhideWhenUsed="1"/>
+    <w:lsdException w:name="line number" w:semiHidden="1" w:unhideWhenUsed="1"/>
+    <w:lsdException w:name="page number" w:semiHidden="1" w:unhideWhenUsed="1"/>
+    <w:lsdException w:name="endnote reference" w:semiHidden="1" w:unhideWhenUsed="1"/>
+    <w:lsdException w:name="endnote text" w:semiHidden="1" w:unhideWhenUsed="1"/>
+    <w:lsdException w:name="table of authorities" w:semiHidden="1" w:unhideWhenUsed="1"/>
+    <w:lsdException w:name="macro" w:semiHidden="1" w:unhideWhenUsed="1"/>
+    <w:lsdException w:name="toa heading" w:semiHidden="1" w:unhideWhenUsed="1"/>
+    <w:lsdException w:name="List" w:semiHidden="1" w:unhideWhenUsed="1"/>
+    <w:lsdException w:name="List Bullet" w:semiHidden="1" w:unhideWhenUsed="1"/>
+    <w:lsdException w:name="List Number" w:semiHidden="1" w:unhideWhenUsed="1"/>
+    <w:lsdException w:name="List 2" w:semiHidden="1" w:unhideWhenUsed="1"/>
+    <w:lsdException w:name="List 3" w:semiHidden="1" w:unhideWhenUsed="1"/>
+    <w:lsdException w:name="List 4" w:semiHidden="1" w:unhideWhenUsed="1"/>
+    <w:lsdException w:name="List 5" w:semiHidden="1" w:unhideWhenUsed="1"/>
+    <w:lsdException w:name="List Bullet 2" w:semiHidden="1" w:unhideWhenUsed="1"/>
+    <w:lsdException w:name="List Bullet 3" w:semiHidden="1" w:unhideWhenUsed="1"/>
+    <w:lsdException w:name="List Bullet 4" w:semiHidden="1" w:unhideWhenUsed="1"/>
+    <w:lsdException w:name="List Bullet 5" w:semiHidden="1" w:unhideWhenUsed="1"/>
+    <w:lsdException w:name="List Number 2" w:semiHidden="1" w:unhideWhenUsed="1"/>
+    <w:lsdException w:name="List Number 3" w:semiHidden="1" w:unhideWhenUsed="1"/>
+    <w:lsdException w:name="List Number 4" w:semiHidden="1" w:unhideWhenUsed="1"/>
+    <w:lsdException w:name="List Number 5" w:semiHidden="1" w:unhideWhenUsed="1"/>
+    <w:lsdException w:name="Title" w:uiPriority="10" w:qFormat="1"/>
+    <w:lsdException w:name="Closing" w:semiHidden="1" w:unhideWhenUsed="1"/>
+    <w:lsdException w:name="Signature" w:semiHidden="1" w:unhideWhenUsed="1"/>
+    <w:lsdException w:name="Default Paragraph Font" w:semiHidden="1" w:uiPriority="1" w:unhideWhenUsed="1"/>
+    <w:lsdException w:name="Body Text" w:semiHidden="1" w:unhideWhenUsed="1"/>
+    <w:lsdException w:name="Body Text Indent" w:semiHidden="1" w:unhideWhenUsed="1"/>
+    <w:lsdException w:name="List Continue" w:semiHidden="1" w:unhideWhenUsed="1"/>
+    <w:lsdException w:name="List Continue 2" w:semiHidden="1" w:unhideWhenUsed="1"/>
+    <w:lsdException w:name="List Continue 3" w:semiHidden="1" w:unhideWhenUsed="1"/>
+    <w:lsdException w:name="List Continue 4" w:semiHidden="1" w:unhideWhenUsed="1"/>
+    <w:lsdException w:name="List Continue 5" w:semiHidden="1" w:unhideWhenUsed="1"/>
+    <w:lsdException w:name="Message Header" w:semiHidden="1" w:unhideWhenUsed="1"/>
+    <w:lsdException w:name="Subtitle" w:uiPriority="11" w:qFormat="1"/>
+    <w:lsdException w:name="Salutation" w:semiHidden="1" w:unhideWhenUsed="1"/>
+    <w:lsdException w:name="Date" w:semiHidden="1" w:unhideWhenUsed="1"/>
+    <w:lsdException w:name="Body Text First Indent" w:semiHidden="1" w:unhideWhenUsed="1"/>
+    <w:lsdException w:name="Body Text First Indent 2" w:semiHidden="1" w:unhideWhenUsed="1"/>
+    <w:lsdException w:name="Note Heading" w:semiHidden="1" w:unhideWhenUsed="1"/>
+    <w:lsdException w:name="Body Text 2" w:semiHidden="1" w:unhideWhenUsed="1"/>
+    <w:lsdException w:name="Body Text 3" w:semiHidden="1" w:unhideWhenUsed="1"/>
+    <w:lsdException w:name="Body Text Indent 2" w:semiHidden="1" w:unhideWhenUsed="1"/>
+    <w:lsdException w:name="Body Text Indent 3" w:semiHidden="1" w:unhideWhenUsed="1"/>
+    <w:lsdException w:name="Block Text" w:semiHidden="1" w:unhideWhenUsed="1"/>
+    <w:lsdException w:name="Hyperlink" w:semiHidden="1" w:unhideWhenUsed="1"/>
+    <w:lsdException w:name="FollowedHyperlink" w:semiHidden="1" w:unhideWhenUsed="1"/>
+    <w:lsdException w:name="Strong" w:uiPriority="22" w:qFormat="1"/>
+    <w:lsdException w:name="Emphasis" w:uiPriority="20" w:qFormat="1"/>
+    <w:lsdException w:name="Document Map" w:semiHidden="1" w:unhideWhenUsed="1"/>
+    <w:lsdException w:name="Plain Text" w:semiHidden="1" w:unhideWhenUsed="1"/>
+    <w:lsdException w:name="E-mail Signature" w:semiHidden="1" w:unhideWhenUsed="1"/>
+    <w:lsdException w:name="HTML Top of Form" w:semiHidden="1" w:unhideWhenUsed="1"/>
+    <w:lsdException w:name="HTML Bottom of Form" w:semiHidden="1" w:unhideWhenUsed="1"/>
+    <w:lsdException w:name="Normal (Web)" w:semiHidden="1" w:unhideWhenUsed="1"/>
+    <w:lsdException w:name="HTML Acronym" w:semiHidden="1" w:unhideWhenUsed="1"/>
+    <w:lsdException w:name="HTML Address" w:semiHidden="1" w:unhideWhenUsed="1"/>
+    <w:lsdException w:name="HTML Cite" w:semiHidden="1" w:unhideWhenUsed="1"/>
+    <w:lsdException w:name="HTML Code" w:semiHidden="1" w:unhideWhenUsed="1"/>
+    <w:lsdException w:name="HTML Definition" w:semiHidden="1" w:unhideWhenUsed="1"/>
+    <w:lsdException w:name="HTML Keyboard" w:semiHidden="1" w:unhideWhenUsed="1"/>
+    <w:lsdException w:name="HTML Preformatted" w:semiHidden="1" w:unhideWhenUsed="1"/>
+    <w:lsdException w:name="HTML Sample" w:semiHidden="1" w:unhideWhenUsed="1"/>
+    <w:lsdException w:name="HTML Typewriter" w:semiHidden="1" w:unhideWhenUsed="1"/>
+    <w:lsdException w:name="HTML Variable" w:semiHidden="1" w:unhideWhenUsed="1"/>
+    <w:lsdException w:name="Normal Table" w:semiHidden="1" w:unhideWhenUsed="1"/>
+    <w:lsdException w:name="annotation subject" w:semiHidden="1" w:unhideWhenUsed="1"/>
+    <w:lsdException w:name="No List" w:semiHidden="1" w:unhideWhenUsed="1"/>
+    <w:lsdException w:name="Outline List 1" w:semiHidden="1" w:unhideWhenUsed="1"/>
+    <w:lsdException w:name="Outline List 2" w:semiHidden="1" w:unhideWhenUsed="1"/>
+    <w:lsdException w:name="Outline List 3" w:semiHidden="1" w:unhideWhenUsed="1"/>
+    <w:lsdException w:name="Table Simple 1" w:semiHidden="1" w:unhideWhenUsed="1"/>
+    <w:lsdException w:name="Table Simple 2" w:semiHidden="1" w:unhideWhenUsed="1"/>
+    <w:lsdException w:name="Table Simple 3" w:semiHidden="1" w:unhideWhenUsed="1"/>
+    <w:lsdException w:name="Table Classic 1" w:semiHidden="1" w:unhideWhenUsed="1"/>
+    <w:lsdException w:name="Table Classic 2" w:semiHidden="1" w:unhideWhenUsed="1"/>
+    <w:lsdException w:name="Table Classic 3" w:semiHidden="1" w:unhideWhenUsed="1"/>
+    <w:lsdException w:name="Table Classic 4" w:semiHidden="1" w:unhideWhenUsed="1"/>
+    <w:lsdException w:name="Table Colorful 1" w:semiHidden="1" w:unhideWhenUsed="1"/>
+    <w:lsdException w:name="Table Colorful 2" w:semiHidden="1" w:unhideWhenUsed="1"/>
+    <w:lsdException w:name="Table Colorful 3" w:semiHidden="1" w:unhideWhenUsed="1"/>
+    <w:lsdException w:name="Table Columns 1" w:semiHidden="1" w:unhideWhenUsed="1"/>
+    <w:lsdException w:name="Table Columns 2" w:semiHidden="1" w:unhideWhenUsed="1"/>
+    <w:lsdException w:name="Table Columns 3" w:semiHidden="1" w:unhideWhenUsed="1"/>
+    <w:lsdException w:name="Table Columns 4" w:semiHidden="1" w:unhideWhenUsed="1"/>
+    <w:lsdException w:name="Table Columns 5" w:semiHidden="1" w:unhideWhenUsed="1"/>
+    <w:lsdException w:name="Table Grid 1" w:semiHidden="1" w:unhideWhenUsed="1"/>
+    <w:lsdException w:name="Table Grid 2" w:semiHidden="1" w:unhideWhenUsed="1"/>
+    <w:lsdException w:name="Table Grid 3" w:semiHidden="1" w:unhideWhenUsed="1"/>
+    <w:lsdException w:name="Table Grid 4" w:semiHidden="1" w:unhideWhenUsed="1"/>
+    <w:lsdException w:name="Table Grid 5" w:semiHidden="1" w:unhideWhenUsed="1"/>
+    <w:lsdException w:name="Table Grid 6" w:semiHidden="1" w:unhideWhenUsed="1"/>
+    <w:lsdException w:name="Table Grid 7" w:semiHidden="1" w:unhideWhenUsed="1"/>
+    <w:lsdException w:name="Table Grid 8" w:semiHidden="1" w:unhideWhenUsed="1"/>
+    <w:lsdException w:name="Table List 1" w:semiHidden="1" w:unhideWhenUsed="1"/>
+    <w:lsdException w:name="Table List 2" w:semiHidden="1" w:unhideWhenUsed="1"/>
+    <w:lsdException w:name="Table List 3" w:semiHidden="1" w:unhideWhenUsed="1"/>
+    <w:lsdException w:name="Table List 4" w:semiHidden="1" w:unhideWhenUsed="1"/>
+    <w:lsdException w:name="Table List 5" w:semiHidden="1" w:unhideWhenUsed="1"/>
+    <w:lsdException w:name="Table List 6" w:semiHidden="1" w:unhideWhenUsed="1"/>
+    <w:lsdException w:name="Table List 7" w:semiHidden="1" w:unhideWhenUsed="1"/>
+    <w:lsdException w:name="Table List 8" w:semiHidden="1" w:unhideWhenUsed="1"/>
+    <w:lsdException w:name="Table 3D effects 1" w:semiHidden="1" w:unhideWhenUsed="1"/>
+    <w:lsdException w:name="Table 3D effects 2" w:semiHidden="1" w:unhideWhenUsed="1"/>
+    <w:lsdException w:name="Table 3D effects 3" w:semiHidden="1" w:unhideWhenUsed="1"/>
+    <w:lsdException w:name="Table Contemporary" w:semiHidden="1" w:unhideWhenUsed="1"/>
+    <w:lsdException w:name="Table Elegant" w:semiHidden="1" w:unhideWhenUsed="1"/>
+    <w:lsdException w:name="Table Professional" w:semiHidden="1" w:unhideWhenUsed="1"/>
+    <w:lsdException w:name="Table Subtle 1" w:semiHidden="1" w:unhideWhenUsed="1"/>
+    <w:lsdException w:name="Table Subtle 2" w:semiHidden="1" w:unhideWhenUsed="1"/>
+    <w:lsdException w:name="Table Web 1" w:semiHidden="1" w:unhideWhenUsed="1"/>
+    <w:lsdException w:name="Table Web 2" w:semiHidden="1" w:unhideWhenUsed="1"/>
+    <w:lsdException w:name="Table Web 3" w:semiHidden="1" w:unhideWhenUsed="1"/>
+    <w:lsdException w:name="Balloon Text" w:semiHidden="1" w:unhideWhenUsed="1"/>
+    <w:lsdException w:name="Table Grid" w:uiPriority="39"/>
+    <w:lsdException w:name="Table Theme" w:semiHidden="1" w:unhideWhenUsed="1"/>
+    <w:lsdException w:name="Placeholder Text" w:semiHidden="1"/>
+    <w:lsdException w:name="No Spacing" w:uiPriority="1" w:qFormat="1"/>
+    <w:lsdException w:name="Light Shading" w:uiPriority="60"/>
+    <w:lsdException w:name="Light List" w:uiPriority="61"/>
+    <w:lsdException w:name="Light Grid" w:uiPriority="62"/>
+    <w:lsdException w:name="Medium Shading 1" w:uiPriority="63"/>
+    <w:lsdException w:name="Medium Shading 2" w:uiPriority="64"/>
+    <w:lsdException w:name="Medium List 1" w:uiPriority="65"/>
+    <w:lsdException w:name="Medium List 2" w:uiPriority="66"/>
+    <w:lsdException w:name="Medium Grid 1" w:uiPriority="67"/>
+    <w:lsdException w:name="Medium Grid 2" w:uiPriority="68"/>
+    <w:lsdException w:name="Medium Grid 3" w:uiPriority="69"/>
+    <w:lsdException w:name="Dark List" w:uiPriority="70"/>
+    <w:lsdException w:name="Colorful Shading" w:uiPriority="71"/>
+    <w:lsdException w:name="Colorful List" w:uiPriority="72"/>
+    <w:lsdException w:name="Colorful Grid" w:uiPriority="73"/>
+    <w:lsdException w:name="Light Shading Accent 1" w:uiPriority="60"/>
+    <w:lsdException w:name="Light List Accent 1" w:uiPriority="61"/>
+    <w:lsdException w:name="Light Grid Accent 1" w:uiPriority="62"/>
+    <w:lsdException w:name="Medium Shading 1 Accent 1" w:uiPriority="63"/>
+    <w:lsdException w:name="Medium Shading 2 Accent 1" w:uiPriority="64"/>
+    <w:lsdException w:name="Medium List 1 Accent 1" w:uiPriority="65"/>
+    <w:lsdException w:name="Revision" w:semiHidden="1"/>
+    <w:lsdException w:name="List Paragraph" w:uiPriority="34" w:qFormat="1"/>
+    <w:lsdException w:name="Quote" w:uiPriority="29" w:qFormat="1"/>
+    <w:lsdException w:name="Intense Quote" w:uiPriority="30" w:qFormat="1"/>
+    <w:lsdException w:name="Medium List 2 Accent 1" w:uiPriority="66"/>
+    <w:lsdException w:name="Medium Grid 1 Accent 1" w:uiPriority="67"/>
+    <w:lsdException w:name="Medium Grid 2 Accent 1" w:uiPriority="68"/>
+    <w:lsdException w:name="Medium Grid 3 Accent 1" w:uiPriority="69"/>
+    <w:lsdException w:name="Dark List Accent 1" w:uiPriority="70"/>
+    <w:lsdException w:name="Colorful Shading Accent 1" w:uiPriority="71"/>
+    <w:lsdException w:name="Colorful List Accent 1" w:uiPriority="72"/>
+    <w:lsdException w:name="Colorful Grid Accent 1" w:uiPriority="73"/>
+    <w:lsdException w:name="Light Shading Accent 2" w:uiPriority="60"/>
+    <w:lsdException w:name="Light List Accent 2" w:uiPriority="61"/>
+    <w:lsdException w:name="Light Grid Accent 2" w:uiPriority="62"/>
+    <w:lsdException w:name="Medium Shading 1 Accent 2" w:uiPriority="63"/>
+    <w:lsdException w:name="Medium Shading 2 Accent 2" w:uiPriority="64"/>
+    <w:lsdException w:name="Medium List 1 Accent 2" w:uiPriority="65"/>
+    <w:lsdException w:name="Medium List 2 Accent 2" w:uiPriority="66"/>
+    <w:lsdException w:name="Medium Grid 1 Accent 2" w:uiPriority="67"/>
+    <w:lsdException w:name="Medium Grid 2 Accent 2" w:uiPriority="68"/>
+    <w:lsdException w:name="Medium Grid 3 Accent 2" w:uiPriority="69"/>
+    <w:lsdException w:name="Dark List Accent 2" w:uiPriority="70"/>
+    <w:lsdException w:name="Colorful Shading Accent 2" w:uiPriority="71"/>
+    <w:lsdException w:name="Colorful List Accent 2" w:uiPriority="72"/>
+    <w:lsdException w:name="Colorful Grid Accent 2" w:uiPriority="73"/>
+    <w:lsdException w:name="Light Shading Accent 3" w:uiPriority="60"/>
+    <w:lsdException w:name="Light List Accent 3" w:uiPriority="61"/>
+    <w:lsdException w:name="Light Grid Accent 3" w:uiPriority="62"/>
+    <w:lsdException w:name="Medium Shading 1 Accent 3" w:uiPriority="63"/>
+    <w:lsdException w:name="Medium Shading 2 Accent 3" w:uiPriority="64"/>
+    <w:lsdException w:name="Medium List 1 Accent 3" w:uiPriority="65"/>
+    <w:lsdException w:name="Medium List 2 Accent 3" w:uiPriority="66"/>
+    <w:lsdException w:name="Medium Grid 1 Accent 3" w:uiPriority="67"/>
+    <w:lsdException w:name="Medium Grid 2 Accent 3" w:uiPriority="68"/>
+    <w:lsdException w:name="Medium Grid 3 Accent 3" w:uiPriority="69"/>
+    <w:lsdException w:name="Dark List Accent 3" w:uiPriority="70"/>
+    <w:lsdException w:name="Colorful Shading Accent 3" w:uiPriority="71"/>
+    <w:lsdException w:name="Colorful List Accent 3" w:uiPriority="72"/>
+    <w:lsdException w:name="Colorful Grid Accent 3" w:uiPriority="73"/>
+    <w:lsdException w:name="Light Shading Accent 4" w:uiPriority="60"/>
+    <w:lsdException w:name="Light List Accent 4" w:uiPriority="61"/>
+    <w:lsdException w:name="Light Grid Accent 4" w:uiPriority="62"/>
+    <w:lsdException w:name="Medium Shading 1 Accent 4" w:uiPriority="63"/>
+    <w:lsdException w:name="Medium Shading 2 Accent 4" w:uiPriority="64"/>
+    <w:lsdException w:name="Medium List 1 Accent 4" w:uiPriority="65"/>
+    <w:lsdException w:name="Medium List 2 Accent 4" w:uiPriority="66"/>
+    <w:lsdException w:name="Medium Grid 1 Accent 4" w:uiPriority="67"/>
+    <w:lsdException w:name="Medium Grid 2 Accent 4" w:uiPriority="68"/>
+    <w:lsdException w:name="Medium Grid 3 Accent 4" w:uiPriority="69"/>
+    <w:lsdException w:name="Dark List Accent 4" w:uiPriority="70"/>
+    <w:lsdException w:name="Colorful Shading Accent 4" w:uiPriority="71"/>
+    <w:lsdException w:name="Colorful List Accent 4" w:uiPriority="72"/>
+    <w:lsdException w:name="Colorful Grid Accent 4" w:uiPriority="73"/>
+    <w:lsdException w:name="Light Shading Accent 5" w:uiPriority="60"/>
+    <w:lsdException w:name="Light List Accent 5" w:uiPriority="61"/>
+    <w:lsdException w:name="Light Grid Accent 5" w:uiPriority="62"/>
+    <w:lsdException w:name="Medium Shading 1 Accent 5" w:uiPriority="63"/>
+    <w:lsdException w:name="Medium Shading 2 Accent 5" w:uiPriority="64"/>
+    <w:lsdException w:name="Medium List 1 Accent 5" w:uiPriority="65"/>
+    <w:lsdException w:name="Medium List 2 Accent 5" w:uiPriority="66"/>
+    <w:lsdException w:name="Medium Grid 1 Accent 5" w:uiPriority="67"/>
+    <w:lsdException w:name="Medium Grid 2 Accent 5" w:uiPriority="68"/>
+    <w:lsdException w:name="Medium Grid 3 Accent 5" w:uiPriority="69"/>
+    <w:lsdException w:name="Dark List Accent 5" w:uiPriority="70"/>
+    <w:lsdException w:name="Colorful Shading Accent 5" w:uiPriority="71"/>
+    <w:lsdException w:name="Colorful List Accent 5" w:uiPriority="72"/>
+    <w:lsdException w:name="Colorful Grid Accent 5" w:uiPriority="73"/>
+    <w:lsdException w:name="Light Shading Accent 6" w:uiPriority="60"/>
+    <w:lsdException w:name="Light List Accent 6" w:uiPriority="61"/>
+    <w:lsdException w:name="Light Grid Accent 6" w:uiPriority="62"/>
+    <w:lsdException w:name="Medium Shading 1 Accent 6" w:uiPriority="63"/>
+    <w:lsdException w:name="Medium Shading 2 Accent 6" w:uiPriority="64"/>
+    <w:lsdException w:name="Medium List 1 Accent 6" w:uiPriority="65"/>
+    <w:lsdException w:name="Medium List 2 Accent 6" w:uiPriority="66"/>
+    <w:lsdException w:name="Medium Grid 1 Accent 6" w:uiPriority="67"/>
+    <w:lsdException w:name="Medium Grid 2 Accent 6" w:uiPriority="68"/>
+    <w:lsdException w:name="Medium Grid 3 Accent 6" w:uiPriority="69"/>
+    <w:lsdException w:name="Dark List Accent 6" w:uiPriority="70"/>
+    <w:lsdException w:name="Colorful Shading Accent 6" w:uiPriority="71"/>
+    <w:lsdException w:name="Colorful List Accent 6" w:uiPriority="72"/>
+    <w:lsdException w:name="Colorful Grid Accent 6" w:uiPriority="73"/>
+    <w:lsdException w:name="Subtle Emphasis" w:uiPriority="19" w:qFormat="1"/>
+    <w:lsdException w:name="Intense Emphasis" w:uiPriority="21" w:qFormat="1"/>
+    <w:lsdException w:name="Subtle Reference" w:uiPriority="31" w:qFormat="1"/>
+    <w:lsdException w:name="Intense Reference" w:uiPriority="32" w:qFormat="1"/>
+    <w:lsdException w:name="Book Title" w:uiPriority="33" w:qFormat="1"/>
+    <w:lsdException w:name="Bibliography" w:semiHidden="1" w:uiPriority="37" w:unhideWhenUsed="1"/>
+    <w:lsdException w:name="TOC Heading" w:semiHidden="1" w:uiPriority="39" w:unhideWhenUsed="1" w:qFormat="1"/>
+    <w:lsdException w:name="Plain Table 1" w:uiPriority="41"/>
+    <w:lsdException w:name="Plain Table 2" w:uiPriority="42"/>
+    <w:lsdException w:name="Plain Table 3" w:uiPriority="43"/>
+    <w:lsdException w:name="Plain Table 4" w:uiPriority="44"/>
+    <w:lsdException w:name="Plain Table 5" w:uiPriority="45"/>
+    <w:lsdException w:name="Grid Table Light" w:uiPriority="40"/>
+    <w:lsdException w:name="Grid Table 1 Light" w:uiPriority="46"/>
+    <w:lsdException w:name="Grid Table 2" w:uiPriority="47"/>
+    <w:lsdException w:name="Grid Table 3" w:uiPriority="48"/>
+    <w:lsdException w:name="Grid Table 4" w:uiPriority="49"/>
+    <w:lsdException w:name="Grid Table 5 Dark" w:uiPriority="50"/>
+    <w:lsdException w:name="Grid Table 6 Colorful" w:uiPriority="51"/>
+    <w:lsdException w:name="Grid Table 7 Colorful" w:uiPriority="52"/>
+    <w:lsdException w:name="Grid Table 1 Light Accent 1" w:uiPriority="46"/>
+    <w:lsdException w:name="Grid Table 2 Accent 1" w:uiPriority="47"/>
+    <w:lsdException w:name="Grid Table 3 Accent 1" w:uiPriority="48"/>
+    <w:lsdException w:name="Grid Table 4 Accent 1" w:uiPriority="49"/>
+    <w:lsdException w:name="Grid Table 5 Dark Accent 1" w:uiPriority="50"/>
+    <w:lsdException w:name="Grid Table 6 Colorful Accent 1" w:uiPriority="51"/>
+    <w:lsdException w:name="Grid Table 7 Colorful Accent 1" w:uiPriority="52"/>
+    <w:lsdException w:name="Grid Table 1 Light Accent 2" w:uiPriority="46"/>
+    <w:lsdException w:name="Grid Table 2 Accent 2" w:uiPriority="47"/>
+    <w:lsdException w:name="Grid Table 3 Accent 2" w:uiPriority="48"/>
+    <w:lsdException w:name="Grid Table 4 Accent 2" w:uiPriority="49"/>
+    <w:lsdException w:name="Grid Table 5 Dark Accent 2" w:uiPriority="50"/>
+    <w:lsdException w:name="Grid Table 6 Colorful Accent 2" w:uiPriority="51"/>
+    <w:lsdException w:name="Grid Table 7 Colorful Accent 2" w:uiPriority="52"/>
+    <w:lsdException w:name="Grid Table 1 Light Accent 3" w:uiPriority="46"/>
+    <w:lsdException w:name="Grid Table 2 Accent 3" w:uiPriority="47"/>
+    <w:lsdException w:name="Grid Table 3 Accent 3" w:uiPriority="48"/>
+    <w:lsdException w:name="Grid Table 4 Accent 3" w:uiPriority="49"/>
+    <w:lsdException w:name="Grid Table 5 Dark Accent 3" w:uiPriority="50"/>
+    <w:lsdException w:name="Grid Table 6 Colorful Accent 3" w:uiPriority="51"/>
+    <w:lsdException w:name="Grid Table 7 Colorful Accent 3" w:uiPriority="52"/>
+    <w:lsdException w:name="Grid Table 1 Light Accent 4" w:uiPriority="46"/>
+    <w:lsdException w:name="Grid Table 2 Accent 4" w:uiPriority="47"/>
+    <w:lsdException w:name="Grid Table 3 Accent 4" w:uiPriority="48"/>
+    <w:lsdException w:name="Grid Table 4 Accent 4" w:uiPriority="49"/>
+    <w:lsdException w:name="Grid Table 5 Dark Accent 4" w:uiPriority="50"/>
+    <w:lsdException w:name="Grid Table 6 Colorful Accent 4" w:uiPriority="51"/>
+    <w:lsdException w:name="Grid Table 7 Colorful Accent 4" w:uiPriority="52"/>
+    <w:lsdException w:name="Grid Table 1 Light Accent 5" w:uiPriority="46"/>
+    <w:lsdException w:name="Grid Table 2 Accent 5" w:uiPriority="47"/>
+    <w:lsdException w:name="Grid Table 3 Accent 5" w:uiPriority="48"/>
+    <w:lsdException w:name="Grid Table 4 Accent 5" w:uiPriority="49"/>
+    <w:lsdException w:name="Grid Table 5 Dark Accent 5" w:uiPriority="50"/>
+    <w:lsdException w:name="Grid Table 6 Colorful Accent 5" w:uiPriority="51"/>
+    <w:lsdException w:name="Grid Table 7 Colorful Accent 5" w:uiPriority="52"/>
+    <w:lsdException w:name="Grid Table 1 Light Accent 6" w:uiPriority="46"/>
+    <w:lsdException w:name="Grid Table 2 Accent 6" w:uiPriority="47"/>
+    <w:lsdException w:name="Grid Table 3 Accent 6" w:uiPriority="48"/>
+    <w:lsdException w:name="Grid Table 4 Accent 6" w:uiPriority="49"/>
+    <w:lsdException w:name="Grid Table 5 Dark Accent 6" w:uiPriority="50"/>
+    <w:lsdException w:name="Grid Table 6 Colorful Accent 6" w:uiPriority="51"/>
+    <w:lsdException w:name="Grid Table 7 Colorful Accent 6" w:uiPriority="52"/>
+    <w:lsdException w:name="List Table 1 Light" w:uiPriority="46"/>
+    <w:lsdException w:name="List Table 2" w:uiPriority="47"/>
+    <w:lsdException w:name="List Table 3" w:uiPriority="48"/>
+    <w:lsdException w:name="List Table 4" w:uiPriority="49"/>
+    <w:lsdException w:name="List Table 5 Dark" w:uiPriority="50"/>
+    <w:lsdException w:name="List Table 6 Colorful" w:uiPriority="51"/>
+    <w:lsdException w:name="List Table 7 Colorful" w:uiPriority="52"/>
+    <w:lsdException w:name="List Table 1 Light Accent 1" w:uiPriority="46"/>
+    <w:lsdException w:name="List Table 2 Accent 1" w:uiPriority="47"/>
+    <w:lsdException w:name="List Table 3 Accent 1" w:uiPriority="48"/>
+    <w:lsdException w:name="List Table 4 Accent 1" w:uiPriority="49"/>
+    <w:lsdException w:name="List Table 5 Dark Accent 1" w:uiPriority="50"/>
+    <w:lsdException w:name="List Table 6 Colorful Accent 1" w:uiPriority="51"/>
+    <w:lsdException w:name="List Table 7 Colorful Accent 1" w:uiPriority="52"/>
+    <w:lsdException w:name="List Table 1 Light Accent 2" w:uiPriority="46"/>
+    <w:lsdException w:name="List Table 2 Accent 2" w:uiPriority="47"/>
+    <w:lsdException w:name="List Table 3 Accent 2" w:uiPriority="48"/>
+    <w:lsdException w:name="List Table 4 Accent 2" w:uiPriority="49"/>
+    <w:lsdException w:name="List Table 5 Dark Accent 2" w:uiPriority="50"/>
+    <w:lsdException w:name="List Table 6 Colorful Accent 2" w:uiPriority="51"/>
+    <w:lsdException w:name="List Table 7 Colorful Accent 2" w:uiPriority="52"/>
+    <w:lsdException w:name="List Table 1 Light Accent 3" w:uiPriority="46"/>
+    <w:lsdException w:name="List Table 2 Accent 3" w:uiPriority="47"/>
+    <w:lsdException w:name="List Table 3 Accent 3" w:uiPriority="48"/>
+    <w:lsdException w:name="List Table 4 Accent 3" w:uiPriority="49"/>
+    <w:lsdException w:name="List Table 5 Dark Accent 3" w:uiPriority="50"/>
+    <w:lsdException w:name="List Table 6 Colorful Accent 3" w:uiPriority="51"/>
+    <w:lsdException w:name="List Table 7 Colorful Accent 3" w:uiPriority="52"/>
+    <w:lsdException w:name="List Table 1 Light Accent 4" w:uiPriority="46"/>
+    <w:lsdException w:name="List Table 2 Accent 4" w:uiPriority="47"/>
+    <w:lsdException w:name="List Table 3 Accent 4" w:uiPriority="48"/>
+    <w:lsdException w:name="List Table 4 Accent 4" w:uiPriority="49"/>
+    <w:lsdException w:name="List Table 5 Dark Accent 4" w:uiPriority="50"/>
+    <w:lsdException w:name="List Table 6 Colorful Accent 4" w:uiPriority="51"/>
+    <w:lsdException w:name="List Table 7 Colorful Accent 4" w:uiPriority="52"/>
+    <w:lsdException w:name="List Table 1 Light Accent 5" w:uiPriority="46"/>
+    <w:lsdException w:name="List Table 2 Accent 5" w:uiPriority="47"/>
+    <w:lsdException w:name="List Table 3 Accent 5" w:uiPriority="48"/>
+    <w:lsdException w:name="List Table 4 Accent 5" w:uiPriority="49"/>
+    <w:lsdException w:name="List Table 5 Dark Accent 5" w:uiPriority="50"/>
+    <w:lsdException w:name="List Table 6 Colorful Accent 5" w:uiPriority="51"/>
+    <w:lsdException w:name="List Table 7 Colorful Accent 5" w:uiPriority="52"/>
+    <w:lsdException w:name="List Table 1 Light Accent 6" w:uiPriority="46"/>
+    <w:lsdException w:name="List Table 2 Accent 6" w:uiPriority="47"/>
+    <w:lsdException w:name="List Table 3 Accent 6" w:uiPriority="48"/>
+    <w:lsdException w:name="List Table 4 Accent 6" w:uiPriority="49"/>
+    <w:lsdException w:name="List Table 5 Dark Accent 6" w:uiPriority="50"/>
+    <w:lsdException w:name="List Table 6 Colorful Accent 6" w:uiPriority="51"/>
+    <w:lsdException w:name="List Table 7 Colorful Accent 6" w:uiPriority="52"/>
+    <w:lsdException w:name="Mention" w:semiHidden="1" w:unhideWhenUsed="1"/>
+    <w:lsdException w:name="Smart Hyperlink" w:semiHidden="1" w:unhideWhenUsed="1"/>
+    <w:lsdException w:name="Hashtag" w:semiHidden="1" w:unhideWhenUsed="1"/>
+    <w:lsdException w:name="Unresolved Mention" w:semiHidden="1" w:unhideWhenUsed="1"/>
+    <w:lsdException w:name="Smart Link" w:semiHidden="1" w:unhideWhenUsed="1"/>
+  </w:latentStyles>
+  <w:style w:type="paragraph" w:default="1" w:styleId="Normal">
+    <w:name w:val="Normal"/>
+    <w:qFormat/>
+  </w:style>
+  <w:style w:type="character" w:default="1" w:styleId="Fuentedeprrafopredeter">
+    <w:name w:val="Default Paragraph Font"/>
+    <w:uiPriority w:val="1"/>
+    <w:semiHidden/>
+    <w:unhideWhenUsed/>
+  </w:style>
+  <w:style w:type="table" w:default="1" w:styleId="Tablanormal">
+    <w:name w:val="Normal Table"/>
+    <w:uiPriority w:val="99"/>
+    <w:semiHidden/>
+    <w:unhideWhenUsed/>
+    <w:tblPr>
+      <w:tblInd w:w="0" w:type="dxa"/>
+      <w:tblCellMar>
+        <w:top w:w="0" w:type="dxa"/>
+        <w:left w:w="108" w:type="dxa"/>
+        <w:bottom w:w="0" w:type="dxa"/>
+        <w:right w:w="108" w:type="dxa"/>
+      </w:tblCellMar>
+    </w:tblPr>
+  </w:style>
+  <w:style w:type="numbering" w:default="1" w:styleId="Sinlista">
+    <w:name w:val="No List"/>
+    <w:uiPriority w:val="99"/>
+    <w:semiHidden/>
+    <w:unhideWhenUsed/>
+  </w:style>
+  <w:style w:type="paragraph" w:customStyle="1" w:styleId="1B9C8BD5AC7A402591C1BAF0419B9279">
+    <w:name w:val="1B9C8BD5AC7A402591C1BAF0419B9279"/>
+    <w:rsid w:val="0046233D"/>
+  </w:style>
+  <w:style w:type="paragraph" w:customStyle="1" w:styleId="D03F2A30950042CCBFA305B3E446611E">
+    <w:name w:val="D03F2A30950042CCBFA305B3E446611E"/>
+    <w:rsid w:val="0046233D"/>
+  </w:style>
+  <w:style w:type="paragraph" w:customStyle="1" w:styleId="2ED26790D2EB4E3E99B6966EC948CA8C">
+    <w:name w:val="2ED26790D2EB4E3E99B6966EC948CA8C"/>
+    <w:rsid w:val="0046233D"/>
+  </w:style>
+  <w:style w:type="paragraph" w:customStyle="1" w:styleId="6AC283CCC8AF4F498913DBBF91D53E65">
+    <w:name w:val="6AC283CCC8AF4F498913DBBF91D53E65"/>
+    <w:rsid w:val="0046233D"/>
+  </w:style>
+</w:styles>
+</file>
+
+<file path=word/glossary/webSettings.xml><?xml version="1.0" encoding="utf-8"?>
+<w:webSettings xmlns:mc="http://schemas.openxmlformats.org/markup-compatibility/2006" xmlns:r="http://schemas.openxmlformats.org/officeDocument/2006/relationships" xmlns:w="http://schemas.openxmlformats.org/wordprocessingml/2006/main" xmlns:w14="http://schemas.microsoft.com/office/word/2010/wordml" xmlns:w15="http://schemas.microsoft.com/office/word/2012/wordml" xmlns:w16cex="http://schemas.microsoft.com/office/word/2018/wordml/cex" xmlns:w16cid="http://schemas.microsoft.com/office/word/2016/wordml/cid" xmlns:w16="http://schemas.microsoft.com/office/word/2018/wordml" xmlns:w16du="http://schemas.microsoft.com/office/word/2023/wordml/word16du" xmlns:w16sdtdh="http://schemas.microsoft.com/office/word/2020/wordml/sdtdatahash" xmlns:w16sdtfl="http://schemas.microsoft.com/office/word/2024/wordml/sdtformatlock" xmlns:w16se="http://schemas.microsoft.com/office/word/2015/wordml/symex" mc:Ignorable="w14 w15 w16se w16cid w16 w16cex w16sdtdh w16sdtfl w16du">
+  <w:optimizeForBrowser/>
+  <w:allowPNG/>
+</w:webSettings>
 </file>
 
 <file path=word/theme/theme1.xml><?xml version="1.0" encoding="utf-8"?>
@@ -14468,7 +18448,8 @@
 
 <file path=customXml/item1.xml><?xml version="1.0" encoding="utf-8"?>
 <CoverPageProperties xmlns="http://schemas.microsoft.com/office/2006/coverPageProps">
-  <PublishDate>Subdirección de Evaluación de Resultados de Aprendizaje - Subdirección de Diseño Instruccional</PublishDate>
+  <PublishDate>Subdirección de 
+</PublishDate>
   <Abstract/>
   <CompanyAddress/>
   <CompanyPhone/>
@@ -14478,16 +18459,25 @@
 </file>
 
 <file path=customXml/item2.xml><?xml version="1.0" encoding="utf-8"?>
-<b:Sources xmlns:b="http://schemas.openxmlformats.org/officeDocument/2006/bibliography" xmlns="http://schemas.openxmlformats.org/officeDocument/2006/bibliography" SelectedStyle="\APASixthEditionOfficeOnline.xsl" StyleName="APA" Version="6"/>
-</file>
-
-<file path=customXml/item3.xml><?xml version="1.0" encoding="utf-8"?>
 <p:properties xmlns:p="http://schemas.microsoft.com/office/2006/metadata/properties" xmlns:xsi="http://www.w3.org/2001/XMLSchema-instance" xmlns:pc="http://schemas.microsoft.com/office/infopath/2007/PartnerControls">
   <documentManagement/>
 </p:properties>
 </file>
 
+<file path=customXml/item3.xml><?xml version="1.0" encoding="utf-8"?>
+<b:Sources xmlns:b="http://schemas.openxmlformats.org/officeDocument/2006/bibliography" xmlns="http://schemas.openxmlformats.org/officeDocument/2006/bibliography" SelectedStyle="\APASixthEditionOfficeOnline.xsl" StyleName="APA" Version="6"/>
+</file>
+
 <file path=customXml/item4.xml><?xml version="1.0" encoding="utf-8"?>
+<?mso-contentType ?>
+<FormTemplates xmlns="http://schemas.microsoft.com/sharepoint/v3/contenttype/forms">
+  <Display>DocumentLibraryForm</Display>
+  <Edit>DocumentLibraryForm</Edit>
+  <New>DocumentLibraryForm</New>
+</FormTemplates>
+</file>
+
+<file path=customXml/item5.xml><?xml version="1.0" encoding="utf-8"?>
 <ct:contentTypeSchema xmlns:ct="http://schemas.microsoft.com/office/2006/metadata/contentType" xmlns:ma="http://schemas.microsoft.com/office/2006/metadata/properties/metaAttributes" ct:_="" ma:_="" ma:contentTypeName="Documento" ma:contentTypeID="0x010100E96778489EE7714D8BD12CC105EB918B" ma:contentTypeVersion="2" ma:contentTypeDescription="Crear nuevo documento." ma:contentTypeScope="" ma:versionID="416c5c7ae9b5d54d83875cd3c65194e3">
   <xsd:schema xmlns:xsd="http://www.w3.org/2001/XMLSchema" xmlns:xs="http://www.w3.org/2001/XMLSchema" xmlns:p="http://schemas.microsoft.com/office/2006/metadata/properties" xmlns:ns2="126e8a1c-9ea9-435a-ac89-d06c80d62e30" targetNamespace="http://schemas.microsoft.com/office/2006/metadata/properties" ma:root="true" ma:fieldsID="70a237c842677bd850644f8595079f5e" ns2:_="">
     <xsd:import namespace="126e8a1c-9ea9-435a-ac89-d06c80d62e30"/>
@@ -14619,15 +18609,6 @@
 </ct:contentTypeSchema>
 </file>
 
-<file path=customXml/item5.xml><?xml version="1.0" encoding="utf-8"?>
-<?mso-contentType ?>
-<FormTemplates xmlns="http://schemas.microsoft.com/sharepoint/v3/contenttype/forms">
-  <Display>DocumentLibraryForm</Display>
-  <Edit>DocumentLibraryForm</Edit>
-  <New>DocumentLibraryForm</New>
-</FormTemplates>
-</file>
-
 <file path=customXml/itemProps1.xml><?xml version="1.0" encoding="utf-8"?>
 <ds:datastoreItem xmlns:ds="http://schemas.openxmlformats.org/officeDocument/2006/customXml" ds:itemID="{55AF091B-3C7A-41E3-B477-F2FDAA23CFDA}">
   <ds:schemaRefs>
@@ -14637,14 +18618,6 @@
 </file>
 
 <file path=customXml/itemProps2.xml><?xml version="1.0" encoding="utf-8"?>
-<ds:datastoreItem xmlns:ds="http://schemas.openxmlformats.org/officeDocument/2006/customXml" ds:itemID="{028C5B15-B524-4B7C-9DF0-F573AFD0F54E}">
-  <ds:schemaRefs>
-    <ds:schemaRef ds:uri="http://schemas.openxmlformats.org/officeDocument/2006/bibliography"/>
-  </ds:schemaRefs>
-</ds:datastoreItem>
-</file>
-
-<file path=customXml/itemProps3.xml><?xml version="1.0" encoding="utf-8"?>
 <ds:datastoreItem xmlns:ds="http://schemas.openxmlformats.org/officeDocument/2006/customXml" ds:itemID="{5B7B5873-BEF7-4EF9-B783-7B50266FE496}">
   <ds:schemaRefs>
     <ds:schemaRef ds:uri="http://schemas.microsoft.com/office/2006/metadata/properties"/>
@@ -14653,7 +18626,23 @@
 </ds:datastoreItem>
 </file>
 
+<file path=customXml/itemProps3.xml><?xml version="1.0" encoding="utf-8"?>
+<ds:datastoreItem xmlns:ds="http://schemas.openxmlformats.org/officeDocument/2006/customXml" ds:itemID="{028C5B15-B524-4B7C-9DF0-F573AFD0F54E}">
+  <ds:schemaRefs>
+    <ds:schemaRef ds:uri="http://schemas.openxmlformats.org/officeDocument/2006/bibliography"/>
+  </ds:schemaRefs>
+</ds:datastoreItem>
+</file>
+
 <file path=customXml/itemProps4.xml><?xml version="1.0" encoding="utf-8"?>
+<ds:datastoreItem xmlns:ds="http://schemas.openxmlformats.org/officeDocument/2006/customXml" ds:itemID="{4EF1E242-F579-4982-B8CC-2FBF33737424}">
+  <ds:schemaRefs>
+    <ds:schemaRef ds:uri="http://schemas.microsoft.com/sharepoint/v3/contenttype/forms"/>
+  </ds:schemaRefs>
+</ds:datastoreItem>
+</file>
+
+<file path=customXml/itemProps5.xml><?xml version="1.0" encoding="utf-8"?>
 <ds:datastoreItem xmlns:ds="http://schemas.openxmlformats.org/officeDocument/2006/customXml" ds:itemID="{14D1F39E-8B56-417C-B337-6A9061C37D5D}">
   <ds:schemaRefs>
     <ds:schemaRef ds:uri="http://schemas.microsoft.com/office/2006/metadata/contentType"/>
@@ -14669,12 +18658,4 @@
     <ds:schemaRef ds:uri="http://schemas.microsoft.com/internal/obd"/>
   </ds:schemaRefs>
 </ds:datastoreItem>
-</file>
-
-<file path=customXml/itemProps5.xml><?xml version="1.0" encoding="utf-8"?>
-<ds:datastoreItem xmlns:ds="http://schemas.openxmlformats.org/officeDocument/2006/customXml" ds:itemID="{4EF1E242-F579-4982-B8CC-2FBF33737424}">
-  <ds:schemaRefs>
-    <ds:schemaRef ds:uri="http://schemas.microsoft.com/sharepoint/v3/contenttype/forms"/>
-  </ds:schemaRefs>
-</ds:datastoreItem>
 </file>